--- a/Resources/REACT_Architecture.docx
+++ b/Resources/REACT_Architecture.docx
@@ -58,7 +58,31 @@
         <w:rPr>
           <w:sz w:val="20"/>
         </w:rPr>
-        <w:t>REACT never communicates with Garmin directly. Data flows through Fitabase and is ingested by Celery periodic tasks running against the Django backend.</w:t>
+        <w:t>REACT is a Just-In-Time Adaptive Intervention (JITAI) mHealth platform built for University of Florida football fans. It collects physiological data from Garmin wearables via Labfront, captures in-app behavioral signals from the React Native mobile app, administers Ecological Momentary Assessment (EMA) surveys, and delivers personalized behavioral nudges via push notification when a participant is in a high-risk or emotionally volatile state during game windows.</w:t>
+      </w:r>
+    </w:p>
+    <w:p>
+      <w:r>
+        <w:rPr>
+          <w:sz w:val="20"/>
+        </w:rPr>
+        <w:t>REACT never communicates with Garmin directly. Labfront sits between Garmin Health API and REACT, handling all device OAuth enrollment, continuous data collection, and structured export. REACT’s only integration surface with Labfront is a single study-level API key (stored as a server environment variable) and a per-participant labfront_participant_id stored in the wearable_device table. No Garmin OAuth tokens ever enter the Django database.</w:t>
+      </w:r>
+    </w:p>
+    <w:p>
+      <w:r>
+        <w:rPr>
+          <w:sz w:val="20"/>
+        </w:rPr>
+        <w:t>The backend is Django REST + PostgreSQL, deployed on Heroku. All background work — wearable polling, JITAI evaluation, and notification dispatch — runs as Celery tasks brokered through Redis. Celery Beat schedules recurring tasks; Celery Worker executes them. Both run as separate Heroku dynos sharing the same Redis broker. The mobile frontend is React Native (Expo), which communicates with the Django REST API over HTTPS and receives push notifications via Expo Push → Firebase (Android) / APNs (iOS).</w:t>
+      </w:r>
+    </w:p>
+    <w:p>
+      <w:r>
+        <w:rPr>
+          <w:sz w:val="20"/>
+        </w:rPr>
+        <w:t>Data enters REACT through two distinct paths: (1) the wearable pipeline, which is pull-based — Celery polls Labfront on a schedule; and (2) the phone telemetry pipeline, which is push-based — the React Native app POSTs events to the Django REST API in real time as the participant interacts with the compose surface. These two streams are kept in separate tables by design and should never be conflated in naming or analysis.</w:t>
       </w:r>
     </w:p>
     <w:p/>
@@ -146,7 +170,7 @@
               <w:rPr>
                 <w:sz w:val="17"/>
               </w:rPr>
-              <w:t>Garmin Vivoactive 6</w:t>
+              <w:t>Garmin Venu 3</w:t>
             </w:r>
           </w:p>
         </w:tc>
@@ -189,7 +213,7 @@
               <w:rPr>
                 <w:sz w:val="17"/>
               </w:rPr>
-              <w:t>Fitabase</w:t>
+              <w:t>Labfront</w:t>
             </w:r>
           </w:p>
         </w:tc>
@@ -203,7 +227,7 @@
               <w:rPr>
                 <w:sz w:val="17"/>
               </w:rPr>
-              <w:t>Buffers and re-exposes Garmin data via REST API. Holds the study roster; REACT stores only the fitabase_participant_id per participant — never Garmin OAuth tokens.</w:t>
+              <w:t>Buffers and re-exposes Garmin data via REST API. Holds the study roster; REACT stores only the labfront_participant_id per participant — never Garmin OAuth tokens.</w:t>
             </w:r>
           </w:p>
         </w:tc>
@@ -244,7 +268,7 @@
               <w:rPr>
                 <w:sz w:val="17"/>
               </w:rPr>
-              <w:t>Polls Fitabase API every 2–3 min during game windows. Writes HeartRateSample (15-sec HR), StressSample (3-min epochs), and SleepSummary rows to PostgreSQL.</w:t>
+              <w:t>Polls Labfront API every 2–3 min during game windows. Writes HeartRateSample (15-sec HR), StressSample (3-min epochs), and SleepSummary rows to PostgreSQL.</w:t>
             </w:r>
           </w:p>
         </w:tc>
@@ -414,7 +438,7 @@
               <w:rPr>
                 <w:sz w:val="17"/>
               </w:rPr>
-              <w:t>PI/RA monitors EMA completion rates, JITAI delivery/interaction rates, and telemetry trends. CSV export available on all views. Fitabase's own dashboard handles device compliance (battery, sync gaps).</w:t>
+              <w:t>PI/RA monitors EMA completion rates, JITAI delivery/interaction rates, and telemetry trends. CSV export available on all views. Labfront's own dashboard handles device compliance (battery, sync gaps).</w:t>
             </w:r>
           </w:p>
         </w:tc>
@@ -434,7 +458,79 @@
         <w:rPr>
           <w:sz w:val="20"/>
         </w:rPr>
-        <w:t>Mean Square Successive Difference quantifies within-person emotional volatility by averaging the squared differences between consecutive EMA responses (mood, stress, energy). High MSSD indicates rapid fluctuation and is the primary signal driving JITAI trigger decisions.</w:t>
+        <w:t>Mean Square Successive Difference (MSSD) quantifies within-person emotional volatility by averaging the squared differences between consecutive EMA responses (mood, stress, energy). For example, if a participant reports mood scores of 6, 2, 7, 1 across four EMA responses, the successive differences are (6-2)²=16, (2-7)²=25, (7-1)²=36, giving an MSSD of (16+25+36)/3 = 25.67. A stable participant scoring 4, 5, 4, 5 would yield an MSSD of 1.0. High MSSD indicates rapid emotional fluctuation and is the primary signal driving JITAI trigger decisions. MSSD is computed per-participant at evaluation time by Celia’s decision engine (decision_engine.py) and stored in jitai_log.observed_mssd. It is never stored directly on the ema table — it is a derived metric, not a raw measurement.</w:t>
+      </w:r>
+    </w:p>
+    <w:p>
+      <w:r>
+        <w:rPr>
+          <w:b/>
+          <w:color w:val="003387"/>
+          <w:sz w:val="20"/>
+        </w:rPr>
+        <w:t xml:space="preserve">What are Compose Churn Signals?  </w:t>
+      </w:r>
+      <w:r>
+        <w:rPr>
+          <w:sz w:val="20"/>
+        </w:rPr>
+        <w:t>Compose churn signals are behavioral dysregulation markers captured from the in-app compose surface — the screen where participants type responses or interact with content during game windows. Unlike wearable signals (which measure physiology) or EMA responses (which measure self-reported mood), compose churn signals measure how a participant is interacting with the app itself at a micro-behavioral level.</w:t>
+      </w:r>
+    </w:p>
+    <w:p>
+      <w:r>
+        <w:rPr>
+          <w:sz w:val="20"/>
+        </w:rPr>
+        <w:t>The core dysregulation hypothesis is that emotionally dysregulated participants exhibit distinctive typing behavior: they start drafts and abandon them (draft_deleted), they type and delete more than usual (high keystroke_count and delete_count relative to submission length), and their response latency is elevated (latency_ms). These patterns mirror findings from affective computing research linking motor impulsivity and ruminative behavior to emotional dysregulation.</w:t>
+      </w:r>
+    </w:p>
+    <w:p>
+      <w:r>
+        <w:rPr>
+          <w:sz w:val="20"/>
+        </w:rPr>
+        <w:t>Three primary churn signals are captured in the phone_telemetry table’s metadata JSONB field on draft events:</w:t>
+      </w:r>
+    </w:p>
+    <w:p>
+      <w:r>
+        <w:rPr>
+          <w:sz w:val="20"/>
+        </w:rPr>
+        <w:t>(1) keystroke_count — the total number of keystrokes recorded during a single compose session (from draft_started to draft_submitted or draft_deleted). A high keystroke count relative to the submitted text length indicates the participant typed, deleted, and retyped significantly, which is a churn signal.</w:t>
+      </w:r>
+    </w:p>
+    <w:p>
+      <w:r>
+        <w:rPr>
+          <w:sz w:val="20"/>
+        </w:rPr>
+        <w:t>(2) delete_count — the number of delete/backspace keystrokes recorded during the compose session. Elevated delete_count independent of keystroke_count (e.g. the participant repeatedly wrote and erased the same content) is a stronger dysregulation signal than overall keystroke volume alone.</w:t>
+      </w:r>
+    </w:p>
+    <w:p>
+      <w:r>
+        <w:rPr>
+          <w:sz w:val="20"/>
+        </w:rPr>
+        <w:t>(3) time_on_compose — the elapsed time between draft_started and draft_submitted or draft_deleted. This is NOT stored as a column; it is derived at analysis time by diffing the occurred_at timestamps of the paired draft_started and draft_submitted/draft_deleted events sharing the same session_id. Storing it redundantly would violate single-source-of-truth.</w:t>
+      </w:r>
+    </w:p>
+    <w:p>
+      <w:r>
+        <w:rPr>
+          <w:sz w:val="20"/>
+        </w:rPr>
+        <w:t>How the React Native app captures these signals: the compose screen attaches an onKeyPress handler that increments a local keystroke counter and a local delete counter (detecting Backspace key events). On draft_started (when the text input receives focus), the app fires a POST to /telemetry/phone/ with event_type=draft_started and metadata={keystroke_count:0, delete_count:0}. On draft_submitted or draft_deleted, the app fires a second POST with the final accumulated counts. The server never receives the actual text content — only the counts. This is enforced by a Django model-layer validator that rejects any metadata payload containing string values longer than 50 characters, preventing accidental text leakage (IRB constraint).</w:t>
+      </w:r>
+    </w:p>
+    <w:p>
+      <w:r>
+        <w:rPr>
+          <w:sz w:val="20"/>
+        </w:rPr>
+        <w:t>posting_burst (a pattern where a participant submits multiple drafts in rapid succession) is NOT an event type in phone_telemetry. It is a derived analytical pattern computed at research time from a sliding window over draft_submitted timestamps. Letting the client decide what constitutes a burst would introduce inconsistency across participants and devices. Researchers define the burst window (e.g. 3 submissions within 90 seconds) in their analysis scripts, not in the data model.</w:t>
       </w:r>
     </w:p>
     <w:p/>
@@ -810,7 +906,7 @@
               <w:rPr>
                 <w:sz w:val="17"/>
               </w:rPr>
-              <w:t>Register Fitabase participant ID on enrollment</w:t>
+              <w:t>Register Labfront participant ID on enrollment</w:t>
             </w:r>
           </w:p>
         </w:tc>
@@ -1151,6 +1247,91 @@
                 <w:sz w:val="17"/>
               </w:rPr>
               <w:t>Fetch recent stress samples (dashboard)</w:t>
+            </w:r>
+          </w:p>
+        </w:tc>
+      </w:tr>
+      <w:tr>
+        <w:tc>
+          <w:tcPr>
+            <w:tcW w:type="dxa" w:w="3249"/>
+            <w:shd w:val="clear" w:color="auto" w:fill="EEF2FA"/>
+          </w:tcPr>
+          <w:p>
+            <w:r>
+              <w:rPr>
+                <w:sz w:val="17"/>
+              </w:rPr>
+              <w:t>POST</w:t>
+            </w:r>
+          </w:p>
+        </w:tc>
+        <w:tc>
+          <w:tcPr>
+            <w:tcW w:type="dxa" w:w="3249"/>
+            <w:shd w:val="clear" w:color="auto" w:fill="EEF2FA"/>
+          </w:tcPr>
+          <w:p>
+            <w:r>
+              <w:rPr>
+                <w:sz w:val="17"/>
+              </w:rPr>
+              <w:t>/telemetry/phone/</w:t>
+            </w:r>
+          </w:p>
+        </w:tc>
+        <w:tc>
+          <w:tcPr>
+            <w:tcW w:type="dxa" w:w="3249"/>
+            <w:shd w:val="clear" w:color="auto" w:fill="EEF2FA"/>
+          </w:tcPr>
+          <w:p>
+            <w:r>
+              <w:rPr>
+                <w:sz w:val="17"/>
+              </w:rPr>
+              <w:t>Ingest compose surface event from mobile app</w:t>
+            </w:r>
+          </w:p>
+        </w:tc>
+      </w:tr>
+      <w:tr>
+        <w:tc>
+          <w:tcPr>
+            <w:tcW w:type="dxa" w:w="3249"/>
+          </w:tcPr>
+          <w:p>
+            <w:r>
+              <w:rPr>
+                <w:sz w:val="17"/>
+              </w:rPr>
+              <w:t>POST</w:t>
+            </w:r>
+          </w:p>
+        </w:tc>
+        <w:tc>
+          <w:tcPr>
+            <w:tcW w:type="dxa" w:w="3249"/>
+          </w:tcPr>
+          <w:p>
+            <w:r>
+              <w:rPr>
+                <w:sz w:val="17"/>
+              </w:rPr>
+              <w:t>/telemetry/engagement/</w:t>
+            </w:r>
+          </w:p>
+        </w:tc>
+        <w:tc>
+          <w:tcPr>
+            <w:tcW w:type="dxa" w:w="3249"/>
+          </w:tcPr>
+          <w:p>
+            <w:r>
+              <w:rPr>
+                <w:sz w:val="17"/>
+              </w:rPr>
+              <w:t>Ingest EMA / notification engagement event from mobile app</w:t>
             </w:r>
           </w:p>
         </w:tc>
@@ -1513,212 +1694,6 @@
         <w:tc>
           <w:tcPr>
             <w:tcW w:type="dxa" w:w="3249"/>
-          </w:tcPr>
-          <w:p>
-            <w:r>
-              <w:rPr>
-                <w:sz w:val="17"/>
-              </w:rPr>
-              <w:t>height_feet</w:t>
-            </w:r>
-          </w:p>
-        </w:tc>
-        <w:tc>
-          <w:tcPr>
-            <w:tcW w:type="dxa" w:w="3249"/>
-          </w:tcPr>
-          <w:p>
-            <w:r>
-              <w:rPr>
-                <w:sz w:val="17"/>
-              </w:rPr>
-              <w:t>VARCHAR(10)</w:t>
-            </w:r>
-          </w:p>
-        </w:tc>
-        <w:tc>
-          <w:tcPr>
-            <w:tcW w:type="dxa" w:w="3249"/>
-          </w:tcPr>
-          <w:p>
-            <w:r>
-              <w:rPr>
-                <w:sz w:val="17"/>
-              </w:rPr>
-            </w:r>
-          </w:p>
-        </w:tc>
-      </w:tr>
-      <w:tr>
-        <w:tc>
-          <w:tcPr>
-            <w:tcW w:type="dxa" w:w="3249"/>
-            <w:shd w:val="clear" w:color="auto" w:fill="EEF2FA"/>
-          </w:tcPr>
-          <w:p>
-            <w:r>
-              <w:rPr>
-                <w:sz w:val="17"/>
-              </w:rPr>
-              <w:t>height_inches</w:t>
-            </w:r>
-          </w:p>
-        </w:tc>
-        <w:tc>
-          <w:tcPr>
-            <w:tcW w:type="dxa" w:w="3249"/>
-            <w:shd w:val="clear" w:color="auto" w:fill="EEF2FA"/>
-          </w:tcPr>
-          <w:p>
-            <w:r>
-              <w:rPr>
-                <w:sz w:val="17"/>
-              </w:rPr>
-              <w:t>VARCHAR(10)</w:t>
-            </w:r>
-          </w:p>
-        </w:tc>
-        <w:tc>
-          <w:tcPr>
-            <w:tcW w:type="dxa" w:w="3249"/>
-            <w:shd w:val="clear" w:color="auto" w:fill="EEF2FA"/>
-          </w:tcPr>
-          <w:p>
-            <w:r>
-              <w:rPr>
-                <w:sz w:val="17"/>
-              </w:rPr>
-            </w:r>
-          </w:p>
-        </w:tc>
-      </w:tr>
-      <w:tr>
-        <w:tc>
-          <w:tcPr>
-            <w:tcW w:type="dxa" w:w="3249"/>
-          </w:tcPr>
-          <w:p>
-            <w:r>
-              <w:rPr>
-                <w:sz w:val="17"/>
-              </w:rPr>
-              <w:t>goal_weight</w:t>
-            </w:r>
-          </w:p>
-        </w:tc>
-        <w:tc>
-          <w:tcPr>
-            <w:tcW w:type="dxa" w:w="3249"/>
-          </w:tcPr>
-          <w:p>
-            <w:r>
-              <w:rPr>
-                <w:sz w:val="17"/>
-              </w:rPr>
-              <w:t>DECIMAL</w:t>
-            </w:r>
-          </w:p>
-        </w:tc>
-        <w:tc>
-          <w:tcPr>
-            <w:tcW w:type="dxa" w:w="3249"/>
-          </w:tcPr>
-          <w:p>
-            <w:r>
-              <w:rPr>
-                <w:sz w:val="17"/>
-              </w:rPr>
-            </w:r>
-          </w:p>
-        </w:tc>
-      </w:tr>
-      <w:tr>
-        <w:tc>
-          <w:tcPr>
-            <w:tcW w:type="dxa" w:w="3249"/>
-            <w:shd w:val="clear" w:color="auto" w:fill="EEF2FA"/>
-          </w:tcPr>
-          <w:p>
-            <w:r>
-              <w:rPr>
-                <w:sz w:val="17"/>
-              </w:rPr>
-              <w:t>goal_to_lose_weight</w:t>
-            </w:r>
-          </w:p>
-        </w:tc>
-        <w:tc>
-          <w:tcPr>
-            <w:tcW w:type="dxa" w:w="3249"/>
-            <w:shd w:val="clear" w:color="auto" w:fill="EEF2FA"/>
-          </w:tcPr>
-          <w:p>
-            <w:r>
-              <w:rPr>
-                <w:sz w:val="17"/>
-              </w:rPr>
-              <w:t>BOOLEAN</w:t>
-            </w:r>
-          </w:p>
-        </w:tc>
-        <w:tc>
-          <w:tcPr>
-            <w:tcW w:type="dxa" w:w="3249"/>
-            <w:shd w:val="clear" w:color="auto" w:fill="EEF2FA"/>
-          </w:tcPr>
-          <w:p>
-            <w:r>
-              <w:rPr>
-                <w:sz w:val="17"/>
-              </w:rPr>
-            </w:r>
-          </w:p>
-        </w:tc>
-      </w:tr>
-      <w:tr>
-        <w:tc>
-          <w:tcPr>
-            <w:tcW w:type="dxa" w:w="3249"/>
-          </w:tcPr>
-          <w:p>
-            <w:r>
-              <w:rPr>
-                <w:sz w:val="17"/>
-              </w:rPr>
-              <w:t>goal_to_feel_better</w:t>
-            </w:r>
-          </w:p>
-        </w:tc>
-        <w:tc>
-          <w:tcPr>
-            <w:tcW w:type="dxa" w:w="3249"/>
-          </w:tcPr>
-          <w:p>
-            <w:r>
-              <w:rPr>
-                <w:sz w:val="17"/>
-              </w:rPr>
-              <w:t>BOOLEAN</w:t>
-            </w:r>
-          </w:p>
-        </w:tc>
-        <w:tc>
-          <w:tcPr>
-            <w:tcW w:type="dxa" w:w="3249"/>
-          </w:tcPr>
-          <w:p>
-            <w:r>
-              <w:rPr>
-                <w:sz w:val="17"/>
-              </w:rPr>
-            </w:r>
-          </w:p>
-        </w:tc>
-      </w:tr>
-      <w:tr>
-        <w:tc>
-          <w:tcPr>
-            <w:tcW w:type="dxa" w:w="3249"/>
             <w:shd w:val="clear" w:color="auto" w:fill="EEF2FA"/>
           </w:tcPr>
           <w:p>
@@ -1900,7 +1875,7 @@
           <w:i/>
           <w:sz w:val="19"/>
         </w:rPr>
-        <w:t>Timestamped snapshots of participant goal progress.</w:t>
+        <w:t>Timestamped participant activity snapshots.</w:t>
       </w:r>
     </w:p>
     <w:tbl>
@@ -2095,132 +2070,6 @@
                 <w:sz w:val="17"/>
               </w:rPr>
               <w:t>auto set on create</w:t>
-            </w:r>
-          </w:p>
-        </w:tc>
-      </w:tr>
-      <w:tr>
-        <w:tc>
-          <w:tcPr>
-            <w:tcW w:type="dxa" w:w="3249"/>
-            <w:shd w:val="clear" w:color="auto" w:fill="EEF2FA"/>
-          </w:tcPr>
-          <w:p>
-            <w:r>
-              <w:rPr>
-                <w:sz w:val="17"/>
-              </w:rPr>
-              <w:t>goal_type</w:t>
-            </w:r>
-          </w:p>
-        </w:tc>
-        <w:tc>
-          <w:tcPr>
-            <w:tcW w:type="dxa" w:w="3249"/>
-            <w:shd w:val="clear" w:color="auto" w:fill="EEF2FA"/>
-          </w:tcPr>
-          <w:p>
-            <w:r>
-              <w:rPr>
-                <w:sz w:val="17"/>
-              </w:rPr>
-              <w:t>VARCHAR(20)</w:t>
-            </w:r>
-          </w:p>
-        </w:tc>
-        <w:tc>
-          <w:tcPr>
-            <w:tcW w:type="dxa" w:w="3249"/>
-            <w:shd w:val="clear" w:color="auto" w:fill="EEF2FA"/>
-          </w:tcPr>
-          <w:p>
-            <w:r>
-              <w:rPr>
-                <w:sz w:val="17"/>
-              </w:rPr>
-            </w:r>
-          </w:p>
-        </w:tc>
-      </w:tr>
-      <w:tr>
-        <w:tc>
-          <w:tcPr>
-            <w:tcW w:type="dxa" w:w="3249"/>
-          </w:tcPr>
-          <w:p>
-            <w:r>
-              <w:rPr>
-                <w:sz w:val="17"/>
-              </w:rPr>
-              <w:t>weight_value</w:t>
-            </w:r>
-          </w:p>
-        </w:tc>
-        <w:tc>
-          <w:tcPr>
-            <w:tcW w:type="dxa" w:w="3249"/>
-          </w:tcPr>
-          <w:p>
-            <w:r>
-              <w:rPr>
-                <w:sz w:val="17"/>
-              </w:rPr>
-              <w:t>DECIMAL</w:t>
-            </w:r>
-          </w:p>
-        </w:tc>
-        <w:tc>
-          <w:tcPr>
-            <w:tcW w:type="dxa" w:w="3249"/>
-          </w:tcPr>
-          <w:p>
-            <w:r>
-              <w:rPr>
-                <w:sz w:val="17"/>
-              </w:rPr>
-            </w:r>
-          </w:p>
-        </w:tc>
-      </w:tr>
-      <w:tr>
-        <w:tc>
-          <w:tcPr>
-            <w:tcW w:type="dxa" w:w="3249"/>
-            <w:shd w:val="clear" w:color="auto" w:fill="EEF2FA"/>
-          </w:tcPr>
-          <w:p>
-            <w:r>
-              <w:rPr>
-                <w:sz w:val="17"/>
-              </w:rPr>
-              <w:t>feel_better_value</w:t>
-            </w:r>
-          </w:p>
-        </w:tc>
-        <w:tc>
-          <w:tcPr>
-            <w:tcW w:type="dxa" w:w="3249"/>
-            <w:shd w:val="clear" w:color="auto" w:fill="EEF2FA"/>
-          </w:tcPr>
-          <w:p>
-            <w:r>
-              <w:rPr>
-                <w:sz w:val="17"/>
-              </w:rPr>
-              <w:t>INT</w:t>
-            </w:r>
-          </w:p>
-        </w:tc>
-        <w:tc>
-          <w:tcPr>
-            <w:tcW w:type="dxa" w:w="3249"/>
-            <w:shd w:val="clear" w:color="auto" w:fill="EEF2FA"/>
-          </w:tcPr>
-          <w:p>
-            <w:r>
-              <w:rPr>
-                <w:sz w:val="17"/>
-              </w:rPr>
             </w:r>
           </w:p>
         </w:tc>
@@ -2244,7 +2093,7 @@
           <w:i/>
           <w:sz w:val="19"/>
         </w:rPr>
-        <w:t>One row per enrolled participant linking them to their Fitabase ID.</w:t>
+        <w:t>One row per enrolled participant linking them to their Labfront ID.</w:t>
       </w:r>
     </w:p>
     <w:tbl>
@@ -2412,7 +2261,7 @@
               <w:rPr>
                 <w:sz w:val="17"/>
               </w:rPr>
-              <w:t>fitabase_participant_id</w:t>
+              <w:t>labfront_participant_id</w:t>
             </w:r>
           </w:p>
         </w:tc>
@@ -2588,7 +2437,7 @@
           <w:i/>
           <w:sz w:val="19"/>
         </w:rPr>
-        <w:t>Raw HR stream ingested from Fitabase at 15-second resolution during game windows.</w:t>
+        <w:t>Raw HR stream ingested from Labfront at 15-second resolution during game windows.</w:t>
       </w:r>
     </w:p>
     <w:tbl>
@@ -2866,7 +2715,7 @@
               <w:rPr>
                 <w:sz w:val="17"/>
               </w:rPr>
-              <w:t>default: garmin_fitabase</w:t>
+              <w:t>default: garmin_labfront</w:t>
             </w:r>
           </w:p>
         </w:tc>
@@ -3169,7 +3018,7 @@
               <w:rPr>
                 <w:sz w:val="17"/>
               </w:rPr>
-              <w:t>default: garmin_fitabase</w:t>
+              <w:t>default: garmin_labfront</w:t>
             </w:r>
           </w:p>
         </w:tc>
@@ -4209,13 +4058,995 @@
     <w:p/>
     <w:p>
       <w:pPr>
+        <w:pStyle w:val="Heading2"/>
+      </w:pPr>
+      <w:r>
+        <w:rPr>
+          <w:color w:val="003387"/>
+        </w:rPr>
+        <w:t>phone_telemetry</w:t>
+      </w:r>
+    </w:p>
+    <w:p>
+      <w:r>
+        <w:rPr>
+          <w:i/>
+          <w:sz w:val="19"/>
+        </w:rPr>
+        <w:t>In-app compose surface behavioral events. One row per discrete client-side event. Captures compose churn signals (keystroke_count, delete_count) in the metadata JSONB field on draft events. Content-free by design and IRB requirement: metadata may only contain counts, durations, and categorical values — never message text. This constraint is enforced at the Django model layer with a validator that rejects string metadata values exceeding 50 characters. Distinct from wearable telemetry (heart_rate_sample, stress_sample) and from the JITAI decision log (jitai_log). The dual timestamps (occurred_at = client-side, recorded_at = server-side) allow researchers to detect offline usage and sync delays. session_id groups all events within a single app session, enabling reconstruction of a complete behavioral sequence. game_clock_state (pre/live/post) is stamped at ingest time from the current game window state so researchers can segment behavior by game phase without joining to external game data.</w:t>
+      </w:r>
+    </w:p>
+    <w:tbl>
+      <w:tblPr>
+        <w:tblStyle w:val="TableGrid"/>
+        <w:tblW w:type="auto" w:w="0"/>
+        <w:tblLook w:firstColumn="1" w:firstRow="1" w:lastColumn="0" w:lastRow="0" w:noHBand="0" w:noVBand="1" w:val="04A0"/>
+      </w:tblPr>
+      <w:tblGrid>
+        <w:gridCol w:w="3249"/>
+        <w:gridCol w:w="3249"/>
+        <w:gridCol w:w="3249"/>
+      </w:tblGrid>
+      <w:tr>
+        <w:tc>
+          <w:tcPr>
+            <w:tcW w:type="dxa" w:w="3249"/>
+            <w:shd w:val="clear" w:color="auto" w:fill="003387"/>
+          </w:tcPr>
+          <w:p>
+            <w:r>
+              <w:rPr>
+                <w:b/>
+                <w:color w:val="FFFFFF"/>
+                <w:sz w:val="17"/>
+              </w:rPr>
+              <w:t>Column</w:t>
+            </w:r>
+          </w:p>
+        </w:tc>
+        <w:tc>
+          <w:tcPr>
+            <w:tcW w:type="dxa" w:w="3249"/>
+            <w:shd w:val="clear" w:color="auto" w:fill="003387"/>
+          </w:tcPr>
+          <w:p>
+            <w:r>
+              <w:rPr>
+                <w:b/>
+                <w:color w:val="FFFFFF"/>
+                <w:sz w:val="17"/>
+              </w:rPr>
+              <w:t>Type</w:t>
+            </w:r>
+          </w:p>
+        </w:tc>
+        <w:tc>
+          <w:tcPr>
+            <w:tcW w:type="dxa" w:w="3249"/>
+            <w:shd w:val="clear" w:color="auto" w:fill="003387"/>
+          </w:tcPr>
+          <w:p>
+            <w:r>
+              <w:rPr>
+                <w:b/>
+                <w:color w:val="FFFFFF"/>
+                <w:sz w:val="17"/>
+              </w:rPr>
+              <w:t>Notes / Constraint</w:t>
+            </w:r>
+          </w:p>
+        </w:tc>
+      </w:tr>
+      <w:tr>
+        <w:tc>
+          <w:tcPr>
+            <w:tcW w:type="dxa" w:w="3249"/>
+          </w:tcPr>
+          <w:p>
+            <w:r>
+              <w:rPr>
+                <w:sz w:val="17"/>
+              </w:rPr>
+              <w:t>id</w:t>
+            </w:r>
+          </w:p>
+        </w:tc>
+        <w:tc>
+          <w:tcPr>
+            <w:tcW w:type="dxa" w:w="3249"/>
+          </w:tcPr>
+          <w:p>
+            <w:r>
+              <w:rPr>
+                <w:sz w:val="17"/>
+              </w:rPr>
+              <w:t>INT</w:t>
+            </w:r>
+          </w:p>
+        </w:tc>
+        <w:tc>
+          <w:tcPr>
+            <w:tcW w:type="dxa" w:w="3249"/>
+          </w:tcPr>
+          <w:p>
+            <w:r>
+              <w:rPr>
+                <w:sz w:val="17"/>
+              </w:rPr>
+              <w:t>PRIMARY KEY</w:t>
+            </w:r>
+          </w:p>
+        </w:tc>
+      </w:tr>
+      <w:tr>
+        <w:tc>
+          <w:tcPr>
+            <w:tcW w:type="dxa" w:w="3249"/>
+            <w:shd w:val="clear" w:color="auto" w:fill="EEF2FA"/>
+          </w:tcPr>
+          <w:p>
+            <w:r>
+              <w:rPr>
+                <w:sz w:val="17"/>
+              </w:rPr>
+              <w:t>user_id</w:t>
+            </w:r>
+          </w:p>
+        </w:tc>
+        <w:tc>
+          <w:tcPr>
+            <w:tcW w:type="dxa" w:w="3249"/>
+            <w:shd w:val="clear" w:color="auto" w:fill="EEF2FA"/>
+          </w:tcPr>
+          <w:p>
+            <w:r>
+              <w:rPr>
+                <w:sz w:val="17"/>
+              </w:rPr>
+              <w:t>INT</w:t>
+            </w:r>
+          </w:p>
+        </w:tc>
+        <w:tc>
+          <w:tcPr>
+            <w:tcW w:type="dxa" w:w="3249"/>
+            <w:shd w:val="clear" w:color="auto" w:fill="EEF2FA"/>
+          </w:tcPr>
+          <w:p>
+            <w:r>
+              <w:rPr>
+                <w:sz w:val="17"/>
+              </w:rPr>
+              <w:t>FK → user</w:t>
+            </w:r>
+          </w:p>
+        </w:tc>
+      </w:tr>
+      <w:tr>
+        <w:tc>
+          <w:tcPr>
+            <w:tcW w:type="dxa" w:w="3249"/>
+          </w:tcPr>
+          <w:p>
+            <w:r>
+              <w:rPr>
+                <w:sz w:val="17"/>
+              </w:rPr>
+              <w:t>session_id</w:t>
+            </w:r>
+          </w:p>
+        </w:tc>
+        <w:tc>
+          <w:tcPr>
+            <w:tcW w:type="dxa" w:w="3249"/>
+          </w:tcPr>
+          <w:p>
+            <w:r>
+              <w:rPr>
+                <w:sz w:val="17"/>
+              </w:rPr>
+              <w:t>VARCHAR(64)</w:t>
+            </w:r>
+          </w:p>
+        </w:tc>
+        <w:tc>
+          <w:tcPr>
+            <w:tcW w:type="dxa" w:w="3249"/>
+          </w:tcPr>
+          <w:p>
+            <w:r>
+              <w:rPr>
+                <w:sz w:val="17"/>
+              </w:rPr>
+              <w:t>Groups events within a single app session</w:t>
+            </w:r>
+          </w:p>
+        </w:tc>
+      </w:tr>
+      <w:tr>
+        <w:tc>
+          <w:tcPr>
+            <w:tcW w:type="dxa" w:w="3249"/>
+            <w:shd w:val="clear" w:color="auto" w:fill="EEF2FA"/>
+          </w:tcPr>
+          <w:p>
+            <w:r>
+              <w:rPr>
+                <w:sz w:val="17"/>
+              </w:rPr>
+              <w:t>event_type</w:t>
+            </w:r>
+          </w:p>
+        </w:tc>
+        <w:tc>
+          <w:tcPr>
+            <w:tcW w:type="dxa" w:w="3249"/>
+            <w:shd w:val="clear" w:color="auto" w:fill="EEF2FA"/>
+          </w:tcPr>
+          <w:p>
+            <w:r>
+              <w:rPr>
+                <w:sz w:val="17"/>
+              </w:rPr>
+              <w:t>VARCHAR(64)</w:t>
+            </w:r>
+          </w:p>
+        </w:tc>
+        <w:tc>
+          <w:tcPr>
+            <w:tcW w:type="dxa" w:w="3249"/>
+            <w:shd w:val="clear" w:color="auto" w:fill="EEF2FA"/>
+          </w:tcPr>
+          <w:p>
+            <w:r>
+              <w:rPr>
+                <w:sz w:val="17"/>
+              </w:rPr>
+              <w:t>Controlled vocabulary: draft_started, draft_deleted, draft_submitted, session_start, session_end</w:t>
+            </w:r>
+          </w:p>
+        </w:tc>
+      </w:tr>
+      <w:tr>
+        <w:tc>
+          <w:tcPr>
+            <w:tcW w:type="dxa" w:w="3249"/>
+          </w:tcPr>
+          <w:p>
+            <w:r>
+              <w:rPr>
+                <w:sz w:val="17"/>
+              </w:rPr>
+              <w:t>occurred_at</w:t>
+            </w:r>
+          </w:p>
+        </w:tc>
+        <w:tc>
+          <w:tcPr>
+            <w:tcW w:type="dxa" w:w="3249"/>
+          </w:tcPr>
+          <w:p>
+            <w:r>
+              <w:rPr>
+                <w:sz w:val="17"/>
+              </w:rPr>
+              <w:t>DATETIME</w:t>
+            </w:r>
+          </w:p>
+        </w:tc>
+        <w:tc>
+          <w:tcPr>
+            <w:tcW w:type="dxa" w:w="3249"/>
+          </w:tcPr>
+          <w:p>
+            <w:r>
+              <w:rPr>
+                <w:sz w:val="17"/>
+              </w:rPr>
+              <w:t>Client-side timestamp; indexed</w:t>
+            </w:r>
+          </w:p>
+        </w:tc>
+      </w:tr>
+      <w:tr>
+        <w:tc>
+          <w:tcPr>
+            <w:tcW w:type="dxa" w:w="3249"/>
+            <w:shd w:val="clear" w:color="auto" w:fill="EEF2FA"/>
+          </w:tcPr>
+          <w:p>
+            <w:r>
+              <w:rPr>
+                <w:sz w:val="17"/>
+              </w:rPr>
+              <w:t>recorded_at</w:t>
+            </w:r>
+          </w:p>
+        </w:tc>
+        <w:tc>
+          <w:tcPr>
+            <w:tcW w:type="dxa" w:w="3249"/>
+            <w:shd w:val="clear" w:color="auto" w:fill="EEF2FA"/>
+          </w:tcPr>
+          <w:p>
+            <w:r>
+              <w:rPr>
+                <w:sz w:val="17"/>
+              </w:rPr>
+              <w:t>DATETIME</w:t>
+            </w:r>
+          </w:p>
+        </w:tc>
+        <w:tc>
+          <w:tcPr>
+            <w:tcW w:type="dxa" w:w="3249"/>
+            <w:shd w:val="clear" w:color="auto" w:fill="EEF2FA"/>
+          </w:tcPr>
+          <w:p>
+            <w:r>
+              <w:rPr>
+                <w:sz w:val="17"/>
+              </w:rPr>
+              <w:t>Server receipt timestamp; detects sync delays / offline use</w:t>
+            </w:r>
+          </w:p>
+        </w:tc>
+      </w:tr>
+      <w:tr>
+        <w:tc>
+          <w:tcPr>
+            <w:tcW w:type="dxa" w:w="3249"/>
+          </w:tcPr>
+          <w:p>
+            <w:r>
+              <w:rPr>
+                <w:sz w:val="17"/>
+              </w:rPr>
+              <w:t>game_clock_state</w:t>
+            </w:r>
+          </w:p>
+        </w:tc>
+        <w:tc>
+          <w:tcPr>
+            <w:tcW w:type="dxa" w:w="3249"/>
+          </w:tcPr>
+          <w:p>
+            <w:r>
+              <w:rPr>
+                <w:sz w:val="17"/>
+              </w:rPr>
+              <w:t>VARCHAR(16)</w:t>
+            </w:r>
+          </w:p>
+        </w:tc>
+        <w:tc>
+          <w:tcPr>
+            <w:tcW w:type="dxa" w:w="3249"/>
+          </w:tcPr>
+          <w:p>
+            <w:r>
+              <w:rPr>
+                <w:sz w:val="17"/>
+              </w:rPr>
+              <w:t>pre / live / post</w:t>
+            </w:r>
+          </w:p>
+        </w:tc>
+      </w:tr>
+      <w:tr>
+        <w:tc>
+          <w:tcPr>
+            <w:tcW w:type="dxa" w:w="3249"/>
+            <w:shd w:val="clear" w:color="auto" w:fill="EEF2FA"/>
+          </w:tcPr>
+          <w:p>
+            <w:r>
+              <w:rPr>
+                <w:sz w:val="17"/>
+              </w:rPr>
+              <w:t>screen_name</w:t>
+            </w:r>
+          </w:p>
+        </w:tc>
+        <w:tc>
+          <w:tcPr>
+            <w:tcW w:type="dxa" w:w="3249"/>
+            <w:shd w:val="clear" w:color="auto" w:fill="EEF2FA"/>
+          </w:tcPr>
+          <w:p>
+            <w:r>
+              <w:rPr>
+                <w:sz w:val="17"/>
+              </w:rPr>
+              <w:t>VARCHAR(64)</w:t>
+            </w:r>
+          </w:p>
+        </w:tc>
+        <w:tc>
+          <w:tcPr>
+            <w:tcW w:type="dxa" w:w="3249"/>
+            <w:shd w:val="clear" w:color="auto" w:fill="EEF2FA"/>
+          </w:tcPr>
+          <w:p>
+            <w:r>
+              <w:rPr>
+                <w:sz w:val="17"/>
+              </w:rPr>
+              <w:t>Nullable; which screen the event fired on (pending controlled vocabulary from PI)</w:t>
+            </w:r>
+          </w:p>
+        </w:tc>
+      </w:tr>
+      <w:tr>
+        <w:tc>
+          <w:tcPr>
+            <w:tcW w:type="dxa" w:w="3249"/>
+          </w:tcPr>
+          <w:p>
+            <w:r>
+              <w:rPr>
+                <w:sz w:val="17"/>
+              </w:rPr>
+              <w:t>latency_ms</w:t>
+            </w:r>
+          </w:p>
+        </w:tc>
+        <w:tc>
+          <w:tcPr>
+            <w:tcW w:type="dxa" w:w="3249"/>
+          </w:tcPr>
+          <w:p>
+            <w:r>
+              <w:rPr>
+                <w:sz w:val="17"/>
+              </w:rPr>
+              <w:t>INT</w:t>
+            </w:r>
+          </w:p>
+        </w:tc>
+        <w:tc>
+          <w:tcPr>
+            <w:tcW w:type="dxa" w:w="3249"/>
+          </w:tcPr>
+          <w:p>
+            <w:r>
+              <w:rPr>
+                <w:sz w:val="17"/>
+              </w:rPr>
+              <w:t>Nullable; reply/response latency in milliseconds</w:t>
+            </w:r>
+          </w:p>
+        </w:tc>
+      </w:tr>
+      <w:tr>
+        <w:tc>
+          <w:tcPr>
+            <w:tcW w:type="dxa" w:w="3249"/>
+            <w:shd w:val="clear" w:color="auto" w:fill="EEF2FA"/>
+          </w:tcPr>
+          <w:p>
+            <w:r>
+              <w:rPr>
+                <w:sz w:val="17"/>
+              </w:rPr>
+              <w:t>metadata</w:t>
+            </w:r>
+          </w:p>
+        </w:tc>
+        <w:tc>
+          <w:tcPr>
+            <w:tcW w:type="dxa" w:w="3249"/>
+            <w:shd w:val="clear" w:color="auto" w:fill="EEF2FA"/>
+          </w:tcPr>
+          <w:p>
+            <w:r>
+              <w:rPr>
+                <w:sz w:val="17"/>
+              </w:rPr>
+              <w:t>JSONB</w:t>
+            </w:r>
+          </w:p>
+        </w:tc>
+        <w:tc>
+          <w:tcPr>
+            <w:tcW w:type="dxa" w:w="3249"/>
+            <w:shd w:val="clear" w:color="auto" w:fill="EEF2FA"/>
+          </w:tcPr>
+          <w:p>
+            <w:r>
+              <w:rPr>
+                <w:sz w:val="17"/>
+              </w:rPr>
+              <w:t>Nullable; keystroke_count and delete_count on draft events. IRB: counts/durations/categorical only — never message text</w:t>
+            </w:r>
+          </w:p>
+        </w:tc>
+      </w:tr>
+    </w:tbl>
+    <w:p/>
+    <w:p>
+      <w:pPr>
+        <w:pStyle w:val="Heading2"/>
+      </w:pPr>
+      <w:r>
+        <w:rPr>
+          <w:color w:val="003387"/>
+        </w:rPr>
+        <w:t>engagement_log</w:t>
+      </w:r>
+    </w:p>
+    <w:p>
+      <w:r>
+        <w:rPr>
+          <w:i/>
+          <w:sz w:val="19"/>
+        </w:rPr>
+        <w:t>EMA and notification interaction events. Kept separate from phone_telemetry so that compose behavior (phone_telemetry) and intervention engagement (engagement_log) remain distinct analytical layers. The jitai_log_id FK links each engagement event back to the specific JITAI decision that triggered the notification the participant is interacting with, allowing the decision engine to factor in whether the participant opened and responded to the last intervention before firing another. For example, if a participant received a nudge (jitai_log row, send_prompt=True) but dismissed the notification without opening the app (notification_dismissed event in engagement_log), the next evaluation cycle can treat that as a non-response and adjust the cooldown accordingly. Events without an associated JITAI delivery (e.g. the participant opened an EMA prompt organically) have jitai_log_id = NULL.</w:t>
+      </w:r>
+    </w:p>
+    <w:tbl>
+      <w:tblPr>
+        <w:tblStyle w:val="TableGrid"/>
+        <w:tblW w:type="auto" w:w="0"/>
+        <w:tblLook w:firstColumn="1" w:firstRow="1" w:lastColumn="0" w:lastRow="0" w:noHBand="0" w:noVBand="1" w:val="04A0"/>
+      </w:tblPr>
+      <w:tblGrid>
+        <w:gridCol w:w="3249"/>
+        <w:gridCol w:w="3249"/>
+        <w:gridCol w:w="3249"/>
+      </w:tblGrid>
+      <w:tr>
+        <w:tc>
+          <w:tcPr>
+            <w:tcW w:type="dxa" w:w="3249"/>
+            <w:shd w:val="clear" w:color="auto" w:fill="003387"/>
+          </w:tcPr>
+          <w:p>
+            <w:r>
+              <w:rPr>
+                <w:b/>
+                <w:color w:val="FFFFFF"/>
+                <w:sz w:val="17"/>
+              </w:rPr>
+              <w:t>Column</w:t>
+            </w:r>
+          </w:p>
+        </w:tc>
+        <w:tc>
+          <w:tcPr>
+            <w:tcW w:type="dxa" w:w="3249"/>
+            <w:shd w:val="clear" w:color="auto" w:fill="003387"/>
+          </w:tcPr>
+          <w:p>
+            <w:r>
+              <w:rPr>
+                <w:b/>
+                <w:color w:val="FFFFFF"/>
+                <w:sz w:val="17"/>
+              </w:rPr>
+              <w:t>Type</w:t>
+            </w:r>
+          </w:p>
+        </w:tc>
+        <w:tc>
+          <w:tcPr>
+            <w:tcW w:type="dxa" w:w="3249"/>
+            <w:shd w:val="clear" w:color="auto" w:fill="003387"/>
+          </w:tcPr>
+          <w:p>
+            <w:r>
+              <w:rPr>
+                <w:b/>
+                <w:color w:val="FFFFFF"/>
+                <w:sz w:val="17"/>
+              </w:rPr>
+              <w:t>Notes / Constraint</w:t>
+            </w:r>
+          </w:p>
+        </w:tc>
+      </w:tr>
+      <w:tr>
+        <w:tc>
+          <w:tcPr>
+            <w:tcW w:type="dxa" w:w="3249"/>
+          </w:tcPr>
+          <w:p>
+            <w:r>
+              <w:rPr>
+                <w:sz w:val="17"/>
+              </w:rPr>
+              <w:t>id</w:t>
+            </w:r>
+          </w:p>
+        </w:tc>
+        <w:tc>
+          <w:tcPr>
+            <w:tcW w:type="dxa" w:w="3249"/>
+          </w:tcPr>
+          <w:p>
+            <w:r>
+              <w:rPr>
+                <w:sz w:val="17"/>
+              </w:rPr>
+              <w:t>INT</w:t>
+            </w:r>
+          </w:p>
+        </w:tc>
+        <w:tc>
+          <w:tcPr>
+            <w:tcW w:type="dxa" w:w="3249"/>
+          </w:tcPr>
+          <w:p>
+            <w:r>
+              <w:rPr>
+                <w:sz w:val="17"/>
+              </w:rPr>
+              <w:t>PRIMARY KEY</w:t>
+            </w:r>
+          </w:p>
+        </w:tc>
+      </w:tr>
+      <w:tr>
+        <w:tc>
+          <w:tcPr>
+            <w:tcW w:type="dxa" w:w="3249"/>
+            <w:shd w:val="clear" w:color="auto" w:fill="EEF2FA"/>
+          </w:tcPr>
+          <w:p>
+            <w:r>
+              <w:rPr>
+                <w:sz w:val="17"/>
+              </w:rPr>
+              <w:t>user_id</w:t>
+            </w:r>
+          </w:p>
+        </w:tc>
+        <w:tc>
+          <w:tcPr>
+            <w:tcW w:type="dxa" w:w="3249"/>
+            <w:shd w:val="clear" w:color="auto" w:fill="EEF2FA"/>
+          </w:tcPr>
+          <w:p>
+            <w:r>
+              <w:rPr>
+                <w:sz w:val="17"/>
+              </w:rPr>
+              <w:t>INT</w:t>
+            </w:r>
+          </w:p>
+        </w:tc>
+        <w:tc>
+          <w:tcPr>
+            <w:tcW w:type="dxa" w:w="3249"/>
+            <w:shd w:val="clear" w:color="auto" w:fill="EEF2FA"/>
+          </w:tcPr>
+          <w:p>
+            <w:r>
+              <w:rPr>
+                <w:sz w:val="17"/>
+              </w:rPr>
+              <w:t>FK → user</w:t>
+            </w:r>
+          </w:p>
+        </w:tc>
+      </w:tr>
+      <w:tr>
+        <w:tc>
+          <w:tcPr>
+            <w:tcW w:type="dxa" w:w="3249"/>
+          </w:tcPr>
+          <w:p>
+            <w:r>
+              <w:rPr>
+                <w:sz w:val="17"/>
+              </w:rPr>
+              <w:t>jitai_log_id</w:t>
+            </w:r>
+          </w:p>
+        </w:tc>
+        <w:tc>
+          <w:tcPr>
+            <w:tcW w:type="dxa" w:w="3249"/>
+          </w:tcPr>
+          <w:p>
+            <w:r>
+              <w:rPr>
+                <w:sz w:val="17"/>
+              </w:rPr>
+              <w:t>INT</w:t>
+            </w:r>
+          </w:p>
+        </w:tc>
+        <w:tc>
+          <w:tcPr>
+            <w:tcW w:type="dxa" w:w="3249"/>
+          </w:tcPr>
+          <w:p>
+            <w:r>
+              <w:rPr>
+                <w:sz w:val="17"/>
+              </w:rPr>
+              <w:t>FK → jitai_log; nullable (session events have no associated JITAI delivery)</w:t>
+            </w:r>
+          </w:p>
+        </w:tc>
+      </w:tr>
+      <w:tr>
+        <w:tc>
+          <w:tcPr>
+            <w:tcW w:type="dxa" w:w="3249"/>
+            <w:shd w:val="clear" w:color="auto" w:fill="EEF2FA"/>
+          </w:tcPr>
+          <w:p>
+            <w:r>
+              <w:rPr>
+                <w:sz w:val="17"/>
+              </w:rPr>
+              <w:t>event_type</w:t>
+            </w:r>
+          </w:p>
+        </w:tc>
+        <w:tc>
+          <w:tcPr>
+            <w:tcW w:type="dxa" w:w="3249"/>
+            <w:shd w:val="clear" w:color="auto" w:fill="EEF2FA"/>
+          </w:tcPr>
+          <w:p>
+            <w:r>
+              <w:rPr>
+                <w:sz w:val="17"/>
+              </w:rPr>
+              <w:t>VARCHAR(64)</w:t>
+            </w:r>
+          </w:p>
+        </w:tc>
+        <w:tc>
+          <w:tcPr>
+            <w:tcW w:type="dxa" w:w="3249"/>
+            <w:shd w:val="clear" w:color="auto" w:fill="EEF2FA"/>
+          </w:tcPr>
+          <w:p>
+            <w:r>
+              <w:rPr>
+                <w:sz w:val="17"/>
+              </w:rPr>
+              <w:t>Controlled vocabulary: ema_opened, ema_dismissed, ema_completed, notification_tapped, notification_dismissed</w:t>
+            </w:r>
+          </w:p>
+        </w:tc>
+      </w:tr>
+      <w:tr>
+        <w:tc>
+          <w:tcPr>
+            <w:tcW w:type="dxa" w:w="3249"/>
+          </w:tcPr>
+          <w:p>
+            <w:r>
+              <w:rPr>
+                <w:sz w:val="17"/>
+              </w:rPr>
+              <w:t>occurred_at</w:t>
+            </w:r>
+          </w:p>
+        </w:tc>
+        <w:tc>
+          <w:tcPr>
+            <w:tcW w:type="dxa" w:w="3249"/>
+          </w:tcPr>
+          <w:p>
+            <w:r>
+              <w:rPr>
+                <w:sz w:val="17"/>
+              </w:rPr>
+              <w:t>DATETIME</w:t>
+            </w:r>
+          </w:p>
+        </w:tc>
+        <w:tc>
+          <w:tcPr>
+            <w:tcW w:type="dxa" w:w="3249"/>
+          </w:tcPr>
+          <w:p>
+            <w:r>
+              <w:rPr>
+                <w:sz w:val="17"/>
+              </w:rPr>
+              <w:t>Client-side timestamp; indexed</w:t>
+            </w:r>
+          </w:p>
+        </w:tc>
+      </w:tr>
+      <w:tr>
+        <w:tc>
+          <w:tcPr>
+            <w:tcW w:type="dxa" w:w="3249"/>
+            <w:shd w:val="clear" w:color="auto" w:fill="EEF2FA"/>
+          </w:tcPr>
+          <w:p>
+            <w:r>
+              <w:rPr>
+                <w:sz w:val="17"/>
+              </w:rPr>
+              <w:t>recorded_at</w:t>
+            </w:r>
+          </w:p>
+        </w:tc>
+        <w:tc>
+          <w:tcPr>
+            <w:tcW w:type="dxa" w:w="3249"/>
+            <w:shd w:val="clear" w:color="auto" w:fill="EEF2FA"/>
+          </w:tcPr>
+          <w:p>
+            <w:r>
+              <w:rPr>
+                <w:sz w:val="17"/>
+              </w:rPr>
+              <w:t>DATETIME</w:t>
+            </w:r>
+          </w:p>
+        </w:tc>
+        <w:tc>
+          <w:tcPr>
+            <w:tcW w:type="dxa" w:w="3249"/>
+            <w:shd w:val="clear" w:color="auto" w:fill="EEF2FA"/>
+          </w:tcPr>
+          <w:p>
+            <w:r>
+              <w:rPr>
+                <w:sz w:val="17"/>
+              </w:rPr>
+              <w:t>Server receipt timestamp</w:t>
+            </w:r>
+          </w:p>
+        </w:tc>
+      </w:tr>
+      <w:tr>
+        <w:tc>
+          <w:tcPr>
+            <w:tcW w:type="dxa" w:w="3249"/>
+          </w:tcPr>
+          <w:p>
+            <w:r>
+              <w:rPr>
+                <w:sz w:val="17"/>
+              </w:rPr>
+              <w:t>game_clock_state</w:t>
+            </w:r>
+          </w:p>
+        </w:tc>
+        <w:tc>
+          <w:tcPr>
+            <w:tcW w:type="dxa" w:w="3249"/>
+          </w:tcPr>
+          <w:p>
+            <w:r>
+              <w:rPr>
+                <w:sz w:val="17"/>
+              </w:rPr>
+              <w:t>VARCHAR(16)</w:t>
+            </w:r>
+          </w:p>
+        </w:tc>
+        <w:tc>
+          <w:tcPr>
+            <w:tcW w:type="dxa" w:w="3249"/>
+          </w:tcPr>
+          <w:p>
+            <w:r>
+              <w:rPr>
+                <w:sz w:val="17"/>
+              </w:rPr>
+              <w:t>pre / live / post</w:t>
+            </w:r>
+          </w:p>
+        </w:tc>
+      </w:tr>
+    </w:tbl>
+    <w:p/>
+    <w:p>
+      <w:pPr>
         <w:pStyle w:val="Heading1"/>
       </w:pPr>
       <w:r>
         <w:rPr>
           <w:color w:val="003387"/>
         </w:rPr>
-        <w:t>4. Key Constraints</w:t>
+        <w:t>4. Data Flow &amp; Telemetry Separation</w:t>
+      </w:r>
+    </w:p>
+    <w:p>
+      <w:r>
+        <w:rPr>
+          <w:sz w:val="20"/>
+        </w:rPr>
+        <w:t>REACT has three distinct data ingest paths. Understanding which path a given table belongs to is essential for correctly interpreting the data and for building new features without cross-contaminating streams.</w:t>
+      </w:r>
+    </w:p>
+    <w:p>
+      <w:r>
+        <w:rPr>
+          <w:b/>
+          <w:sz w:val="20"/>
+        </w:rPr>
+        <w:t xml:space="preserve">Path 1: Wearable pipeline (pull-based, server-initiated).  </w:t>
+      </w:r>
+      <w:r>
+        <w:rPr>
+          <w:sz w:val="20"/>
+        </w:rPr>
+        <w:t>The ingest_wearable_data Celery task runs every 2–3 minutes during game windows. It iterates over all enrolled participants with an active wearable_device record, calls the Labfront API using the study-level API key and each participant’s labfront_participant_id, and writes rows to heart_rate_sample, stress_sample, and sleep_summary. After a successful pull, it updates wearable_device.last_synced_at. No public Django endpoint receives data from Labfront — data only flows inward via this scheduled task. The Labfront API key is stored as a Heroku config var (environment variable) and is never committed to source control.</w:t>
+      </w:r>
+    </w:p>
+    <w:p>
+      <w:r>
+        <w:rPr>
+          <w:b/>
+          <w:sz w:val="20"/>
+        </w:rPr>
+        <w:t xml:space="preserve">Path 2: Phone telemetry pipeline (push-based, client-initiated).  </w:t>
+      </w:r>
+      <w:r>
+        <w:rPr>
+          <w:sz w:val="20"/>
+        </w:rPr>
+        <w:t>The React Native app fires POST requests to /telemetry/phone/ and /telemetry/engagement/ in real time as the participant interacts with the compose surface or engages with EMA prompts and notifications. The Django REST API authenticates the request via JWT, validates the payload (including the IRB metadata constraint), stamps recorded_at, derives game_clock_state from the current game window state, and writes to phone_telemetry or engagement_log. This path is synchronous and participant-device-initiated, in contrast to the wearable pipeline which is asynchronous and server-initiated.</w:t>
+      </w:r>
+    </w:p>
+    <w:p>
+      <w:r>
+        <w:rPr>
+          <w:b/>
+          <w:sz w:val="20"/>
+        </w:rPr>
+        <w:t xml:space="preserve">Path 3: EMA pipeline (push-based, participant-initiated via prompt).  </w:t>
+      </w:r>
+      <w:r>
+        <w:rPr>
+          <w:sz w:val="20"/>
+        </w:rPr>
+        <w:t>When evaluate_jitai_triggers determines a prompt should be sent (send_prompt=True), it calls the Expo Push Notification API with the participant’s push_token and a prompt_id. The Expo service forwards the notification to Firebase (Android) or APNs (iOS). The app receives the silent push, looks up the message template locally by prompt_id, and displays the EMA survey UI. The participant completes the EMA and the app POSTs to /ema/ with the three Likert scores. A new ema row is written with status=completed and responded_at set. The message text corresponding to prompt_id is never transmitted to or stored by the Django backend — it lives only in the app’s local template store (IRB constraint).</w:t>
+      </w:r>
+    </w:p>
+    <w:p>
+      <w:r>
+        <w:rPr>
+          <w:b/>
+          <w:sz w:val="20"/>
+        </w:rPr>
+        <w:t xml:space="preserve">Why three separate tables for telemetry?  </w:t>
+      </w:r>
+      <w:r>
+        <w:rPr>
+          <w:sz w:val="20"/>
+        </w:rPr>
+        <w:t>heart_rate_sample and stress_sample are wearable physiological streams — high frequency, device-sourced, ingested server-side. phone_telemetry is behavioral — event-driven, app-sourced, ingested client-side. engagement_log is interaction tracking — it ties participant responses to specific JITAI decisions via jitai_log_id. Merging any of these would make it impossible to cleanly separate physiological signals from behavioral signals from engagement signals in analysis, and would conflate the JITAI decision audit trail (jitai_log) with raw behavioral input (phone_telemetry). Dr. Chang’s instruction to keep “telemetry as its own clean layer” reflects this analytical separation.</w:t>
+      </w:r>
+    </w:p>
+    <w:p>
+      <w:r>
+        <w:rPr>
+          <w:b/>
+          <w:sz w:val="20"/>
+        </w:rPr>
+        <w:t xml:space="preserve">Celery + Redis architecture on Heroku.  </w:t>
+      </w:r>
+      <w:r>
+        <w:rPr>
+          <w:sz w:val="20"/>
+        </w:rPr>
+        <w:t>Celery Beat (scheduler) and Celery Worker (executor) run as separate Heroku dynos. Redis serves as the message broker between them — Beat enqueues tasks to Redis, Worker dequeues and executes them. This separation is architecturally required: a single dyno cannot reliably run both the scheduler and the worker because Heroku dynos can be restarted at any time, and a combined process would lose queued tasks on restart. Redis is not redundant — it is the broker that makes the Beat/Worker split possible. For ~300 participants polled every 2–3 minutes during game windows, the task volume is well within a single Worker dyno’s capacity.</w:t>
+      </w:r>
+    </w:p>
+    <w:p/>
+    <w:p>
+      <w:pPr>
+        <w:pStyle w:val="Heading1"/>
+      </w:pPr>
+      <w:r>
+        <w:rPr>
+          <w:color w:val="003387"/>
+        </w:rPr>
+        <w:t>5. Key Constraints</w:t>
       </w:r>
     </w:p>
     <w:tbl>
@@ -4278,7 +5109,7 @@
               <w:rPr>
                 <w:sz w:val="17"/>
               </w:rPr>
-              <w:t>No Fitbit fields</w:t>
+              <w:t>No Garmin or Fitbit OAuth tokens in DB</w:t>
             </w:r>
           </w:p>
         </w:tc>
@@ -4291,7 +5122,7 @@
               <w:rPr>
                 <w:sz w:val="17"/>
               </w:rPr>
-              <w:t>Fitabase owns OAuth entirely — REACT stores only fitabase_participant_id.</w:t>
+              <w:t>Labfront owns OAuth entirely — REACT stores only labfront_participant_id.</w:t>
             </w:r>
           </w:p>
         </w:tc>
@@ -4394,7 +5225,7 @@
               <w:rPr>
                 <w:sz w:val="17"/>
               </w:rPr>
-              <w:t>Fitabase Engage deferred</w:t>
+              <w:t>Labfront used for data export only</w:t>
             </w:r>
           </w:p>
         </w:tc>
@@ -4407,7 +5238,7 @@
               <w:rPr>
                 <w:sz w:val="17"/>
               </w:rPr>
-              <w:t>REACT owns its own JITAI and EMA delivery layer. No Engage integration.</w:t>
+              <w:t>REACT owns its own JITAI and EMA delivery layer. Labfront is the wearable data intermediary only — no intervention logic runs there.</w:t>
             </w:r>
           </w:p>
         </w:tc>
@@ -4438,6 +5269,92 @@
                 <w:sz w:val="17"/>
               </w:rPr>
               <w:t>Which fields RAs may view under IRB protocol requires PI confirmation.</w:t>
+            </w:r>
+          </w:p>
+        </w:tc>
+      </w:tr>
+      <w:tr>
+        <w:tc>
+          <w:tcPr>
+            <w:tcW w:type="dxa" w:w="4873"/>
+          </w:tcPr>
+          <w:p>
+            <w:r>
+              <w:rPr>
+                <w:sz w:val="17"/>
+              </w:rPr>
+              <w:t>phone_telemetry metadata is counts/durations only</w:t>
+            </w:r>
+          </w:p>
+        </w:tc>
+        <w:tc>
+          <w:tcPr>
+            <w:tcW w:type="dxa" w:w="4873"/>
+          </w:tcPr>
+          <w:p>
+            <w:r>
+              <w:rPr>
+                <w:sz w:val="17"/>
+              </w:rPr>
+              <w:t>IRB constraint. Django model validator rejects metadata string values &gt;50 chars to prevent accidental message text storage. keystroke_count and delete_count are integers. No free-text content may ever enter the metadata field.</w:t>
+            </w:r>
+          </w:p>
+        </w:tc>
+      </w:tr>
+      <w:tr>
+        <w:tc>
+          <w:tcPr>
+            <w:tcW w:type="dxa" w:w="4873"/>
+            <w:shd w:val="clear" w:color="auto" w:fill="EEF2FA"/>
+          </w:tcPr>
+          <w:p>
+            <w:r>
+              <w:rPr>
+                <w:sz w:val="17"/>
+              </w:rPr>
+              <w:t>posting_burst is not a stored event</w:t>
+            </w:r>
+          </w:p>
+        </w:tc>
+        <w:tc>
+          <w:tcPr>
+            <w:tcW w:type="dxa" w:w="4873"/>
+            <w:shd w:val="clear" w:color="auto" w:fill="EEF2FA"/>
+          </w:tcPr>
+          <w:p>
+            <w:r>
+              <w:rPr>
+                <w:sz w:val="17"/>
+              </w:rPr>
+              <w:t>Burst patterns are derived analytically from draft_submitted timestamps at research time. Letting the client define burst thresholds would introduce inconsistency. Researchers define the sliding window in analysis scripts.</w:t>
+            </w:r>
+          </w:p>
+        </w:tc>
+      </w:tr>
+      <w:tr>
+        <w:tc>
+          <w:tcPr>
+            <w:tcW w:type="dxa" w:w="4873"/>
+          </w:tcPr>
+          <w:p>
+            <w:r>
+              <w:rPr>
+                <w:sz w:val="17"/>
+              </w:rPr>
+              <w:t>time_on_compose is not stored</w:t>
+            </w:r>
+          </w:p>
+        </w:tc>
+        <w:tc>
+          <w:tcPr>
+            <w:tcW w:type="dxa" w:w="4873"/>
+          </w:tcPr>
+          <w:p>
+            <w:r>
+              <w:rPr>
+                <w:sz w:val="17"/>
+              </w:rPr>
+              <w:t>Derivable by diffing occurred_at of draft_started and draft_submitted/draft_deleted rows sharing the same session_id. Storing it redundantly would violate single-source-of-truth and create risk of inconsistency if timestamps are corrected.</w:t>
             </w:r>
           </w:p>
         </w:tc>
@@ -4454,7 +5371,7 @@
           <w:color w:val="444444"/>
           <w:sz w:val="16"/>
         </w:rPr>
-        <w:t>Last updated: 2026-06-19 · Author: Dustin Nguyen · SMASH Research Lab, UF</w:t>
+        <w:t>Last updated: 2026-06-23 · Author: Dustin Nguyen · SMASH Research Lab, UF</w:t>
       </w:r>
     </w:p>
     <w:sectPr>

--- a/Resources/REACT_Architecture.docx
+++ b/Resources/REACT_Architecture.docx
@@ -58,7 +58,7 @@
         <w:rPr>
           <w:sz w:val="20"/>
         </w:rPr>
-        <w:t>REACT is a Just-In-Time Adaptive Intervention (JITAI) mHealth platform built for University of Florida football fans. It collects physiological data from Garmin wearables via Labfront, captures in-app behavioral signals from the React Native mobile app, administers Ecological Momentary Assessment (EMA) surveys, and delivers personalized behavioral nudges via push notification when a participant is in a high-risk or emotionally volatile state during game windows.</w:t>
+        <w:t>REACT is a Just-In-Time Adaptive Intervention (JITAI) mHealth platform built for University of Florida study participants. It collects physiological data from Garmin wearables via Labfront, captures in-app behavioral signals from the React Native mobile app, administers Ecological Momentary Assessment (EMA) surveys, and delivers personalized behavioral nudges via push notification when a participant is in a high-risk or emotionally volatile state.</w:t>
       </w:r>
     </w:p>
     <w:p>
@@ -183,7 +183,7 @@
               <w:rPr>
                 <w:sz w:val="17"/>
               </w:rPr>
-              <w:t>Participant wears device during UF football game window. Device syncs physiological data to Garmin Health API on movement/schedule.</w:t>
+              <w:t>Participant wears device. Device syncs physiological data to Garmin Health API on movement/schedule.</w:t>
             </w:r>
           </w:p>
         </w:tc>
@@ -268,7 +268,7 @@
               <w:rPr>
                 <w:sz w:val="17"/>
               </w:rPr>
-              <w:t>Polls Labfront API every 2–3 min during game windows. Writes HeartRateSample (15-sec HR), StressSample (3-min epochs), and SleepSummary rows to PostgreSQL.</w:t>
+              <w:t>Polls Labfront API every 2–3 min. Writes HeartRateSample (15-sec HR) and StressSample (3-min epochs) rows to PostgreSQL.</w:t>
             </w:r>
           </w:p>
         </w:tc>
@@ -468,13 +468,12 @@
           <w:color w:val="003387"/>
           <w:sz w:val="20"/>
         </w:rPr>
-        <w:t xml:space="preserve">What are Compose Churn Signals?  </w:t>
+        <w:t>What are Compose Churn Signals?  Compose churn signals are behavioral dysregulation markers captured from the in-app compose surface — the screen where participants type responses or interact with content. Unlike wearable signals (which measure physiology) or EMA responses (which measure self-reported mood), compose churn signals measure how a participant is interacting with the app itself at a micro-behavioral level.</w:t>
       </w:r>
       <w:r>
         <w:rPr>
           <w:sz w:val="20"/>
         </w:rPr>
-        <w:t>Compose churn signals are behavioral dysregulation markers captured from the in-app compose surface — the screen where participants type responses or interact with content during game windows. Unlike wearable signals (which measure physiology) or EMA responses (which measure self-reported mood), compose churn signals measure how a participant is interacting with the app itself at a micro-behavioral level.</w:t>
       </w:r>
     </w:p>
     <w:p>
@@ -2437,7 +2436,7 @@
           <w:i/>
           <w:sz w:val="19"/>
         </w:rPr>
-        <w:t>Raw HR stream ingested from Labfront at 15-second resolution during game windows.</w:t>
+        <w:t>Raw HR stream ingested from Labfront at 15-second resolution.</w:t>
       </w:r>
     </w:p>
     <w:tbl>
@@ -4073,7 +4072,7 @@
           <w:i/>
           <w:sz w:val="19"/>
         </w:rPr>
-        <w:t>In-app compose surface behavioral events. One row per discrete client-side event. Captures compose churn signals (keystroke_count, delete_count) in the metadata JSONB field on draft events. Content-free by design and IRB requirement: metadata may only contain counts, durations, and categorical values — never message text. This constraint is enforced at the Django model layer with a validator that rejects string metadata values exceeding 50 characters. Distinct from wearable telemetry (heart_rate_sample, stress_sample) and from the JITAI decision log (jitai_log). The dual timestamps (occurred_at = client-side, recorded_at = server-side) allow researchers to detect offline usage and sync delays. session_id groups all events within a single app session, enabling reconstruction of a complete behavioral sequence. game_clock_state (pre/live/post) is stamped at ingest time from the current game window state so researchers can segment behavior by game phase without joining to external game data.</w:t>
+        <w:t>In-app compose surface behavioral events. One row per discrete client-side event. Captures compose churn signals (keystroke_count, delete_count) in the metadata JSONB field on draft events. Content-free by design and IRB requirement: metadata may only contain counts, durations, and categorical values — never message text. This constraint is enforced at the Django model layer with a validator that rejects string metadata values exceeding 50 characters. Distinct from wearable telemetry (heart_rate_sample, stress_sample) and from the JITAI decision log (jitai_log). The dual timestamps (occurred_at = client-side, recorded_at = server-side) allow researchers to detect offline usage and sync delays. session_id groups all events within a single app session, enabling reconstruction of a complete behavioral sequence. game_clock_state (pre/live/post) is stamped at ingest time from the current study context so researchers can segment behavior by study phase without joining to external game data.</w:t>
       </w:r>
     </w:p>
     <w:tbl>
@@ -4968,13 +4967,12 @@
           <w:b/>
           <w:sz w:val="20"/>
         </w:rPr>
-        <w:t xml:space="preserve">Path 1: Wearable pipeline (pull-based, server-initiated).  </w:t>
+        <w:t>Path 1: Wearable pipeline (pull-based, server-initiated).  The ingest_wearable_data Celery task runs every 2–3 minutes. It iterates over all enrolled participants with an active wearable_device record, calls the Labfront API using the study-level API key and each participant’s labfront_participant_id, and writes rows to heart_rate_sample and stress_sample. After a successful pull, it updates wearable_device.last_synced_at. No public Django endpoint receives data from Labfront — data only flows inward via this scheduled task. The Labfront API key is stored as a Heroku config var (environment variable) and is never committed to source control.</w:t>
       </w:r>
       <w:r>
         <w:rPr>
           <w:sz w:val="20"/>
         </w:rPr>
-        <w:t>The ingest_wearable_data Celery task runs every 2–3 minutes during game windows. It iterates over all enrolled participants with an active wearable_device record, calls the Labfront API using the study-level API key and each participant’s labfront_participant_id, and writes rows to heart_rate_sample, stress_sample, and sleep_summary. After a successful pull, it updates wearable_device.last_synced_at. No public Django endpoint receives data from Labfront — data only flows inward via this scheduled task. The Labfront API key is stored as a Heroku config var (environment variable) and is never committed to source control.</w:t>
       </w:r>
     </w:p>
     <w:p>
@@ -4983,13 +4981,12 @@
           <w:b/>
           <w:sz w:val="20"/>
         </w:rPr>
-        <w:t xml:space="preserve">Path 2: Phone telemetry pipeline (push-based, client-initiated).  </w:t>
+        <w:t>Path 2: Phone telemetry pipeline (push-based, client-initiated).  The React Native app fires POST requests to /telemetry/phone/ and /telemetry/engagement/ in real time as the participant interacts with the compose surface or engages with EMA prompts and notifications. The Django REST API authenticates the request via JWT, validates the payload (including the IRB metadata constraint), stamps recorded_at, derives game_clock_state from the current study context, and writes to phone_telemetry or engagement_log. This path is synchronous and participant-device-initiated, in contrast to the wearable pipeline which is asynchronous and server-initiated.</w:t>
       </w:r>
       <w:r>
         <w:rPr>
           <w:sz w:val="20"/>
         </w:rPr>
-        <w:t>The React Native app fires POST requests to /telemetry/phone/ and /telemetry/engagement/ in real time as the participant interacts with the compose surface or engages with EMA prompts and notifications. The Django REST API authenticates the request via JWT, validates the payload (including the IRB metadata constraint), stamps recorded_at, derives game_clock_state from the current game window state, and writes to phone_telemetry or engagement_log. This path is synchronous and participant-device-initiated, in contrast to the wearable pipeline which is asynchronous and server-initiated.</w:t>
       </w:r>
     </w:p>
     <w:p>
@@ -5028,13 +5025,12 @@
           <w:b/>
           <w:sz w:val="20"/>
         </w:rPr>
-        <w:t xml:space="preserve">Celery + Redis architecture on Heroku.  </w:t>
+        <w:t>Celery + Redis architecture on Heroku.  Celery Beat (scheduler) and Celery Worker (executor) run as separate Heroku dynos. Redis serves as the message broker between them — Beat enqueues tasks to Redis, Worker dequeues and executes them. This separation is architecturally required: a single dyno cannot reliably run both the scheduler and the worker because Heroku dynos can be restarted at any time, and a combined process would lose queued tasks on restart. Redis is not redundant — it is the broker that makes the Beat/Worker split possible. For ~300 participants polled every 2–3 minutes, the task volume is well within a single Worker dyno’s capacity.</w:t>
       </w:r>
       <w:r>
         <w:rPr>
           <w:sz w:val="20"/>
         </w:rPr>
-        <w:t>Celery Beat (scheduler) and Celery Worker (executor) run as separate Heroku dynos. Redis serves as the message broker between them — Beat enqueues tasks to Redis, Worker dequeues and executes them. This separation is architecturally required: a single dyno cannot reliably run both the scheduler and the worker because Heroku dynos can be restarted at any time, and a combined process would lose queued tasks on restart. Redis is not redundant — it is the broker that makes the Beat/Worker split possible. For ~300 participants polled every 2–3 minutes during game windows, the task volume is well within a single Worker dyno’s capacity.</w:t>
       </w:r>
     </w:p>
     <w:p/>

--- a/Resources/REACT_Architecture.docx
+++ b/Resources/REACT_Architecture.docx
@@ -268,7 +268,7 @@
               <w:rPr>
                 <w:sz w:val="17"/>
               </w:rPr>
-              <w:t>Polls Labfront API every 2–3 min. Writes HeartRateSample (15-sec HR) and StressSample (3-min epochs) rows to PostgreSQL.</w:t>
+              <w:t>[Stub — Labfront API integration pending] Polls Labfront API every 2–3 min. Will write HeartRateSample (15-sec HR) and StressSample (3-min epochs) rows to PostgreSQL.</w:t>
             </w:r>
           </w:p>
         </w:tc>
@@ -312,7 +312,7 @@
               <w:rPr>
                 <w:sz w:val="17"/>
               </w:rPr>
-              <w:t>Reads recent EMA rows per enrolled participant. Computes MSSD (Mean Square Successive Difference) as a within-person volatility metric. Checks threshold, cooldown window, and daily prompt cap. Writes a JITAILog row (send_prompt = True/False). If send_prompt is True, fires Expo push notification.</w:t>
+              <w:t>Reads recent EMA rows per enrolled participant. Computes MSSD via decision_engine.py (calculate_mssd → apply_decision_rules). Cooldown (60 min) and daily cap (4/day) enforced by the decision engine. Writes a JITAILog row (send_prompt = True/False). If send_prompt is True, fires Expo push notification (silent, prompt_id only).</w:t>
             </w:r>
           </w:p>
         </w:tc>
@@ -1331,6 +1331,47 @@
                 <w:sz w:val="17"/>
               </w:rPr>
               <w:t>Ingest EMA / notification engagement event from mobile app</w:t>
+            </w:r>
+          </w:p>
+        </w:tc>
+      </w:tr>
+      <w:tr>
+        <w:tc>
+          <w:tcPr>
+            <w:tcW w:type="dxa" w:w="3249"/>
+          </w:tcPr>
+          <w:p>
+            <w:r>
+              <w:rPr>
+                <w:sz w:val="17"/>
+              </w:rPr>
+              <w:t>POST</w:t>
+            </w:r>
+          </w:p>
+        </w:tc>
+        <w:tc>
+          <w:tcPr>
+            <w:tcW w:type="dxa" w:w="3249"/>
+          </w:tcPr>
+          <w:p>
+            <w:r>
+              <w:rPr>
+                <w:sz w:val="17"/>
+              </w:rPr>
+              <w:t>/telemetry/ingest/</w:t>
+            </w:r>
+          </w:p>
+        </w:tc>
+        <w:tc>
+          <w:tcPr>
+            <w:tcW w:type="dxa" w:w="3249"/>
+          </w:tcPr>
+          <w:p>
+            <w:r>
+              <w:rPr>
+                <w:sz w:val="17"/>
+              </w:rPr>
+              <w:t>Dev/staging testing endpoint — not part of the production data flow. In production, wearable data is written directly to the DB via Celery ORM (ingest_wearable_data task). This endpoint exists for local testing only.</w:t>
             </w:r>
           </w:p>
         </w:tc>

--- a/Resources/REACT_Architecture.docx
+++ b/Resources/REACT_Architecture.docx
@@ -268,7 +268,7 @@
               <w:rPr>
                 <w:sz w:val="17"/>
               </w:rPr>
-              <w:t>[Stub — Labfront API integration pending] Polls Labfront API every 2–3 min. Will write HeartRateSample (15-sec HR) and StressSample (3-min epochs) rows to PostgreSQL.</w:t>
+              <w:t>Polls Labfront API every 2–3 min. Writes HeartRateSample (15-sec HR) and StressSample (3-min epochs) rows to PostgreSQL.</w:t>
             </w:r>
           </w:p>
         </w:tc>
@@ -312,7 +312,7 @@
               <w:rPr>
                 <w:sz w:val="17"/>
               </w:rPr>
-              <w:t>Reads recent EMA rows per enrolled participant. Computes MSSD via decision_engine.py (calculate_mssd → apply_decision_rules). Cooldown (60 min) and daily cap (4/day) enforced by the decision engine. Writes a JITAILog row (send_prompt = True/False). If send_prompt is True, fires Expo push notification (silent, prompt_id only).</w:t>
+              <w:t>Reads recent EMA rows per enrolled participant. Computes MSSD (Mean Square Successive Difference) as a within-person volatility metric. Checks threshold, cooldown window, and daily prompt cap. Writes a JITAILog row (send_prompt = True/False). If send_prompt is True, fires Expo push notification.</w:t>
             </w:r>
           </w:p>
         </w:tc>
@@ -794,7 +794,7 @@
               <w:rPr>
                 <w:sz w:val="17"/>
               </w:rPr>
-              <w:t>GET</w:t>
+              <w:t>POST</w:t>
             </w:r>
           </w:p>
         </w:tc>
@@ -807,7 +807,7 @@
               <w:rPr>
                 <w:sz w:val="17"/>
               </w:rPr>
-              <w:t>/userdata/latest/{user_id}/</w:t>
+              <w:t>/wearable/</w:t>
             </w:r>
           </w:p>
         </w:tc>
@@ -820,7 +820,7 @@
               <w:rPr>
                 <w:sz w:val="17"/>
               </w:rPr>
-              <w:t>Get latest user progress snapshot</w:t>
+              <w:t>Register Labfront participant ID on enrollment</w:t>
             </w:r>
           </w:p>
         </w:tc>
@@ -836,7 +836,7 @@
               <w:rPr>
                 <w:sz w:val="17"/>
               </w:rPr>
-              <w:t>POST</w:t>
+              <w:t>GET</w:t>
             </w:r>
           </w:p>
         </w:tc>
@@ -850,7 +850,7 @@
               <w:rPr>
                 <w:sz w:val="17"/>
               </w:rPr>
-              <w:t>/userdata/{user_id}/</w:t>
+              <w:t>/wearable/{user_id}/</w:t>
             </w:r>
           </w:p>
         </w:tc>
@@ -864,7 +864,7 @@
               <w:rPr>
                 <w:sz w:val="17"/>
               </w:rPr>
-              <w:t>Log user progress</w:t>
+              <w:t>Get device record</w:t>
             </w:r>
           </w:p>
         </w:tc>
@@ -879,7 +879,7 @@
               <w:rPr>
                 <w:sz w:val="17"/>
               </w:rPr>
-              <w:t>POST</w:t>
+              <w:t>PATCH</w:t>
             </w:r>
           </w:p>
         </w:tc>
@@ -892,7 +892,7 @@
               <w:rPr>
                 <w:sz w:val="17"/>
               </w:rPr>
-              <w:t>/wearable/</w:t>
+              <w:t>/wearable/{user_id}/</w:t>
             </w:r>
           </w:p>
         </w:tc>
@@ -905,7 +905,7 @@
               <w:rPr>
                 <w:sz w:val="17"/>
               </w:rPr>
-              <w:t>Register Labfront participant ID on enrollment</w:t>
+              <w:t>Update device record (e.g. last_synced_at)</w:t>
             </w:r>
           </w:p>
         </w:tc>
@@ -921,7 +921,7 @@
               <w:rPr>
                 <w:sz w:val="17"/>
               </w:rPr>
-              <w:t>GET</w:t>
+              <w:t>POST</w:t>
             </w:r>
           </w:p>
         </w:tc>
@@ -935,7 +935,7 @@
               <w:rPr>
                 <w:sz w:val="17"/>
               </w:rPr>
-              <w:t>/wearable/{user_id}/</w:t>
+              <w:t>/ema/</w:t>
             </w:r>
           </w:p>
         </w:tc>
@@ -949,7 +949,7 @@
               <w:rPr>
                 <w:sz w:val="17"/>
               </w:rPr>
-              <w:t>Get device record</w:t>
+              <w:t>Submit EMA response from mobile app</w:t>
             </w:r>
           </w:p>
         </w:tc>
@@ -964,7 +964,7 @@
               <w:rPr>
                 <w:sz w:val="17"/>
               </w:rPr>
-              <w:t>PATCH</w:t>
+              <w:t>GET</w:t>
             </w:r>
           </w:p>
         </w:tc>
@@ -977,7 +977,7 @@
               <w:rPr>
                 <w:sz w:val="17"/>
               </w:rPr>
-              <w:t>/wearable/{user_id}/</w:t>
+              <w:t>/ema/{user_id}/</w:t>
             </w:r>
           </w:p>
         </w:tc>
@@ -990,7 +990,7 @@
               <w:rPr>
                 <w:sz w:val="17"/>
               </w:rPr>
-              <w:t>Update device record (e.g. last_synced_at)</w:t>
+              <w:t>Fetch EMA history (dashboard / admin)</w:t>
             </w:r>
           </w:p>
         </w:tc>
@@ -1020,7 +1020,7 @@
               <w:rPr>
                 <w:sz w:val="17"/>
               </w:rPr>
-              <w:t>/ema/</w:t>
+              <w:t>/jitai/</w:t>
             </w:r>
           </w:p>
         </w:tc>
@@ -1034,7 +1034,7 @@
               <w:rPr>
                 <w:sz w:val="17"/>
               </w:rPr>
-              <w:t>Submit EMA response from mobile app</w:t>
+              <w:t>Internal — Celery logs a triggered intervention</w:t>
             </w:r>
           </w:p>
         </w:tc>
@@ -1062,7 +1062,7 @@
               <w:rPr>
                 <w:sz w:val="17"/>
               </w:rPr>
-              <w:t>/ema/{user_id}/</w:t>
+              <w:t>/jitai/{user_id}/</w:t>
             </w:r>
           </w:p>
         </w:tc>
@@ -1075,7 +1075,7 @@
               <w:rPr>
                 <w:sz w:val="17"/>
               </w:rPr>
-              <w:t>Fetch EMA history (dashboard / admin)</w:t>
+              <w:t>Fetch JITAI history (dashboard / admin)</w:t>
             </w:r>
           </w:p>
         </w:tc>
@@ -1091,7 +1091,7 @@
               <w:rPr>
                 <w:sz w:val="17"/>
               </w:rPr>
-              <w:t>POST</w:t>
+              <w:t>GET</w:t>
             </w:r>
           </w:p>
         </w:tc>
@@ -1105,7 +1105,7 @@
               <w:rPr>
                 <w:sz w:val="17"/>
               </w:rPr>
-              <w:t>/jitai/</w:t>
+              <w:t>/telemetry/hr/{user_id}/</w:t>
             </w:r>
           </w:p>
         </w:tc>
@@ -1119,7 +1119,7 @@
               <w:rPr>
                 <w:sz w:val="17"/>
               </w:rPr>
-              <w:t>Internal — Celery logs a triggered intervention</w:t>
+              <w:t>Fetch recent HR samples (dashboard)</w:t>
             </w:r>
           </w:p>
         </w:tc>
@@ -1147,7 +1147,7 @@
               <w:rPr>
                 <w:sz w:val="17"/>
               </w:rPr>
-              <w:t>/jitai/{user_id}/</w:t>
+              <w:t>/telemetry/stress/{user_id}/</w:t>
             </w:r>
           </w:p>
         </w:tc>
@@ -1160,7 +1160,7 @@
               <w:rPr>
                 <w:sz w:val="17"/>
               </w:rPr>
-              <w:t>Fetch JITAI history (dashboard / admin)</w:t>
+              <w:t>Fetch recent stress samples (dashboard)</w:t>
             </w:r>
           </w:p>
         </w:tc>
@@ -1176,7 +1176,7 @@
               <w:rPr>
                 <w:sz w:val="17"/>
               </w:rPr>
-              <w:t>GET</w:t>
+              <w:t>POST</w:t>
             </w:r>
           </w:p>
         </w:tc>
@@ -1190,7 +1190,7 @@
               <w:rPr>
                 <w:sz w:val="17"/>
               </w:rPr>
-              <w:t>/telemetry/hr/{user_id}/</w:t>
+              <w:t>/telemetry/phone/</w:t>
             </w:r>
           </w:p>
         </w:tc>
@@ -1204,7 +1204,7 @@
               <w:rPr>
                 <w:sz w:val="17"/>
               </w:rPr>
-              <w:t>Fetch recent HR samples (dashboard)</w:t>
+              <w:t>Ingest compose surface event from mobile app</w:t>
             </w:r>
           </w:p>
         </w:tc>
@@ -1219,7 +1219,7 @@
               <w:rPr>
                 <w:sz w:val="17"/>
               </w:rPr>
-              <w:t>GET</w:t>
+              <w:t>POST</w:t>
             </w:r>
           </w:p>
         </w:tc>
@@ -1232,7 +1232,7 @@
               <w:rPr>
                 <w:sz w:val="17"/>
               </w:rPr>
-              <w:t>/telemetry/stress/{user_id}/</w:t>
+              <w:t>/telemetry/engagement/</w:t>
             </w:r>
           </w:p>
         </w:tc>
@@ -1245,133 +1245,7 @@
               <w:rPr>
                 <w:sz w:val="17"/>
               </w:rPr>
-              <w:t>Fetch recent stress samples (dashboard)</w:t>
-            </w:r>
-          </w:p>
-        </w:tc>
-      </w:tr>
-      <w:tr>
-        <w:tc>
-          <w:tcPr>
-            <w:tcW w:type="dxa" w:w="3249"/>
-            <w:shd w:val="clear" w:color="auto" w:fill="EEF2FA"/>
-          </w:tcPr>
-          <w:p>
-            <w:r>
-              <w:rPr>
-                <w:sz w:val="17"/>
-              </w:rPr>
-              <w:t>POST</w:t>
-            </w:r>
-          </w:p>
-        </w:tc>
-        <w:tc>
-          <w:tcPr>
-            <w:tcW w:type="dxa" w:w="3249"/>
-            <w:shd w:val="clear" w:color="auto" w:fill="EEF2FA"/>
-          </w:tcPr>
-          <w:p>
-            <w:r>
-              <w:rPr>
-                <w:sz w:val="17"/>
-              </w:rPr>
-              <w:t>/telemetry/phone/</w:t>
-            </w:r>
-          </w:p>
-        </w:tc>
-        <w:tc>
-          <w:tcPr>
-            <w:tcW w:type="dxa" w:w="3249"/>
-            <w:shd w:val="clear" w:color="auto" w:fill="EEF2FA"/>
-          </w:tcPr>
-          <w:p>
-            <w:r>
-              <w:rPr>
-                <w:sz w:val="17"/>
-              </w:rPr>
-              <w:t>Ingest compose surface event from mobile app</w:t>
-            </w:r>
-          </w:p>
-        </w:tc>
-      </w:tr>
-      <w:tr>
-        <w:tc>
-          <w:tcPr>
-            <w:tcW w:type="dxa" w:w="3249"/>
-          </w:tcPr>
-          <w:p>
-            <w:r>
-              <w:rPr>
-                <w:sz w:val="17"/>
-              </w:rPr>
-              <w:t>POST</w:t>
-            </w:r>
-          </w:p>
-        </w:tc>
-        <w:tc>
-          <w:tcPr>
-            <w:tcW w:type="dxa" w:w="3249"/>
-          </w:tcPr>
-          <w:p>
-            <w:r>
-              <w:rPr>
-                <w:sz w:val="17"/>
-              </w:rPr>
-              <w:t>/telemetry/engagement/</w:t>
-            </w:r>
-          </w:p>
-        </w:tc>
-        <w:tc>
-          <w:tcPr>
-            <w:tcW w:type="dxa" w:w="3249"/>
-          </w:tcPr>
-          <w:p>
-            <w:r>
-              <w:rPr>
-                <w:sz w:val="17"/>
-              </w:rPr>
               <w:t>Ingest EMA / notification engagement event from mobile app</w:t>
-            </w:r>
-          </w:p>
-        </w:tc>
-      </w:tr>
-      <w:tr>
-        <w:tc>
-          <w:tcPr>
-            <w:tcW w:type="dxa" w:w="3249"/>
-          </w:tcPr>
-          <w:p>
-            <w:r>
-              <w:rPr>
-                <w:sz w:val="17"/>
-              </w:rPr>
-              <w:t>POST</w:t>
-            </w:r>
-          </w:p>
-        </w:tc>
-        <w:tc>
-          <w:tcPr>
-            <w:tcW w:type="dxa" w:w="3249"/>
-          </w:tcPr>
-          <w:p>
-            <w:r>
-              <w:rPr>
-                <w:sz w:val="17"/>
-              </w:rPr>
-              <w:t>/telemetry/ingest/</w:t>
-            </w:r>
-          </w:p>
-        </w:tc>
-        <w:tc>
-          <w:tcPr>
-            <w:tcW w:type="dxa" w:w="3249"/>
-          </w:tcPr>
-          <w:p>
-            <w:r>
-              <w:rPr>
-                <w:sz w:val="17"/>
-              </w:rPr>
-              <w:t>Dev/staging testing endpoint — not part of the production data flow. In production, wearable data is written directly to the DB via Celery ORM (ingest_wearable_data task). This endpoint exists for local testing only.</w:t>
             </w:r>
           </w:p>
         </w:tc>
@@ -1898,223 +1772,6 @@
       </w:tr>
     </w:tbl>
     <w:p/>
-    <w:p>
-      <w:pPr>
-        <w:pStyle w:val="Heading2"/>
-      </w:pPr>
-      <w:r>
-        <w:rPr>
-          <w:color w:val="003387"/>
-        </w:rPr>
-        <w:t>user_data</w:t>
-      </w:r>
-    </w:p>
-    <w:p>
-      <w:r>
-        <w:rPr>
-          <w:i/>
-          <w:sz w:val="19"/>
-        </w:rPr>
-        <w:t>Timestamped participant activity snapshots.</w:t>
-      </w:r>
-    </w:p>
-    <w:tbl>
-      <w:tblPr>
-        <w:tblStyle w:val="TableGrid"/>
-        <w:tblW w:type="auto" w:w="0"/>
-        <w:tblLook w:firstColumn="1" w:firstRow="1" w:lastColumn="0" w:lastRow="0" w:noHBand="0" w:noVBand="1" w:val="04A0"/>
-      </w:tblPr>
-      <w:tblGrid>
-        <w:gridCol w:w="3249"/>
-        <w:gridCol w:w="3249"/>
-        <w:gridCol w:w="3249"/>
-      </w:tblGrid>
-      <w:tr>
-        <w:tc>
-          <w:tcPr>
-            <w:tcW w:type="dxa" w:w="3249"/>
-            <w:shd w:val="clear" w:color="auto" w:fill="003387"/>
-          </w:tcPr>
-          <w:p>
-            <w:pPr>
-              <w:jc w:val="center"/>
-            </w:pPr>
-            <w:r>
-              <w:rPr>
-                <w:b/>
-                <w:color w:val="FFFFFF"/>
-                <w:sz w:val="18"/>
-              </w:rPr>
-              <w:t>Column</w:t>
-            </w:r>
-          </w:p>
-        </w:tc>
-        <w:tc>
-          <w:tcPr>
-            <w:tcW w:type="dxa" w:w="3249"/>
-            <w:shd w:val="clear" w:color="auto" w:fill="003387"/>
-          </w:tcPr>
-          <w:p>
-            <w:pPr>
-              <w:jc w:val="center"/>
-            </w:pPr>
-            <w:r>
-              <w:rPr>
-                <w:b/>
-                <w:color w:val="FFFFFF"/>
-                <w:sz w:val="18"/>
-              </w:rPr>
-              <w:t>Type</w:t>
-            </w:r>
-          </w:p>
-        </w:tc>
-        <w:tc>
-          <w:tcPr>
-            <w:tcW w:type="dxa" w:w="3249"/>
-            <w:shd w:val="clear" w:color="auto" w:fill="003387"/>
-          </w:tcPr>
-          <w:p>
-            <w:pPr>
-              <w:jc w:val="center"/>
-            </w:pPr>
-            <w:r>
-              <w:rPr>
-                <w:b/>
-                <w:color w:val="FFFFFF"/>
-                <w:sz w:val="18"/>
-              </w:rPr>
-              <w:t>Notes / Constraint</w:t>
-            </w:r>
-          </w:p>
-        </w:tc>
-      </w:tr>
-      <w:tr>
-        <w:tc>
-          <w:tcPr>
-            <w:tcW w:type="dxa" w:w="3249"/>
-          </w:tcPr>
-          <w:p>
-            <w:r>
-              <w:rPr>
-                <w:sz w:val="17"/>
-              </w:rPr>
-              <w:t>data_id</w:t>
-            </w:r>
-          </w:p>
-        </w:tc>
-        <w:tc>
-          <w:tcPr>
-            <w:tcW w:type="dxa" w:w="3249"/>
-          </w:tcPr>
-          <w:p>
-            <w:r>
-              <w:rPr>
-                <w:sz w:val="17"/>
-              </w:rPr>
-              <w:t>INT</w:t>
-            </w:r>
-          </w:p>
-        </w:tc>
-        <w:tc>
-          <w:tcPr>
-            <w:tcW w:type="dxa" w:w="3249"/>
-          </w:tcPr>
-          <w:p>
-            <w:r>
-              <w:rPr>
-                <w:sz w:val="17"/>
-              </w:rPr>
-              <w:t>PRIMARY KEY</w:t>
-            </w:r>
-          </w:p>
-        </w:tc>
-      </w:tr>
-      <w:tr>
-        <w:tc>
-          <w:tcPr>
-            <w:tcW w:type="dxa" w:w="3249"/>
-            <w:shd w:val="clear" w:color="auto" w:fill="EEF2FA"/>
-          </w:tcPr>
-          <w:p>
-            <w:r>
-              <w:rPr>
-                <w:sz w:val="17"/>
-              </w:rPr>
-              <w:t>user_id</w:t>
-            </w:r>
-          </w:p>
-        </w:tc>
-        <w:tc>
-          <w:tcPr>
-            <w:tcW w:type="dxa" w:w="3249"/>
-            <w:shd w:val="clear" w:color="auto" w:fill="EEF2FA"/>
-          </w:tcPr>
-          <w:p>
-            <w:r>
-              <w:rPr>
-                <w:sz w:val="17"/>
-              </w:rPr>
-              <w:t>INT</w:t>
-            </w:r>
-          </w:p>
-        </w:tc>
-        <w:tc>
-          <w:tcPr>
-            <w:tcW w:type="dxa" w:w="3249"/>
-            <w:shd w:val="clear" w:color="auto" w:fill="EEF2FA"/>
-          </w:tcPr>
-          <w:p>
-            <w:r>
-              <w:rPr>
-                <w:sz w:val="17"/>
-              </w:rPr>
-              <w:t>FK → user</w:t>
-            </w:r>
-          </w:p>
-        </w:tc>
-      </w:tr>
-      <w:tr>
-        <w:tc>
-          <w:tcPr>
-            <w:tcW w:type="dxa" w:w="3249"/>
-          </w:tcPr>
-          <w:p>
-            <w:r>
-              <w:rPr>
-                <w:sz w:val="17"/>
-              </w:rPr>
-              <w:t>timestamp</w:t>
-            </w:r>
-          </w:p>
-        </w:tc>
-        <w:tc>
-          <w:tcPr>
-            <w:tcW w:type="dxa" w:w="3249"/>
-          </w:tcPr>
-          <w:p>
-            <w:r>
-              <w:rPr>
-                <w:sz w:val="17"/>
-              </w:rPr>
-              <w:t>DATETIME</w:t>
-            </w:r>
-          </w:p>
-        </w:tc>
-        <w:tc>
-          <w:tcPr>
-            <w:tcW w:type="dxa" w:w="3249"/>
-          </w:tcPr>
-          <w:p>
-            <w:r>
-              <w:rPr>
-                <w:sz w:val="17"/>
-              </w:rPr>
-              <w:t>auto set on create</w:t>
-            </w:r>
-          </w:p>
-        </w:tc>
-      </w:tr>
-    </w:tbl>
     <w:p/>
     <w:p>
       <w:pPr>
@@ -2328,49 +1985,6 @@
                 <w:sz w:val="17"/>
               </w:rPr>
               <w:t>UNIQUE</w:t>
-            </w:r>
-          </w:p>
-        </w:tc>
-      </w:tr>
-      <w:tr>
-        <w:tc>
-          <w:tcPr>
-            <w:tcW w:type="dxa" w:w="3249"/>
-            <w:shd w:val="clear" w:color="auto" w:fill="EEF2FA"/>
-          </w:tcPr>
-          <w:p>
-            <w:r>
-              <w:rPr>
-                <w:sz w:val="17"/>
-              </w:rPr>
-              <w:t>device_name</w:t>
-            </w:r>
-          </w:p>
-        </w:tc>
-        <w:tc>
-          <w:tcPr>
-            <w:tcW w:type="dxa" w:w="3249"/>
-            <w:shd w:val="clear" w:color="auto" w:fill="EEF2FA"/>
-          </w:tcPr>
-          <w:p>
-            <w:r>
-              <w:rPr>
-                <w:sz w:val="17"/>
-              </w:rPr>
-              <w:t>VARCHAR(100)</w:t>
-            </w:r>
-          </w:p>
-        </w:tc>
-        <w:tc>
-          <w:tcPr>
-            <w:tcW w:type="dxa" w:w="3249"/>
-            <w:shd w:val="clear" w:color="auto" w:fill="EEF2FA"/>
-          </w:tcPr>
-          <w:p>
-            <w:r>
-              <w:rPr>
-                <w:sz w:val="17"/>
-              </w:rPr>
             </w:r>
           </w:p>
         </w:tc>
@@ -5408,7 +5022,7 @@
           <w:color w:val="444444"/>
           <w:sz w:val="16"/>
         </w:rPr>
-        <w:t>Last updated: 2026-06-23 · Author: Dustin Nguyen · SMASH Research Lab, UF</w:t>
+        <w:t>Last updated: 2026-07-01 · Author: Dustin Nguyen · SMASH Research Lab, UF</w:t>
       </w:r>
     </w:p>
     <w:sectPr>

--- a/Resources/REACT_Architecture.docx
+++ b/Resources/REACT_Architecture.docx
@@ -3727,7 +3727,7 @@
           <w:i/>
           <w:sz w:val="19"/>
         </w:rPr>
-        <w:t>In-app compose surface behavioral events. One row per discrete client-side event. Captures compose churn signals (keystroke_count, delete_count) in the metadata JSONB field on draft events. Content-free by design and IRB requirement: metadata may only contain counts, durations, and categorical values — never message text. This constraint is enforced at the Django model layer with a validator that rejects string metadata values exceeding 50 characters. Distinct from wearable telemetry (heart_rate_sample, stress_sample) and from the JITAI decision log (jitai_log). The dual timestamps (occurred_at = client-side, recorded_at = server-side) allow researchers to detect offline usage and sync delays. session_id groups all events within a single app session, enabling reconstruction of a complete behavioral sequence. game_clock_state (pre/live/post) is stamped at ingest time from the current study context so researchers can segment behavior by study phase without joining to external game data.</w:t>
+        <w:t>In-app compose surface behavioral events. One row per discrete client-side event. Captures compose churn signals (keystroke_count, delete_count) in the metadata JSONB field on draft events. Content-free by design and IRB requirement: metadata may only contain counts, durations, and categorical values — never message text. This constraint is enforced at the Django model layer with a validator that rejects string metadata values exceeding 50 characters. Distinct from wearable telemetry (heart_rate_sample, stress_sample) and from the JITAI decision log (jitai_log). The dual timestamps (occurred_at = client-side, recorded_at = server-side) allow researchers to detect offline usage and sync delays. session_id groups all events within a single app session, enabling reconstruction of a complete behavioral sequence.</w:t>
       </w:r>
     </w:p>
     <w:tbl>
@@ -4042,47 +4042,6 @@
                 <w:sz w:val="17"/>
               </w:rPr>
               <w:t>Server receipt timestamp; detects sync delays / offline use</w:t>
-            </w:r>
-          </w:p>
-        </w:tc>
-      </w:tr>
-      <w:tr>
-        <w:tc>
-          <w:tcPr>
-            <w:tcW w:type="dxa" w:w="3249"/>
-          </w:tcPr>
-          <w:p>
-            <w:r>
-              <w:rPr>
-                <w:sz w:val="17"/>
-              </w:rPr>
-              <w:t>game_clock_state</w:t>
-            </w:r>
-          </w:p>
-        </w:tc>
-        <w:tc>
-          <w:tcPr>
-            <w:tcW w:type="dxa" w:w="3249"/>
-          </w:tcPr>
-          <w:p>
-            <w:r>
-              <w:rPr>
-                <w:sz w:val="17"/>
-              </w:rPr>
-              <w:t>VARCHAR(16)</w:t>
-            </w:r>
-          </w:p>
-        </w:tc>
-        <w:tc>
-          <w:tcPr>
-            <w:tcW w:type="dxa" w:w="3249"/>
-          </w:tcPr>
-          <w:p>
-            <w:r>
-              <w:rPr>
-                <w:sz w:val="17"/>
-              </w:rPr>
-              <w:t>pre / live / post</w:t>
             </w:r>
           </w:p>
         </w:tc>
@@ -4550,47 +4509,6 @@
                 <w:sz w:val="17"/>
               </w:rPr>
               <w:t>Server receipt timestamp</w:t>
-            </w:r>
-          </w:p>
-        </w:tc>
-      </w:tr>
-      <w:tr>
-        <w:tc>
-          <w:tcPr>
-            <w:tcW w:type="dxa" w:w="3249"/>
-          </w:tcPr>
-          <w:p>
-            <w:r>
-              <w:rPr>
-                <w:sz w:val="17"/>
-              </w:rPr>
-              <w:t>game_clock_state</w:t>
-            </w:r>
-          </w:p>
-        </w:tc>
-        <w:tc>
-          <w:tcPr>
-            <w:tcW w:type="dxa" w:w="3249"/>
-          </w:tcPr>
-          <w:p>
-            <w:r>
-              <w:rPr>
-                <w:sz w:val="17"/>
-              </w:rPr>
-              <w:t>VARCHAR(16)</w:t>
-            </w:r>
-          </w:p>
-        </w:tc>
-        <w:tc>
-          <w:tcPr>
-            <w:tcW w:type="dxa" w:w="3249"/>
-          </w:tcPr>
-          <w:p>
-            <w:r>
-              <w:rPr>
-                <w:sz w:val="17"/>
-              </w:rPr>
-              <w:t>pre / live / post</w:t>
             </w:r>
           </w:p>
         </w:tc>
@@ -4636,7 +4554,7 @@
           <w:b/>
           <w:sz w:val="20"/>
         </w:rPr>
-        <w:t>Path 2: Phone telemetry pipeline (push-based, client-initiated).  The React Native app fires POST requests to /telemetry/phone/ and /telemetry/engagement/ in real time as the participant interacts with the compose surface or engages with EMA prompts and notifications. The Django REST API authenticates the request via JWT, validates the payload (including the IRB metadata constraint), stamps recorded_at, derives game_clock_state from the current study context, and writes to phone_telemetry or engagement_log. This path is synchronous and participant-device-initiated, in contrast to the wearable pipeline which is asynchronous and server-initiated.</w:t>
+        <w:t>Path 2: Phone telemetry pipeline (push-based, client-initiated).  The React Native app fires POST requests to /telemetry/phone/ and /telemetry/engagement/ in real time as the participant interacts with the compose surface or engages with EMA prompts and notifications. The Django REST API authenticates the request via JWT, validates the payload (including the IRB metadata constraint), stamps recorded_at and writes to phone_telemetry or engagement_log. This path is synchronous and participant-device-initiated, in contrast to the wearable pipeline which is asynchronous and server-initiated.</w:t>
       </w:r>
       <w:r>
         <w:rPr>

--- a/Resources/REACT_Architecture.docx
+++ b/Resources/REACT_Architecture.docx
@@ -3703,7 +3703,130 @@
               <w:rPr>
                 <w:sz w:val="17"/>
               </w:rPr>
-              <w:t>delivered / opened / interacted / failed</w:t>
+              <w:t>pending → delivered / not_sent / failed / opened / interacted</w:t>
+            </w:r>
+          </w:p>
+        </w:tc>
+      </w:tr>
+      <w:tr>
+        <w:tc>
+          <w:tcPr>
+            <w:tcW w:type="dxa" w:w="3249"/>
+          </w:tcPr>
+          <w:p>
+            <w:r>
+              <w:rPr>
+                <w:sz w:val="17"/>
+              </w:rPr>
+              <w:t>decision_point_id</w:t>
+            </w:r>
+          </w:p>
+        </w:tc>
+        <w:tc>
+          <w:tcPr>
+            <w:tcW w:type="dxa" w:w="3249"/>
+          </w:tcPr>
+          <w:p>
+            <w:r>
+              <w:rPr>
+                <w:sz w:val="17"/>
+              </w:rPr>
+              <w:t>VARCHAR(64)</w:t>
+            </w:r>
+          </w:p>
+        </w:tc>
+        <w:tc>
+          <w:tcPr>
+            <w:tcW w:type="dxa" w:w="3249"/>
+          </w:tcPr>
+          <w:p>
+            <w:r>
+              <w:rPr>
+                <w:sz w:val="17"/>
+              </w:rPr>
+              <w:t>UNIQUE — idempotency key; format: ema_&lt;ema_pk&gt;</w:t>
+            </w:r>
+          </w:p>
+        </w:tc>
+      </w:tr>
+      <w:tr>
+        <w:tc>
+          <w:tcPr>
+            <w:tcW w:type="dxa" w:w="3249"/>
+          </w:tcPr>
+          <w:p>
+            <w:r>
+              <w:rPr>
+                <w:sz w:val="17"/>
+              </w:rPr>
+              <w:t>randomization_probability</w:t>
+            </w:r>
+          </w:p>
+        </w:tc>
+        <w:tc>
+          <w:tcPr>
+            <w:tcW w:type="dxa" w:w="3249"/>
+          </w:tcPr>
+          <w:p>
+            <w:r>
+              <w:rPr>
+                <w:sz w:val="17"/>
+              </w:rPr>
+              <w:t>FLOAT</w:t>
+            </w:r>
+          </w:p>
+        </w:tc>
+        <w:tc>
+          <w:tcPr>
+            <w:tcW w:type="dxa" w:w="3249"/>
+          </w:tcPr>
+          <w:p>
+            <w:r>
+              <w:rPr>
+                <w:sz w:val="17"/>
+              </w:rPr>
+              <w:t>p value used for coin flip at this decision point</w:t>
+            </w:r>
+          </w:p>
+        </w:tc>
+      </w:tr>
+      <w:tr>
+        <w:tc>
+          <w:tcPr>
+            <w:tcW w:type="dxa" w:w="3249"/>
+          </w:tcPr>
+          <w:p>
+            <w:r>
+              <w:rPr>
+                <w:sz w:val="17"/>
+              </w:rPr>
+              <w:t>randomization_draw</w:t>
+            </w:r>
+          </w:p>
+        </w:tc>
+        <w:tc>
+          <w:tcPr>
+            <w:tcW w:type="dxa" w:w="3249"/>
+          </w:tcPr>
+          <w:p>
+            <w:r>
+              <w:rPr>
+                <w:sz w:val="17"/>
+              </w:rPr>
+              <w:t>FLOAT</w:t>
+            </w:r>
+          </w:p>
+        </w:tc>
+        <w:tc>
+          <w:tcPr>
+            <w:tcW w:type="dxa" w:w="3249"/>
+          </w:tcPr>
+          <w:p>
+            <w:r>
+              <w:rPr>
+                <w:sz w:val="17"/>
+              </w:rPr>
+              <w:t>Uniform(0,1) draw; NULL when control / ineligible</w:t>
             </w:r>
           </w:p>
         </w:tc>
@@ -4932,6 +5055,2034 @@
     <w:p/>
     <w:p>
       <w:pPr>
+        <w:pStyle w:val="Heading1"/>
+      </w:pPr>
+      <w:r>
+        <w:t>6. Research Construct Map</w:t>
+      </w:r>
+    </w:p>
+    <w:p>
+      <w:r>
+        <w:t>Every database field mapped to the research construct it serves. Fields that are pure infrastructure (PKs, FKs, server timestamps) are noted as such.</w:t>
+      </w:r>
+    </w:p>
+    <w:p>
+      <w:r>
+        <w:t/>
+      </w:r>
+    </w:p>
+    <w:tbl>
+      <w:tblPr>
+        <w:tblStyle w:val="TableGrid"/>
+        <w:tblW w:type="auto" w:w="0"/>
+        <w:tblLook w:firstColumn="1" w:firstRow="1" w:lastColumn="0" w:lastRow="0" w:noHBand="0" w:noVBand="1" w:val="04A0"/>
+      </w:tblPr>
+      <w:tblGrid>
+        <w:gridCol w:w="3249"/>
+        <w:gridCol w:w="3249"/>
+        <w:gridCol w:w="3249"/>
+      </w:tblGrid>
+      <w:tr>
+        <w:tc>
+          <w:tcPr>
+            <w:tcW w:type="dxa" w:w="3249"/>
+          </w:tcPr>
+          <w:p>
+            <w:r>
+              <w:rPr>
+                <w:b/>
+              </w:rPr>
+              <w:t>Table</w:t>
+            </w:r>
+          </w:p>
+        </w:tc>
+        <w:tc>
+          <w:tcPr>
+            <w:tcW w:type="dxa" w:w="3249"/>
+          </w:tcPr>
+          <w:p>
+            <w:r>
+              <w:rPr>
+                <w:b/>
+              </w:rPr>
+              <w:t>Field</w:t>
+            </w:r>
+          </w:p>
+        </w:tc>
+        <w:tc>
+          <w:tcPr>
+            <w:tcW w:type="dxa" w:w="3249"/>
+          </w:tcPr>
+          <w:p>
+            <w:r>
+              <w:rPr>
+                <w:b/>
+              </w:rPr>
+              <w:t>Construct</w:t>
+            </w:r>
+          </w:p>
+        </w:tc>
+      </w:tr>
+      <w:tr>
+        <w:tc>
+          <w:tcPr>
+            <w:tcW w:type="dxa" w:w="3249"/>
+          </w:tcPr>
+          <w:p>
+            <w:r>
+              <w:t>user</w:t>
+            </w:r>
+          </w:p>
+        </w:tc>
+        <w:tc>
+          <w:tcPr>
+            <w:tcW w:type="dxa" w:w="3249"/>
+          </w:tcPr>
+          <w:p>
+            <w:r>
+              <w:t>user_id</w:t>
+            </w:r>
+          </w:p>
+        </w:tc>
+        <w:tc>
+          <w:tcPr>
+            <w:tcW w:type="dxa" w:w="3249"/>
+          </w:tcPr>
+          <w:p>
+            <w:r>
+              <w:t>Infrastructure — primary key</w:t>
+            </w:r>
+          </w:p>
+        </w:tc>
+      </w:tr>
+      <w:tr>
+        <w:tc>
+          <w:tcPr>
+            <w:tcW w:type="dxa" w:w="3249"/>
+          </w:tcPr>
+          <w:p>
+            <w:r>
+              <w:t>user</w:t>
+            </w:r>
+          </w:p>
+        </w:tc>
+        <w:tc>
+          <w:tcPr>
+            <w:tcW w:type="dxa" w:w="3249"/>
+          </w:tcPr>
+          <w:p>
+            <w:r>
+              <w:t>email</w:t>
+            </w:r>
+          </w:p>
+        </w:tc>
+        <w:tc>
+          <w:tcPr>
+            <w:tcW w:type="dxa" w:w="3249"/>
+          </w:tcPr>
+          <w:p>
+            <w:r>
+              <w:t>Enrollment — participant identifier (PII)</w:t>
+            </w:r>
+          </w:p>
+        </w:tc>
+      </w:tr>
+      <w:tr>
+        <w:tc>
+          <w:tcPr>
+            <w:tcW w:type="dxa" w:w="3249"/>
+          </w:tcPr>
+          <w:p>
+            <w:r>
+              <w:t>user</w:t>
+            </w:r>
+          </w:p>
+        </w:tc>
+        <w:tc>
+          <w:tcPr>
+            <w:tcW w:type="dxa" w:w="3249"/>
+          </w:tcPr>
+          <w:p>
+            <w:r>
+              <w:t>first_name, last_name</w:t>
+            </w:r>
+          </w:p>
+        </w:tc>
+        <w:tc>
+          <w:tcPr>
+            <w:tcW w:type="dxa" w:w="3249"/>
+          </w:tcPr>
+          <w:p>
+            <w:r>
+              <w:t>Enrollment — participant identifier (PII)</w:t>
+            </w:r>
+          </w:p>
+        </w:tc>
+      </w:tr>
+      <w:tr>
+        <w:tc>
+          <w:tcPr>
+            <w:tcW w:type="dxa" w:w="3249"/>
+          </w:tcPr>
+          <w:p>
+            <w:r>
+              <w:t>user</w:t>
+            </w:r>
+          </w:p>
+        </w:tc>
+        <w:tc>
+          <w:tcPr>
+            <w:tcW w:type="dxa" w:w="3249"/>
+          </w:tcPr>
+          <w:p>
+            <w:r>
+              <w:t>birthdate, gender</w:t>
+            </w:r>
+          </w:p>
+        </w:tc>
+        <w:tc>
+          <w:tcPr>
+            <w:tcW w:type="dxa" w:w="3249"/>
+          </w:tcPr>
+          <w:p>
+            <w:r>
+              <w:t>Demographic covariates</w:t>
+            </w:r>
+          </w:p>
+        </w:tc>
+      </w:tr>
+      <w:tr>
+        <w:tc>
+          <w:tcPr>
+            <w:tcW w:type="dxa" w:w="3249"/>
+          </w:tcPr>
+          <w:p>
+            <w:r>
+              <w:t>user</w:t>
+            </w:r>
+          </w:p>
+        </w:tc>
+        <w:tc>
+          <w:tcPr>
+            <w:tcW w:type="dxa" w:w="3249"/>
+          </w:tcPr>
+          <w:p>
+            <w:r>
+              <w:t>password</w:t>
+            </w:r>
+          </w:p>
+        </w:tc>
+        <w:tc>
+          <w:tcPr>
+            <w:tcW w:type="dxa" w:w="3249"/>
+          </w:tcPr>
+          <w:p>
+            <w:r>
+              <w:t>Infrastructure — authentication</w:t>
+            </w:r>
+          </w:p>
+        </w:tc>
+      </w:tr>
+      <w:tr>
+        <w:tc>
+          <w:tcPr>
+            <w:tcW w:type="dxa" w:w="3249"/>
+          </w:tcPr>
+          <w:p>
+            <w:r>
+              <w:t>user</w:t>
+            </w:r>
+          </w:p>
+        </w:tc>
+        <w:tc>
+          <w:tcPr>
+            <w:tcW w:type="dxa" w:w="3249"/>
+          </w:tcPr>
+          <w:p>
+            <w:r>
+              <w:t>push_token</w:t>
+            </w:r>
+          </w:p>
+        </w:tc>
+        <w:tc>
+          <w:tcPr>
+            <w:tcW w:type="dxa" w:w="3249"/>
+          </w:tcPr>
+          <w:p>
+            <w:r>
+              <w:t>JITAI delivery — Expo notification routing</w:t>
+            </w:r>
+          </w:p>
+        </w:tc>
+      </w:tr>
+      <w:tr>
+        <w:tc>
+          <w:tcPr>
+            <w:tcW w:type="dxa" w:w="3249"/>
+          </w:tcPr>
+          <w:p>
+            <w:r>
+              <w:t>user</w:t>
+            </w:r>
+          </w:p>
+        </w:tc>
+        <w:tc>
+          <w:tcPr>
+            <w:tcW w:type="dxa" w:w="3249"/>
+          </w:tcPr>
+          <w:p>
+            <w:r>
+              <w:t>is_enrolled</w:t>
+            </w:r>
+          </w:p>
+        </w:tc>
+        <w:tc>
+          <w:tcPr>
+            <w:tcW w:type="dxa" w:w="3249"/>
+          </w:tcPr>
+          <w:p>
+            <w:r>
+              <w:t>Enrollment audit</w:t>
+            </w:r>
+          </w:p>
+        </w:tc>
+      </w:tr>
+      <w:tr>
+        <w:tc>
+          <w:tcPr>
+            <w:tcW w:type="dxa" w:w="3249"/>
+          </w:tcPr>
+          <w:p>
+            <w:r>
+              <w:t>user</w:t>
+            </w:r>
+          </w:p>
+        </w:tc>
+        <w:tc>
+          <w:tcPr>
+            <w:tcW w:type="dxa" w:w="3249"/>
+          </w:tcPr>
+          <w:p>
+            <w:r>
+              <w:t>enrolled_at</w:t>
+            </w:r>
+          </w:p>
+        </w:tc>
+        <w:tc>
+          <w:tcPr>
+            <w:tcW w:type="dxa" w:w="3249"/>
+          </w:tcPr>
+          <w:p>
+            <w:r>
+              <w:t>Enrollment audit — study entry timestamp</w:t>
+            </w:r>
+          </w:p>
+        </w:tc>
+      </w:tr>
+      <w:tr>
+        <w:tc>
+          <w:tcPr>
+            <w:tcW w:type="dxa" w:w="3249"/>
+          </w:tcPr>
+          <w:p>
+            <w:r>
+              <w:t>wearable_device</w:t>
+            </w:r>
+          </w:p>
+        </w:tc>
+        <w:tc>
+          <w:tcPr>
+            <w:tcW w:type="dxa" w:w="3249"/>
+          </w:tcPr>
+          <w:p>
+            <w:r>
+              <w:t>id</w:t>
+            </w:r>
+          </w:p>
+        </w:tc>
+        <w:tc>
+          <w:tcPr>
+            <w:tcW w:type="dxa" w:w="3249"/>
+          </w:tcPr>
+          <w:p>
+            <w:r>
+              <w:t>Infrastructure — primary key</w:t>
+            </w:r>
+          </w:p>
+        </w:tc>
+      </w:tr>
+      <w:tr>
+        <w:tc>
+          <w:tcPr>
+            <w:tcW w:type="dxa" w:w="3249"/>
+          </w:tcPr>
+          <w:p>
+            <w:r>
+              <w:t>wearable_device</w:t>
+            </w:r>
+          </w:p>
+        </w:tc>
+        <w:tc>
+          <w:tcPr>
+            <w:tcW w:type="dxa" w:w="3249"/>
+          </w:tcPr>
+          <w:p>
+            <w:r>
+              <w:t>user_id</w:t>
+            </w:r>
+          </w:p>
+        </w:tc>
+        <w:tc>
+          <w:tcPr>
+            <w:tcW w:type="dxa" w:w="3249"/>
+          </w:tcPr>
+          <w:p>
+            <w:r>
+              <w:t>Infrastructure — FK → user</w:t>
+            </w:r>
+          </w:p>
+        </w:tc>
+      </w:tr>
+      <w:tr>
+        <w:tc>
+          <w:tcPr>
+            <w:tcW w:type="dxa" w:w="3249"/>
+          </w:tcPr>
+          <w:p>
+            <w:r>
+              <w:t>wearable_device</w:t>
+            </w:r>
+          </w:p>
+        </w:tc>
+        <w:tc>
+          <w:tcPr>
+            <w:tcW w:type="dxa" w:w="3249"/>
+          </w:tcPr>
+          <w:p>
+            <w:r>
+              <w:t>labfront_participant_id</w:t>
+            </w:r>
+          </w:p>
+        </w:tc>
+        <w:tc>
+          <w:tcPr>
+            <w:tcW w:type="dxa" w:w="3249"/>
+          </w:tcPr>
+          <w:p>
+            <w:r>
+              <w:t>Data pipeline — Labfront API key per participant</w:t>
+            </w:r>
+          </w:p>
+        </w:tc>
+      </w:tr>
+      <w:tr>
+        <w:tc>
+          <w:tcPr>
+            <w:tcW w:type="dxa" w:w="3249"/>
+          </w:tcPr>
+          <w:p>
+            <w:r>
+              <w:t>wearable_device</w:t>
+            </w:r>
+          </w:p>
+        </w:tc>
+        <w:tc>
+          <w:tcPr>
+            <w:tcW w:type="dxa" w:w="3249"/>
+          </w:tcPr>
+          <w:p>
+            <w:r>
+              <w:t>is_active</w:t>
+            </w:r>
+          </w:p>
+        </w:tc>
+        <w:tc>
+          <w:tcPr>
+            <w:tcW w:type="dxa" w:w="3249"/>
+          </w:tcPr>
+          <w:p>
+            <w:r>
+              <w:t>Device compliance monitoring</w:t>
+            </w:r>
+          </w:p>
+        </w:tc>
+      </w:tr>
+      <w:tr>
+        <w:tc>
+          <w:tcPr>
+            <w:tcW w:type="dxa" w:w="3249"/>
+          </w:tcPr>
+          <w:p>
+            <w:r>
+              <w:t>wearable_device</w:t>
+            </w:r>
+          </w:p>
+        </w:tc>
+        <w:tc>
+          <w:tcPr>
+            <w:tcW w:type="dxa" w:w="3249"/>
+          </w:tcPr>
+          <w:p>
+            <w:r>
+              <w:t>last_synced_at</w:t>
+            </w:r>
+          </w:p>
+        </w:tc>
+        <w:tc>
+          <w:tcPr>
+            <w:tcW w:type="dxa" w:w="3249"/>
+          </w:tcPr>
+          <w:p>
+            <w:r>
+              <w:t>Device compliance monitoring</w:t>
+            </w:r>
+          </w:p>
+        </w:tc>
+      </w:tr>
+      <w:tr>
+        <w:tc>
+          <w:tcPr>
+            <w:tcW w:type="dxa" w:w="3249"/>
+          </w:tcPr>
+          <w:p>
+            <w:r>
+              <w:t>heart_rate_sample</w:t>
+            </w:r>
+          </w:p>
+        </w:tc>
+        <w:tc>
+          <w:tcPr>
+            <w:tcW w:type="dxa" w:w="3249"/>
+          </w:tcPr>
+          <w:p>
+            <w:r>
+              <w:t>id</w:t>
+            </w:r>
+          </w:p>
+        </w:tc>
+        <w:tc>
+          <w:tcPr>
+            <w:tcW w:type="dxa" w:w="3249"/>
+          </w:tcPr>
+          <w:p>
+            <w:r>
+              <w:t>Infrastructure — primary key</w:t>
+            </w:r>
+          </w:p>
+        </w:tc>
+      </w:tr>
+      <w:tr>
+        <w:tc>
+          <w:tcPr>
+            <w:tcW w:type="dxa" w:w="3249"/>
+          </w:tcPr>
+          <w:p>
+            <w:r>
+              <w:t>heart_rate_sample</w:t>
+            </w:r>
+          </w:p>
+        </w:tc>
+        <w:tc>
+          <w:tcPr>
+            <w:tcW w:type="dxa" w:w="3249"/>
+          </w:tcPr>
+          <w:p>
+            <w:r>
+              <w:t>user_id</w:t>
+            </w:r>
+          </w:p>
+        </w:tc>
+        <w:tc>
+          <w:tcPr>
+            <w:tcW w:type="dxa" w:w="3249"/>
+          </w:tcPr>
+          <w:p>
+            <w:r>
+              <w:t>Infrastructure — FK → user</w:t>
+            </w:r>
+          </w:p>
+        </w:tc>
+      </w:tr>
+      <w:tr>
+        <w:tc>
+          <w:tcPr>
+            <w:tcW w:type="dxa" w:w="3249"/>
+          </w:tcPr>
+          <w:p>
+            <w:r>
+              <w:t>heart_rate_sample</w:t>
+            </w:r>
+          </w:p>
+        </w:tc>
+        <w:tc>
+          <w:tcPr>
+            <w:tcW w:type="dxa" w:w="3249"/>
+          </w:tcPr>
+          <w:p>
+            <w:r>
+              <w:t>timestamp</w:t>
+            </w:r>
+          </w:p>
+        </w:tc>
+        <w:tc>
+          <w:tcPr>
+            <w:tcW w:type="dxa" w:w="3249"/>
+          </w:tcPr>
+          <w:p>
+            <w:r>
+              <w:t>Data provenance — when the sample was recorded</w:t>
+            </w:r>
+          </w:p>
+        </w:tc>
+      </w:tr>
+      <w:tr>
+        <w:tc>
+          <w:tcPr>
+            <w:tcW w:type="dxa" w:w="3249"/>
+          </w:tcPr>
+          <w:p>
+            <w:r>
+              <w:t>heart_rate_sample</w:t>
+            </w:r>
+          </w:p>
+        </w:tc>
+        <w:tc>
+          <w:tcPr>
+            <w:tcW w:type="dxa" w:w="3249"/>
+          </w:tcPr>
+          <w:p>
+            <w:r>
+              <w:t>bpm</w:t>
+            </w:r>
+          </w:p>
+        </w:tc>
+        <w:tc>
+          <w:tcPr>
+            <w:tcW w:type="dxa" w:w="3249"/>
+          </w:tcPr>
+          <w:p>
+            <w:r>
+              <w:t>JITAI decision — HR trigger signal</w:t>
+            </w:r>
+          </w:p>
+        </w:tc>
+      </w:tr>
+      <w:tr>
+        <w:tc>
+          <w:tcPr>
+            <w:tcW w:type="dxa" w:w="3249"/>
+          </w:tcPr>
+          <w:p>
+            <w:r>
+              <w:t>heart_rate_sample</w:t>
+            </w:r>
+          </w:p>
+        </w:tc>
+        <w:tc>
+          <w:tcPr>
+            <w:tcW w:type="dxa" w:w="3249"/>
+          </w:tcPr>
+          <w:p>
+            <w:r>
+              <w:t>source</w:t>
+            </w:r>
+          </w:p>
+        </w:tc>
+        <w:tc>
+          <w:tcPr>
+            <w:tcW w:type="dxa" w:w="3249"/>
+          </w:tcPr>
+          <w:p>
+            <w:r>
+              <w:t>Data provenance — default: garmin_labfront</w:t>
+            </w:r>
+          </w:p>
+        </w:tc>
+      </w:tr>
+      <w:tr>
+        <w:tc>
+          <w:tcPr>
+            <w:tcW w:type="dxa" w:w="3249"/>
+          </w:tcPr>
+          <w:p>
+            <w:r>
+              <w:t>stress_sample</w:t>
+            </w:r>
+          </w:p>
+        </w:tc>
+        <w:tc>
+          <w:tcPr>
+            <w:tcW w:type="dxa" w:w="3249"/>
+          </w:tcPr>
+          <w:p>
+            <w:r>
+              <w:t>id</w:t>
+            </w:r>
+          </w:p>
+        </w:tc>
+        <w:tc>
+          <w:tcPr>
+            <w:tcW w:type="dxa" w:w="3249"/>
+          </w:tcPr>
+          <w:p>
+            <w:r>
+              <w:t>Infrastructure — primary key</w:t>
+            </w:r>
+          </w:p>
+        </w:tc>
+      </w:tr>
+      <w:tr>
+        <w:tc>
+          <w:tcPr>
+            <w:tcW w:type="dxa" w:w="3249"/>
+          </w:tcPr>
+          <w:p>
+            <w:r>
+              <w:t>stress_sample</w:t>
+            </w:r>
+          </w:p>
+        </w:tc>
+        <w:tc>
+          <w:tcPr>
+            <w:tcW w:type="dxa" w:w="3249"/>
+          </w:tcPr>
+          <w:p>
+            <w:r>
+              <w:t>user_id</w:t>
+            </w:r>
+          </w:p>
+        </w:tc>
+        <w:tc>
+          <w:tcPr>
+            <w:tcW w:type="dxa" w:w="3249"/>
+          </w:tcPr>
+          <w:p>
+            <w:r>
+              <w:t>Infrastructure — FK → user</w:t>
+            </w:r>
+          </w:p>
+        </w:tc>
+      </w:tr>
+      <w:tr>
+        <w:tc>
+          <w:tcPr>
+            <w:tcW w:type="dxa" w:w="3249"/>
+          </w:tcPr>
+          <w:p>
+            <w:r>
+              <w:t>stress_sample</w:t>
+            </w:r>
+          </w:p>
+        </w:tc>
+        <w:tc>
+          <w:tcPr>
+            <w:tcW w:type="dxa" w:w="3249"/>
+          </w:tcPr>
+          <w:p>
+            <w:r>
+              <w:t>timestamp</w:t>
+            </w:r>
+          </w:p>
+        </w:tc>
+        <w:tc>
+          <w:tcPr>
+            <w:tcW w:type="dxa" w:w="3249"/>
+          </w:tcPr>
+          <w:p>
+            <w:r>
+              <w:t>Data provenance</w:t>
+            </w:r>
+          </w:p>
+        </w:tc>
+      </w:tr>
+      <w:tr>
+        <w:tc>
+          <w:tcPr>
+            <w:tcW w:type="dxa" w:w="3249"/>
+          </w:tcPr>
+          <w:p>
+            <w:r>
+              <w:t>stress_sample</w:t>
+            </w:r>
+          </w:p>
+        </w:tc>
+        <w:tc>
+          <w:tcPr>
+            <w:tcW w:type="dxa" w:w="3249"/>
+          </w:tcPr>
+          <w:p>
+            <w:r>
+              <w:t>stress_score</w:t>
+            </w:r>
+          </w:p>
+        </w:tc>
+        <w:tc>
+          <w:tcPr>
+            <w:tcW w:type="dxa" w:w="3249"/>
+          </w:tcPr>
+          <w:p>
+            <w:r>
+              <w:t>JITAI decision — Garmin stress trigger signal (0–100)</w:t>
+            </w:r>
+          </w:p>
+        </w:tc>
+      </w:tr>
+      <w:tr>
+        <w:tc>
+          <w:tcPr>
+            <w:tcW w:type="dxa" w:w="3249"/>
+          </w:tcPr>
+          <w:p>
+            <w:r>
+              <w:t>stress_sample</w:t>
+            </w:r>
+          </w:p>
+        </w:tc>
+        <w:tc>
+          <w:tcPr>
+            <w:tcW w:type="dxa" w:w="3249"/>
+          </w:tcPr>
+          <w:p>
+            <w:r>
+              <w:t>source</w:t>
+            </w:r>
+          </w:p>
+        </w:tc>
+        <w:tc>
+          <w:tcPr>
+            <w:tcW w:type="dxa" w:w="3249"/>
+          </w:tcPr>
+          <w:p>
+            <w:r>
+              <w:t>Data provenance</w:t>
+            </w:r>
+          </w:p>
+        </w:tc>
+      </w:tr>
+      <w:tr>
+        <w:tc>
+          <w:tcPr>
+            <w:tcW w:type="dxa" w:w="3249"/>
+          </w:tcPr>
+          <w:p>
+            <w:r>
+              <w:t>ema</w:t>
+            </w:r>
+          </w:p>
+        </w:tc>
+        <w:tc>
+          <w:tcPr>
+            <w:tcW w:type="dxa" w:w="3249"/>
+          </w:tcPr>
+          <w:p>
+            <w:r>
+              <w:t>id</w:t>
+            </w:r>
+          </w:p>
+        </w:tc>
+        <w:tc>
+          <w:tcPr>
+            <w:tcW w:type="dxa" w:w="3249"/>
+          </w:tcPr>
+          <w:p>
+            <w:r>
+              <w:t>Infrastructure — primary key</w:t>
+            </w:r>
+          </w:p>
+        </w:tc>
+      </w:tr>
+      <w:tr>
+        <w:tc>
+          <w:tcPr>
+            <w:tcW w:type="dxa" w:w="3249"/>
+          </w:tcPr>
+          <w:p>
+            <w:r>
+              <w:t>ema</w:t>
+            </w:r>
+          </w:p>
+        </w:tc>
+        <w:tc>
+          <w:tcPr>
+            <w:tcW w:type="dxa" w:w="3249"/>
+          </w:tcPr>
+          <w:p>
+            <w:r>
+              <w:t>user_id</w:t>
+            </w:r>
+          </w:p>
+        </w:tc>
+        <w:tc>
+          <w:tcPr>
+            <w:tcW w:type="dxa" w:w="3249"/>
+          </w:tcPr>
+          <w:p>
+            <w:r>
+              <w:t>Infrastructure — FK → user</w:t>
+            </w:r>
+          </w:p>
+        </w:tc>
+      </w:tr>
+      <w:tr>
+        <w:tc>
+          <w:tcPr>
+            <w:tcW w:type="dxa" w:w="3249"/>
+          </w:tcPr>
+          <w:p>
+            <w:r>
+              <w:t>ema</w:t>
+            </w:r>
+          </w:p>
+        </w:tc>
+        <w:tc>
+          <w:tcPr>
+            <w:tcW w:type="dxa" w:w="3249"/>
+          </w:tcPr>
+          <w:p>
+            <w:r>
+              <w:t>prompt_id</w:t>
+            </w:r>
+          </w:p>
+        </w:tc>
+        <w:tc>
+          <w:tcPr>
+            <w:tcW w:type="dxa" w:w="3249"/>
+          </w:tcPr>
+          <w:p>
+            <w:r>
+              <w:t>JITAI delivery — template reference (never message text)</w:t>
+            </w:r>
+          </w:p>
+        </w:tc>
+      </w:tr>
+      <w:tr>
+        <w:tc>
+          <w:tcPr>
+            <w:tcW w:type="dxa" w:w="3249"/>
+          </w:tcPr>
+          <w:p>
+            <w:r>
+              <w:t>ema</w:t>
+            </w:r>
+          </w:p>
+        </w:tc>
+        <w:tc>
+          <w:tcPr>
+            <w:tcW w:type="dxa" w:w="3249"/>
+          </w:tcPr>
+          <w:p>
+            <w:r>
+              <w:t>sent_at</w:t>
+            </w:r>
+          </w:p>
+        </w:tc>
+        <w:tc>
+          <w:tcPr>
+            <w:tcW w:type="dxa" w:w="3249"/>
+          </w:tcPr>
+          <w:p>
+            <w:r>
+              <w:t>JITAI delivery audit — when prompt was dispatched</w:t>
+            </w:r>
+          </w:p>
+        </w:tc>
+      </w:tr>
+      <w:tr>
+        <w:tc>
+          <w:tcPr>
+            <w:tcW w:type="dxa" w:w="3249"/>
+          </w:tcPr>
+          <w:p>
+            <w:r>
+              <w:t>ema</w:t>
+            </w:r>
+          </w:p>
+        </w:tc>
+        <w:tc>
+          <w:tcPr>
+            <w:tcW w:type="dxa" w:w="3249"/>
+          </w:tcPr>
+          <w:p>
+            <w:r>
+              <w:t>responded_at</w:t>
+            </w:r>
+          </w:p>
+        </w:tc>
+        <w:tc>
+          <w:tcPr>
+            <w:tcW w:type="dxa" w:w="3249"/>
+          </w:tcPr>
+          <w:p>
+            <w:r>
+              <w:t>JITAI delivery audit — response latency input</w:t>
+            </w:r>
+          </w:p>
+        </w:tc>
+      </w:tr>
+      <w:tr>
+        <w:tc>
+          <w:tcPr>
+            <w:tcW w:type="dxa" w:w="3249"/>
+          </w:tcPr>
+          <w:p>
+            <w:r>
+              <w:t>ema</w:t>
+            </w:r>
+          </w:p>
+        </w:tc>
+        <w:tc>
+          <w:tcPr>
+            <w:tcW w:type="dxa" w:w="3249"/>
+          </w:tcPr>
+          <w:p>
+            <w:r>
+              <w:t>status</w:t>
+            </w:r>
+          </w:p>
+        </w:tc>
+        <w:tc>
+          <w:tcPr>
+            <w:tcW w:type="dxa" w:w="3249"/>
+          </w:tcPr>
+          <w:p>
+            <w:r>
+              <w:t>JITAI delivery audit — pending / completed / expired</w:t>
+            </w:r>
+          </w:p>
+        </w:tc>
+      </w:tr>
+      <w:tr>
+        <w:tc>
+          <w:tcPr>
+            <w:tcW w:type="dxa" w:w="3249"/>
+          </w:tcPr>
+          <w:p>
+            <w:r>
+              <w:t>ema</w:t>
+            </w:r>
+          </w:p>
+        </w:tc>
+        <w:tc>
+          <w:tcPr>
+            <w:tcW w:type="dxa" w:w="3249"/>
+          </w:tcPr>
+          <w:p>
+            <w:r>
+              <w:t>mood</w:t>
+            </w:r>
+          </w:p>
+        </w:tc>
+        <w:tc>
+          <w:tcPr>
+            <w:tcW w:type="dxa" w:w="3249"/>
+          </w:tcPr>
+          <w:p>
+            <w:r>
+              <w:t>EMA volatility — MSSD input (1–7 Likert)</w:t>
+            </w:r>
+          </w:p>
+        </w:tc>
+      </w:tr>
+      <w:tr>
+        <w:tc>
+          <w:tcPr>
+            <w:tcW w:type="dxa" w:w="3249"/>
+          </w:tcPr>
+          <w:p>
+            <w:r>
+              <w:t>ema</w:t>
+            </w:r>
+          </w:p>
+        </w:tc>
+        <w:tc>
+          <w:tcPr>
+            <w:tcW w:type="dxa" w:w="3249"/>
+          </w:tcPr>
+          <w:p>
+            <w:r>
+              <w:t>stress</w:t>
+            </w:r>
+          </w:p>
+        </w:tc>
+        <w:tc>
+          <w:tcPr>
+            <w:tcW w:type="dxa" w:w="3249"/>
+          </w:tcPr>
+          <w:p>
+            <w:r>
+              <w:t>EMA volatility — MSSD input (1–7 Likert)</w:t>
+            </w:r>
+          </w:p>
+        </w:tc>
+      </w:tr>
+      <w:tr>
+        <w:tc>
+          <w:tcPr>
+            <w:tcW w:type="dxa" w:w="3249"/>
+          </w:tcPr>
+          <w:p>
+            <w:r>
+              <w:t>ema</w:t>
+            </w:r>
+          </w:p>
+        </w:tc>
+        <w:tc>
+          <w:tcPr>
+            <w:tcW w:type="dxa" w:w="3249"/>
+          </w:tcPr>
+          <w:p>
+            <w:r>
+              <w:t>energy</w:t>
+            </w:r>
+          </w:p>
+        </w:tc>
+        <w:tc>
+          <w:tcPr>
+            <w:tcW w:type="dxa" w:w="3249"/>
+          </w:tcPr>
+          <w:p>
+            <w:r>
+              <w:t>EMA volatility — MSSD input (1–7 Likert)</w:t>
+            </w:r>
+          </w:p>
+        </w:tc>
+      </w:tr>
+      <w:tr>
+        <w:tc>
+          <w:tcPr>
+            <w:tcW w:type="dxa" w:w="3249"/>
+          </w:tcPr>
+          <w:p>
+            <w:r>
+              <w:t>jitai_log</w:t>
+            </w:r>
+          </w:p>
+        </w:tc>
+        <w:tc>
+          <w:tcPr>
+            <w:tcW w:type="dxa" w:w="3249"/>
+          </w:tcPr>
+          <w:p>
+            <w:r>
+              <w:t>id</w:t>
+            </w:r>
+          </w:p>
+        </w:tc>
+        <w:tc>
+          <w:tcPr>
+            <w:tcW w:type="dxa" w:w="3249"/>
+          </w:tcPr>
+          <w:p>
+            <w:r>
+              <w:t>Infrastructure — primary key</w:t>
+            </w:r>
+          </w:p>
+        </w:tc>
+      </w:tr>
+      <w:tr>
+        <w:tc>
+          <w:tcPr>
+            <w:tcW w:type="dxa" w:w="3249"/>
+          </w:tcPr>
+          <w:p>
+            <w:r>
+              <w:t>jitai_log</w:t>
+            </w:r>
+          </w:p>
+        </w:tc>
+        <w:tc>
+          <w:tcPr>
+            <w:tcW w:type="dxa" w:w="3249"/>
+          </w:tcPr>
+          <w:p>
+            <w:r>
+              <w:t>user_id</w:t>
+            </w:r>
+          </w:p>
+        </w:tc>
+        <w:tc>
+          <w:tcPr>
+            <w:tcW w:type="dxa" w:w="3249"/>
+          </w:tcPr>
+          <w:p>
+            <w:r>
+              <w:t>Infrastructure — FK → user</w:t>
+            </w:r>
+          </w:p>
+        </w:tc>
+      </w:tr>
+      <w:tr>
+        <w:tc>
+          <w:tcPr>
+            <w:tcW w:type="dxa" w:w="3249"/>
+          </w:tcPr>
+          <w:p>
+            <w:r>
+              <w:t>jitai_log</w:t>
+            </w:r>
+          </w:p>
+        </w:tc>
+        <w:tc>
+          <w:tcPr>
+            <w:tcW w:type="dxa" w:w="3249"/>
+          </w:tcPr>
+          <w:p>
+            <w:r>
+              <w:t>prompt_id</w:t>
+            </w:r>
+          </w:p>
+        </w:tc>
+        <w:tc>
+          <w:tcPr>
+            <w:tcW w:type="dxa" w:w="3249"/>
+          </w:tcPr>
+          <w:p>
+            <w:r>
+              <w:t>JITAI delivery — template reference (IRB: no message text stored)</w:t>
+            </w:r>
+          </w:p>
+        </w:tc>
+      </w:tr>
+      <w:tr>
+        <w:tc>
+          <w:tcPr>
+            <w:tcW w:type="dxa" w:w="3249"/>
+          </w:tcPr>
+          <w:p>
+            <w:r>
+              <w:t>jitai_log</w:t>
+            </w:r>
+          </w:p>
+        </w:tc>
+        <w:tc>
+          <w:tcPr>
+            <w:tcW w:type="dxa" w:w="3249"/>
+          </w:tcPr>
+          <w:p>
+            <w:r>
+              <w:t>triggered_at</w:t>
+            </w:r>
+          </w:p>
+        </w:tc>
+        <w:tc>
+          <w:tcPr>
+            <w:tcW w:type="dxa" w:w="3249"/>
+          </w:tcPr>
+          <w:p>
+            <w:r>
+              <w:t>MRT — decision point timestamp</w:t>
+            </w:r>
+          </w:p>
+        </w:tc>
+      </w:tr>
+      <w:tr>
+        <w:tc>
+          <w:tcPr>
+            <w:tcW w:type="dxa" w:w="3249"/>
+          </w:tcPr>
+          <w:p>
+            <w:r>
+              <w:t>jitai_log</w:t>
+            </w:r>
+          </w:p>
+        </w:tc>
+        <w:tc>
+          <w:tcPr>
+            <w:tcW w:type="dxa" w:w="3249"/>
+          </w:tcPr>
+          <w:p>
+            <w:r>
+              <w:t>trigger_reason</w:t>
+            </w:r>
+          </w:p>
+        </w:tc>
+        <w:tc>
+          <w:tcPr>
+            <w:tcW w:type="dxa" w:w="3249"/>
+          </w:tcPr>
+          <w:p>
+            <w:r>
+              <w:t>JITAI decision — signal audit string (e.g. hr_elevated+stress_high)</w:t>
+            </w:r>
+          </w:p>
+        </w:tc>
+      </w:tr>
+      <w:tr>
+        <w:tc>
+          <w:tcPr>
+            <w:tcW w:type="dxa" w:w="3249"/>
+          </w:tcPr>
+          <w:p>
+            <w:r>
+              <w:t>jitai_log</w:t>
+            </w:r>
+          </w:p>
+        </w:tc>
+        <w:tc>
+          <w:tcPr>
+            <w:tcW w:type="dxa" w:w="3249"/>
+          </w:tcPr>
+          <w:p>
+            <w:r>
+              <w:t>hr_at_trigger</w:t>
+            </w:r>
+          </w:p>
+        </w:tc>
+        <w:tc>
+          <w:tcPr>
+            <w:tcW w:type="dxa" w:w="3249"/>
+          </w:tcPr>
+          <w:p>
+            <w:r>
+              <w:t>JITAI decision — HR snapshot at decision point</w:t>
+            </w:r>
+          </w:p>
+        </w:tc>
+      </w:tr>
+      <w:tr>
+        <w:tc>
+          <w:tcPr>
+            <w:tcW w:type="dxa" w:w="3249"/>
+          </w:tcPr>
+          <w:p>
+            <w:r>
+              <w:t>jitai_log</w:t>
+            </w:r>
+          </w:p>
+        </w:tc>
+        <w:tc>
+          <w:tcPr>
+            <w:tcW w:type="dxa" w:w="3249"/>
+          </w:tcPr>
+          <w:p>
+            <w:r>
+              <w:t>stress_at_trigger</w:t>
+            </w:r>
+          </w:p>
+        </w:tc>
+        <w:tc>
+          <w:tcPr>
+            <w:tcW w:type="dxa" w:w="3249"/>
+          </w:tcPr>
+          <w:p>
+            <w:r>
+              <w:t>JITAI decision — Garmin stress snapshot at decision point</w:t>
+            </w:r>
+          </w:p>
+        </w:tc>
+      </w:tr>
+      <w:tr>
+        <w:tc>
+          <w:tcPr>
+            <w:tcW w:type="dxa" w:w="3249"/>
+          </w:tcPr>
+          <w:p>
+            <w:r>
+              <w:t>jitai_log</w:t>
+            </w:r>
+          </w:p>
+        </w:tc>
+        <w:tc>
+          <w:tcPr>
+            <w:tcW w:type="dxa" w:w="3249"/>
+          </w:tcPr>
+          <w:p>
+            <w:r>
+              <w:t>ema_id</w:t>
+            </w:r>
+          </w:p>
+        </w:tc>
+        <w:tc>
+          <w:tcPr>
+            <w:tcW w:type="dxa" w:w="3249"/>
+          </w:tcPr>
+          <w:p>
+            <w:r>
+              <w:t>JITAI decision — FK → EMA that drove the decision (nullable)</w:t>
+            </w:r>
+          </w:p>
+        </w:tc>
+      </w:tr>
+      <w:tr>
+        <w:tc>
+          <w:tcPr>
+            <w:tcW w:type="dxa" w:w="3249"/>
+          </w:tcPr>
+          <w:p>
+            <w:r>
+              <w:t>jitai_log</w:t>
+            </w:r>
+          </w:p>
+        </w:tc>
+        <w:tc>
+          <w:tcPr>
+            <w:tcW w:type="dxa" w:w="3249"/>
+          </w:tcPr>
+          <w:p>
+            <w:r>
+              <w:t>observed_mssd</w:t>
+            </w:r>
+          </w:p>
+        </w:tc>
+        <w:tc>
+          <w:tcPr>
+            <w:tcW w:type="dxa" w:w="3249"/>
+          </w:tcPr>
+          <w:p>
+            <w:r>
+              <w:t>EMA volatility — MSSD score at decision point</w:t>
+            </w:r>
+          </w:p>
+        </w:tc>
+      </w:tr>
+      <w:tr>
+        <w:tc>
+          <w:tcPr>
+            <w:tcW w:type="dxa" w:w="3249"/>
+          </w:tcPr>
+          <w:p>
+            <w:r>
+              <w:t>jitai_log</w:t>
+            </w:r>
+          </w:p>
+        </w:tc>
+        <w:tc>
+          <w:tcPr>
+            <w:tcW w:type="dxa" w:w="3249"/>
+          </w:tcPr>
+          <w:p>
+            <w:r>
+              <w:t>send_prompt</w:t>
+            </w:r>
+          </w:p>
+        </w:tc>
+        <w:tc>
+          <w:tcPr>
+            <w:tcW w:type="dxa" w:w="3249"/>
+          </w:tcPr>
+          <w:p>
+            <w:r>
+              <w:t>MRT — treatment assignment: True = intervention arm, False = control</w:t>
+            </w:r>
+          </w:p>
+        </w:tc>
+      </w:tr>
+      <w:tr>
+        <w:tc>
+          <w:tcPr>
+            <w:tcW w:type="dxa" w:w="3249"/>
+          </w:tcPr>
+          <w:p>
+            <w:r>
+              <w:t>jitai_log</w:t>
+            </w:r>
+          </w:p>
+        </w:tc>
+        <w:tc>
+          <w:tcPr>
+            <w:tcW w:type="dxa" w:w="3249"/>
+          </w:tcPr>
+          <w:p>
+            <w:r>
+              <w:t>status</w:t>
+            </w:r>
+          </w:p>
+        </w:tc>
+        <w:tc>
+          <w:tcPr>
+            <w:tcW w:type="dxa" w:w="3249"/>
+          </w:tcPr>
+          <w:p>
+            <w:r>
+              <w:t>JITAI delivery audit — delivered / opened / interacted / failed</w:t>
+            </w:r>
+          </w:p>
+        </w:tc>
+      </w:tr>
+      <w:tr>
+        <w:tc>
+          <w:tcPr>
+            <w:tcW w:type="dxa" w:w="3249"/>
+          </w:tcPr>
+          <w:p>
+            <w:r>
+              <w:t>jitai_log</w:t>
+            </w:r>
+          </w:p>
+        </w:tc>
+        <w:tc>
+          <w:tcPr>
+            <w:tcW w:type="dxa" w:w="3249"/>
+          </w:tcPr>
+          <w:p>
+            <w:r>
+              <w:t>randomization_draw</w:t>
+            </w:r>
+          </w:p>
+        </w:tc>
+        <w:tc>
+          <w:tcPr>
+            <w:tcW w:type="dxa" w:w="3249"/>
+          </w:tcPr>
+          <w:p>
+            <w:r>
+              <w:t>MRT — Uniform(0,1) draw; with p enables causal analysis</w:t>
+            </w:r>
+          </w:p>
+        </w:tc>
+      </w:tr>
+      <w:tr>
+        <w:tc>
+          <w:tcPr>
+            <w:tcW w:type="dxa" w:w="3249"/>
+          </w:tcPr>
+          <w:p>
+            <w:r>
+              <w:t>jitai_log</w:t>
+            </w:r>
+          </w:p>
+        </w:tc>
+        <w:tc>
+          <w:tcPr>
+            <w:tcW w:type="dxa" w:w="3249"/>
+          </w:tcPr>
+          <w:p>
+            <w:r>
+              <w:t>randomization_probability</w:t>
+            </w:r>
+          </w:p>
+        </w:tc>
+        <w:tc>
+          <w:tcPr>
+            <w:tcW w:type="dxa" w:w="3249"/>
+          </w:tcPr>
+          <w:p>
+            <w:r>
+              <w:t>MRT — p value used at this decision point (fixed 0.5 for pilot)</w:t>
+            </w:r>
+          </w:p>
+        </w:tc>
+      </w:tr>
+      <w:tr>
+        <w:tc>
+          <w:tcPr>
+            <w:tcW w:type="dxa" w:w="3249"/>
+          </w:tcPr>
+          <w:p>
+            <w:r>
+              <w:t>jitai_log</w:t>
+            </w:r>
+          </w:p>
+        </w:tc>
+        <w:tc>
+          <w:tcPr>
+            <w:tcW w:type="dxa" w:w="3249"/>
+          </w:tcPr>
+          <w:p>
+            <w:r>
+              <w:t>decision_point_id</w:t>
+            </w:r>
+          </w:p>
+        </w:tc>
+        <w:tc>
+          <w:tcPr>
+            <w:tcW w:type="dxa" w:w="3249"/>
+          </w:tcPr>
+          <w:p>
+            <w:r>
+              <w:t>MRT — idempotency key ensuring one log row per EMA decision point</w:t>
+            </w:r>
+          </w:p>
+        </w:tc>
+      </w:tr>
+      <w:tr>
+        <w:tc>
+          <w:tcPr>
+            <w:tcW w:type="dxa" w:w="3249"/>
+          </w:tcPr>
+          <w:p>
+            <w:r>
+              <w:t>phone_telemetry</w:t>
+            </w:r>
+          </w:p>
+        </w:tc>
+        <w:tc>
+          <w:tcPr>
+            <w:tcW w:type="dxa" w:w="3249"/>
+          </w:tcPr>
+          <w:p>
+            <w:r>
+              <w:t>id</w:t>
+            </w:r>
+          </w:p>
+        </w:tc>
+        <w:tc>
+          <w:tcPr>
+            <w:tcW w:type="dxa" w:w="3249"/>
+          </w:tcPr>
+          <w:p>
+            <w:r>
+              <w:t>Infrastructure — primary key</w:t>
+            </w:r>
+          </w:p>
+        </w:tc>
+      </w:tr>
+      <w:tr>
+        <w:tc>
+          <w:tcPr>
+            <w:tcW w:type="dxa" w:w="3249"/>
+          </w:tcPr>
+          <w:p>
+            <w:r>
+              <w:t>phone_telemetry</w:t>
+            </w:r>
+          </w:p>
+        </w:tc>
+        <w:tc>
+          <w:tcPr>
+            <w:tcW w:type="dxa" w:w="3249"/>
+          </w:tcPr>
+          <w:p>
+            <w:r>
+              <w:t>user_id</w:t>
+            </w:r>
+          </w:p>
+        </w:tc>
+        <w:tc>
+          <w:tcPr>
+            <w:tcW w:type="dxa" w:w="3249"/>
+          </w:tcPr>
+          <w:p>
+            <w:r>
+              <w:t>Infrastructure — FK → user</w:t>
+            </w:r>
+          </w:p>
+        </w:tc>
+      </w:tr>
+      <w:tr>
+        <w:tc>
+          <w:tcPr>
+            <w:tcW w:type="dxa" w:w="3249"/>
+          </w:tcPr>
+          <w:p>
+            <w:r>
+              <w:t>phone_telemetry</w:t>
+            </w:r>
+          </w:p>
+        </w:tc>
+        <w:tc>
+          <w:tcPr>
+            <w:tcW w:type="dxa" w:w="3249"/>
+          </w:tcPr>
+          <w:p>
+            <w:r>
+              <w:t>session_id</w:t>
+            </w:r>
+          </w:p>
+        </w:tc>
+        <w:tc>
+          <w:tcPr>
+            <w:tcW w:type="dxa" w:w="3249"/>
+          </w:tcPr>
+          <w:p>
+            <w:r>
+              <w:t>Data provenance — groups events within one app session</w:t>
+            </w:r>
+          </w:p>
+        </w:tc>
+      </w:tr>
+      <w:tr>
+        <w:tc>
+          <w:tcPr>
+            <w:tcW w:type="dxa" w:w="3249"/>
+          </w:tcPr>
+          <w:p>
+            <w:r>
+              <w:t>phone_telemetry</w:t>
+            </w:r>
+          </w:p>
+        </w:tc>
+        <w:tc>
+          <w:tcPr>
+            <w:tcW w:type="dxa" w:w="3249"/>
+          </w:tcPr>
+          <w:p>
+            <w:r>
+              <w:t>event_type</w:t>
+            </w:r>
+          </w:p>
+        </w:tc>
+        <w:tc>
+          <w:tcPr>
+            <w:tcW w:type="dxa" w:w="3249"/>
+          </w:tcPr>
+          <w:p>
+            <w:r>
+              <w:t>Cyber aggression telemetry — compose/navigation event type</w:t>
+            </w:r>
+          </w:p>
+        </w:tc>
+      </w:tr>
+      <w:tr>
+        <w:tc>
+          <w:tcPr>
+            <w:tcW w:type="dxa" w:w="3249"/>
+          </w:tcPr>
+          <w:p>
+            <w:r>
+              <w:t>phone_telemetry</w:t>
+            </w:r>
+          </w:p>
+        </w:tc>
+        <w:tc>
+          <w:tcPr>
+            <w:tcW w:type="dxa" w:w="3249"/>
+          </w:tcPr>
+          <w:p>
+            <w:r>
+              <w:t>occurred_at</w:t>
+            </w:r>
+          </w:p>
+        </w:tc>
+        <w:tc>
+          <w:tcPr>
+            <w:tcW w:type="dxa" w:w="3249"/>
+          </w:tcPr>
+          <w:p>
+            <w:r>
+              <w:t>Data provenance — client-side event timestamp</w:t>
+            </w:r>
+          </w:p>
+        </w:tc>
+      </w:tr>
+      <w:tr>
+        <w:tc>
+          <w:tcPr>
+            <w:tcW w:type="dxa" w:w="3249"/>
+          </w:tcPr>
+          <w:p>
+            <w:r>
+              <w:t>phone_telemetry</w:t>
+            </w:r>
+          </w:p>
+        </w:tc>
+        <w:tc>
+          <w:tcPr>
+            <w:tcW w:type="dxa" w:w="3249"/>
+          </w:tcPr>
+          <w:p>
+            <w:r>
+              <w:t>recorded_at</w:t>
+            </w:r>
+          </w:p>
+        </w:tc>
+        <w:tc>
+          <w:tcPr>
+            <w:tcW w:type="dxa" w:w="3249"/>
+          </w:tcPr>
+          <w:p>
+            <w:r>
+              <w:t>Data provenance — server receipt timestamp</w:t>
+            </w:r>
+          </w:p>
+        </w:tc>
+      </w:tr>
+      <w:tr>
+        <w:tc>
+          <w:tcPr>
+            <w:tcW w:type="dxa" w:w="3249"/>
+          </w:tcPr>
+          <w:p>
+            <w:r>
+              <w:t>phone_telemetry</w:t>
+            </w:r>
+          </w:p>
+        </w:tc>
+        <w:tc>
+          <w:tcPr>
+            <w:tcW w:type="dxa" w:w="3249"/>
+          </w:tcPr>
+          <w:p>
+            <w:r>
+              <w:t>screen_name</w:t>
+            </w:r>
+          </w:p>
+        </w:tc>
+        <w:tc>
+          <w:tcPr>
+            <w:tcW w:type="dxa" w:w="3249"/>
+          </w:tcPr>
+          <w:p>
+            <w:r>
+              <w:t>Cyber aggression telemetry — navigation context</w:t>
+            </w:r>
+          </w:p>
+        </w:tc>
+      </w:tr>
+      <w:tr>
+        <w:tc>
+          <w:tcPr>
+            <w:tcW w:type="dxa" w:w="3249"/>
+          </w:tcPr>
+          <w:p>
+            <w:r>
+              <w:t>phone_telemetry</w:t>
+            </w:r>
+          </w:p>
+        </w:tc>
+        <w:tc>
+          <w:tcPr>
+            <w:tcW w:type="dxa" w:w="3249"/>
+          </w:tcPr>
+          <w:p>
+            <w:r>
+              <w:t>latency_ms</w:t>
+            </w:r>
+          </w:p>
+        </w:tc>
+        <w:tc>
+          <w:tcPr>
+            <w:tcW w:type="dxa" w:w="3249"/>
+          </w:tcPr>
+          <w:p>
+            <w:r>
+              <w:t>Cyber aggression telemetry — response hesitation signal</w:t>
+            </w:r>
+          </w:p>
+        </w:tc>
+      </w:tr>
+      <w:tr>
+        <w:tc>
+          <w:tcPr>
+            <w:tcW w:type="dxa" w:w="3249"/>
+          </w:tcPr>
+          <w:p>
+            <w:r>
+              <w:t>phone_telemetry</w:t>
+            </w:r>
+          </w:p>
+        </w:tc>
+        <w:tc>
+          <w:tcPr>
+            <w:tcW w:type="dxa" w:w="3249"/>
+          </w:tcPr>
+          <w:p>
+            <w:r>
+              <w:t>metadata (keystroke_count, delete_count)</w:t>
+            </w:r>
+          </w:p>
+        </w:tc>
+        <w:tc>
+          <w:tcPr>
+            <w:tcW w:type="dxa" w:w="3249"/>
+          </w:tcPr>
+          <w:p>
+            <w:r>
+              <w:t>Cyber aggression telemetry — compose churn signals (pending PI confirmation of construct assignment)</w:t>
+            </w:r>
+          </w:p>
+        </w:tc>
+      </w:tr>
+      <w:tr>
+        <w:tc>
+          <w:tcPr>
+            <w:tcW w:type="dxa" w:w="3249"/>
+          </w:tcPr>
+          <w:p>
+            <w:r>
+              <w:t>engagement_log</w:t>
+            </w:r>
+          </w:p>
+        </w:tc>
+        <w:tc>
+          <w:tcPr>
+            <w:tcW w:type="dxa" w:w="3249"/>
+          </w:tcPr>
+          <w:p>
+            <w:r>
+              <w:t>id</w:t>
+            </w:r>
+          </w:p>
+        </w:tc>
+        <w:tc>
+          <w:tcPr>
+            <w:tcW w:type="dxa" w:w="3249"/>
+          </w:tcPr>
+          <w:p>
+            <w:r>
+              <w:t>Infrastructure — primary key</w:t>
+            </w:r>
+          </w:p>
+        </w:tc>
+      </w:tr>
+      <w:tr>
+        <w:tc>
+          <w:tcPr>
+            <w:tcW w:type="dxa" w:w="3249"/>
+          </w:tcPr>
+          <w:p>
+            <w:r>
+              <w:t>engagement_log</w:t>
+            </w:r>
+          </w:p>
+        </w:tc>
+        <w:tc>
+          <w:tcPr>
+            <w:tcW w:type="dxa" w:w="3249"/>
+          </w:tcPr>
+          <w:p>
+            <w:r>
+              <w:t>user_id</w:t>
+            </w:r>
+          </w:p>
+        </w:tc>
+        <w:tc>
+          <w:tcPr>
+            <w:tcW w:type="dxa" w:w="3249"/>
+          </w:tcPr>
+          <w:p>
+            <w:r>
+              <w:t>Infrastructure — FK → user</w:t>
+            </w:r>
+          </w:p>
+        </w:tc>
+      </w:tr>
+      <w:tr>
+        <w:tc>
+          <w:tcPr>
+            <w:tcW w:type="dxa" w:w="3249"/>
+          </w:tcPr>
+          <w:p>
+            <w:r>
+              <w:t>engagement_log</w:t>
+            </w:r>
+          </w:p>
+        </w:tc>
+        <w:tc>
+          <w:tcPr>
+            <w:tcW w:type="dxa" w:w="3249"/>
+          </w:tcPr>
+          <w:p>
+            <w:r>
+              <w:t>jitai_log_id</w:t>
+            </w:r>
+          </w:p>
+        </w:tc>
+        <w:tc>
+          <w:tcPr>
+            <w:tcW w:type="dxa" w:w="3249"/>
+          </w:tcPr>
+          <w:p>
+            <w:r>
+              <w:t>MRT — FK → jitai_log; links engagement event to decision point</w:t>
+            </w:r>
+          </w:p>
+        </w:tc>
+      </w:tr>
+      <w:tr>
+        <w:tc>
+          <w:tcPr>
+            <w:tcW w:type="dxa" w:w="3249"/>
+          </w:tcPr>
+          <w:p>
+            <w:r>
+              <w:t>engagement_log</w:t>
+            </w:r>
+          </w:p>
+        </w:tc>
+        <w:tc>
+          <w:tcPr>
+            <w:tcW w:type="dxa" w:w="3249"/>
+          </w:tcPr>
+          <w:p>
+            <w:r>
+              <w:t>event_type</w:t>
+            </w:r>
+          </w:p>
+        </w:tc>
+        <w:tc>
+          <w:tcPr>
+            <w:tcW w:type="dxa" w:w="3249"/>
+          </w:tcPr>
+          <w:p>
+            <w:r>
+              <w:t>JITAI delivery audit — notification/EMA engagement type</w:t>
+            </w:r>
+          </w:p>
+        </w:tc>
+      </w:tr>
+      <w:tr>
+        <w:tc>
+          <w:tcPr>
+            <w:tcW w:type="dxa" w:w="3249"/>
+          </w:tcPr>
+          <w:p>
+            <w:r>
+              <w:t>engagement_log</w:t>
+            </w:r>
+          </w:p>
+        </w:tc>
+        <w:tc>
+          <w:tcPr>
+            <w:tcW w:type="dxa" w:w="3249"/>
+          </w:tcPr>
+          <w:p>
+            <w:r>
+              <w:t>occurred_at</w:t>
+            </w:r>
+          </w:p>
+        </w:tc>
+        <w:tc>
+          <w:tcPr>
+            <w:tcW w:type="dxa" w:w="3249"/>
+          </w:tcPr>
+          <w:p>
+            <w:r>
+              <w:t>JITAI delivery audit — client-side timestamp</w:t>
+            </w:r>
+          </w:p>
+        </w:tc>
+      </w:tr>
+      <w:tr>
+        <w:tc>
+          <w:tcPr>
+            <w:tcW w:type="dxa" w:w="3249"/>
+          </w:tcPr>
+          <w:p>
+            <w:r>
+              <w:t>engagement_log</w:t>
+            </w:r>
+          </w:p>
+        </w:tc>
+        <w:tc>
+          <w:tcPr>
+            <w:tcW w:type="dxa" w:w="3249"/>
+          </w:tcPr>
+          <w:p>
+            <w:r>
+              <w:t>recorded_at</w:t>
+            </w:r>
+          </w:p>
+        </w:tc>
+        <w:tc>
+          <w:tcPr>
+            <w:tcW w:type="dxa" w:w="3249"/>
+          </w:tcPr>
+          <w:p>
+            <w:r>
+              <w:t>Data provenance — server receipt timestamp</w:t>
+            </w:r>
+          </w:p>
+        </w:tc>
+      </w:tr>
+    </w:tbl>
+    <w:p>
+      <w:r>
+        <w:t/>
+      </w:r>
+    </w:p>
+    <w:p>
+      <w:pPr>
         <w:jc w:val="center"/>
       </w:pPr>
       <w:r>
@@ -4940,7 +7091,7 @@
           <w:color w:val="444444"/>
           <w:sz w:val="16"/>
         </w:rPr>
-        <w:t>Last updated: 2026-07-01 · Author: Dustin Nguyen · SMASH Research Lab, UF</w:t>
+        <w:t>Last updated: 2026-07-06 · Author: Dustin Nguyen · SMASH Research Lab, UF</w:t>
       </w:r>
     </w:p>
     <w:sectPr>

--- a/Resources/REACT_Architecture.docx
+++ b/Resources/REACT_Architecture.docx
@@ -3831,6 +3831,211 @@
           </w:p>
         </w:tc>
       </w:tr>
+      <w:tr>
+        <w:tc>
+          <w:tcPr>
+            <w:tcW w:type="dxa" w:w="3249"/>
+          </w:tcPr>
+          <w:p>
+            <w:r>
+              <w:rPr>
+                <w:sz w:val="17"/>
+              </w:rPr>
+              <w:t>trigger_signal</w:t>
+            </w:r>
+          </w:p>
+        </w:tc>
+        <w:tc>
+          <w:tcPr>
+            <w:tcW w:type="dxa" w:w="3249"/>
+          </w:tcPr>
+          <w:p>
+            <w:r>
+              <w:rPr>
+                <w:sz w:val="17"/>
+              </w:rPr>
+              <w:t>VARCHAR(32)</w:t>
+            </w:r>
+          </w:p>
+        </w:tc>
+        <w:tc>
+          <w:tcPr>
+            <w:tcW w:type="dxa" w:w="3249"/>
+          </w:tcPr>
+          <w:p>
+            <w:r>
+              <w:rPr>
+                <w:sz w:val="17"/>
+              </w:rPr>
+              <w:t>nullable — which threshold crossed (hr_elevated, hrv_drop); NULL for EMA-only triggers</w:t>
+            </w:r>
+          </w:p>
+        </w:tc>
+      </w:tr>
+      <w:tr>
+        <w:tc>
+          <w:tcPr>
+            <w:tcW w:type="dxa" w:w="3249"/>
+          </w:tcPr>
+          <w:p>
+            <w:r>
+              <w:rPr>
+                <w:sz w:val="17"/>
+              </w:rPr>
+              <w:t>ema_mood</w:t>
+            </w:r>
+          </w:p>
+        </w:tc>
+        <w:tc>
+          <w:tcPr>
+            <w:tcW w:type="dxa" w:w="3249"/>
+          </w:tcPr>
+          <w:p>
+            <w:r>
+              <w:rPr>
+                <w:sz w:val="17"/>
+              </w:rPr>
+              <w:t>SMALLINT</w:t>
+            </w:r>
+          </w:p>
+        </w:tc>
+        <w:tc>
+          <w:tcPr>
+            <w:tcW w:type="dxa" w:w="3249"/>
+          </w:tcPr>
+          <w:p>
+            <w:r>
+              <w:rPr>
+                <w:sz w:val="17"/>
+              </w:rPr>
+              <w:t>snapshot of EMA mood score at decision time (1–7)</w:t>
+            </w:r>
+          </w:p>
+        </w:tc>
+      </w:tr>
+      <w:tr>
+        <w:tc>
+          <w:tcPr>
+            <w:tcW w:type="dxa" w:w="3249"/>
+          </w:tcPr>
+          <w:p>
+            <w:r>
+              <w:rPr>
+                <w:sz w:val="17"/>
+              </w:rPr>
+              <w:t>ema_stress</w:t>
+            </w:r>
+          </w:p>
+        </w:tc>
+        <w:tc>
+          <w:tcPr>
+            <w:tcW w:type="dxa" w:w="3249"/>
+          </w:tcPr>
+          <w:p>
+            <w:r>
+              <w:rPr>
+                <w:sz w:val="17"/>
+              </w:rPr>
+              <w:t>SMALLINT</w:t>
+            </w:r>
+          </w:p>
+        </w:tc>
+        <w:tc>
+          <w:tcPr>
+            <w:tcW w:type="dxa" w:w="3249"/>
+          </w:tcPr>
+          <w:p>
+            <w:r>
+              <w:rPr>
+                <w:sz w:val="17"/>
+              </w:rPr>
+              <w:t>snapshot of EMA stress score at decision time (1–7)</w:t>
+            </w:r>
+          </w:p>
+        </w:tc>
+      </w:tr>
+      <w:tr>
+        <w:tc>
+          <w:tcPr>
+            <w:tcW w:type="dxa" w:w="3249"/>
+          </w:tcPr>
+          <w:p>
+            <w:r>
+              <w:rPr>
+                <w:sz w:val="17"/>
+              </w:rPr>
+              <w:t>ema_energy</w:t>
+            </w:r>
+          </w:p>
+        </w:tc>
+        <w:tc>
+          <w:tcPr>
+            <w:tcW w:type="dxa" w:w="3249"/>
+          </w:tcPr>
+          <w:p>
+            <w:r>
+              <w:rPr>
+                <w:sz w:val="17"/>
+              </w:rPr>
+              <w:t>SMALLINT</w:t>
+            </w:r>
+          </w:p>
+        </w:tc>
+        <w:tc>
+          <w:tcPr>
+            <w:tcW w:type="dxa" w:w="3249"/>
+          </w:tcPr>
+          <w:p>
+            <w:r>
+              <w:rPr>
+                <w:sz w:val="17"/>
+              </w:rPr>
+              <w:t>snapshot of EMA energy score at decision time (1–7)</w:t>
+            </w:r>
+          </w:p>
+        </w:tc>
+      </w:tr>
+      <w:tr>
+        <w:tc>
+          <w:tcPr>
+            <w:tcW w:type="dxa" w:w="3249"/>
+          </w:tcPr>
+          <w:p>
+            <w:r>
+              <w:rPr>
+                <w:sz w:val="17"/>
+              </w:rPr>
+              <w:t>eligible_prompt_ids</w:t>
+            </w:r>
+          </w:p>
+        </w:tc>
+        <w:tc>
+          <w:tcPr>
+            <w:tcW w:type="dxa" w:w="3249"/>
+          </w:tcPr>
+          <w:p>
+            <w:r>
+              <w:rPr>
+                <w:sz w:val="17"/>
+              </w:rPr>
+              <w:t>JSONB</w:t>
+            </w:r>
+          </w:p>
+        </w:tc>
+        <w:tc>
+          <w:tcPr>
+            <w:tcW w:type="dxa" w:w="3249"/>
+          </w:tcPr>
+          <w:p>
+            <w:r>
+              <w:rPr>
+                <w:sz w:val="17"/>
+              </w:rPr>
+              <w:t>list of P-codes eligible for selection at this decision point; NULL when ineligible</w:t>
+            </w:r>
+          </w:p>
+        </w:tc>
+      </w:tr>
     </w:tbl>
     <w:p/>
     <w:p>
@@ -4691,13 +4896,12 @@
           <w:b/>
           <w:sz w:val="20"/>
         </w:rPr>
-        <w:t xml:space="preserve">Path 3: EMA pipeline (push-based, participant-initiated via prompt).  </w:t>
+        <w:t>Path 3: EMA pipeline (push-based, participant-initiated via prompt).  When evaluate_jitai_triggers determines a participant is eligible (MSSD above within-person threshold), it classifies the participant's emotional state from their EMA scores (mood, stress, energy) and selects a prompt_id from the 41-prompt library (Eliana Bacal, 2026-07-09). Selection rule: the trigger decides when; the EMA decides what. Of the 41 prompts, 29 are flagged as EMA-appropriate (applicable when an EMA completion triggers the decision point); the remaining 12 are telemetry-only (HR spike or HRV drop) and are excluded from selection until Labfront telemetry triggers are wired — see trigger_signal. The eligible P-code pool is filtered to the 29 EMA-appropriate prompts, narrowed by detected emotional state (Low Mood / Withdrawal, High Arousal / Anxiety, General Stress), and one prompt_id is drawn at random. The eligible pool and selected prompt_id are recorded in jitai_log. When the coin flip (draw &lt; p) says send, evaluate_jitai_triggers calls the Expo Push Notification API with the participant's push_token and the selected prompt_id. The Expo service forwards the notification to Firebase (Android) or APNs (iOS). The app receives the silent push, looks up the message template locally by prompt_id, and displays the EMA survey UI. The participant completes the EMA and the app POSTs to /ema/ with the three Likert scores. A new ema row is written with status=completed and responded_at set. The message text corresponding to prompt_id is never transmitted to or stored by the Django backend — it lives only in the app's local template store (IRB constraint).</w:t>
       </w:r>
       <w:r>
         <w:rPr>
           <w:sz w:val="20"/>
         </w:rPr>
-        <w:t>When evaluate_jitai_triggers determines a prompt should be sent (send_prompt=True), it calls the Expo Push Notification API with the participant’s push_token and a prompt_id. The Expo service forwards the notification to Firebase (Android) or APNs (iOS). The app receives the silent push, looks up the message template locally by prompt_id, and displays the EMA survey UI. The participant completes the EMA and the app POSTs to /ema/ with the three Likert scores. A new ema row is written with status=completed and responded_at set. The message text corresponding to prompt_id is never transmitted to or stored by the Django backend — it lives only in the app’s local template store (IRB constraint).</w:t>
       </w:r>
     </w:p>
     <w:p>
@@ -7091,7 +7295,7 @@
           <w:color w:val="444444"/>
           <w:sz w:val="16"/>
         </w:rPr>
-        <w:t>Last updated: 2026-07-06 · Author: Dustin Nguyen · SMASH Research Lab, UF</w:t>
+        <w:t>Last updated: 2026-07-13 · Author: Dustin Nguyen · SMASH Research Lab, UF</w:t>
       </w:r>
     </w:p>
     <w:sectPr>

--- a/Resources/REACT_Architecture.docx
+++ b/Resources/REACT_Architecture.docx
@@ -309,10 +309,7 @@
           </w:tcPr>
           <w:p>
             <w:r>
-              <w:rPr>
-                <w:sz w:val="17"/>
-              </w:rPr>
-              <w:t>Reads recent EMA rows per enrolled participant. Computes MSSD (Mean Square Successive Difference) as a within-person volatility metric. Checks threshold, cooldown window, and daily prompt cap. Writes a JITAILog row (send_prompt = True/False). If send_prompt is True, fires Expo push notification.</w:t>
+              <w:t>Reads recent EMA rows per enrolled participant. Computes MSSD (Mean Square Successive Difference) volatility. If MSSD exceeds the within-person 80th-percentile threshold: builds eligible prompt pool from REACTprompts.csv (Survey-flagged prompts), draws randomly, logs decision to jitai_log, and fires Expo silent push if randomization arm = send.</w:t>
             </w:r>
           </w:p>
         </w:tc>
@@ -3864,10 +3861,7 @@
           </w:tcPr>
           <w:p>
             <w:r>
-              <w:rPr>
-                <w:sz w:val="17"/>
-              </w:rPr>
-              <w:t>nullable — which threshold crossed (hr_elevated, hrv_drop); NULL for EMA-only triggers</w:t>
+              <w:t>nullable — reserved for HRV/sleep signals per Celia's spec (Dr. Chang 2026-07-16). Currently always null. Will record e.g. 'hrv_low', 'sleep_disrupted' as a second condition alongside MSSD when wired in.</w:t>
             </w:r>
           </w:p>
         </w:tc>
@@ -4892,16 +4886,7 @@
     </w:p>
     <w:p>
       <w:r>
-        <w:rPr>
-          <w:b/>
-          <w:sz w:val="20"/>
-        </w:rPr>
-        <w:t>Path 3: EMA pipeline (push-based, participant-initiated via prompt).  When evaluate_jitai_triggers determines a participant is eligible (MSSD above within-person threshold), it classifies the participant's emotional state from their EMA scores (mood, stress, energy) and selects a prompt_id from the 41-prompt library (Eliana Bacal, 2026-07-09). Selection rule: the trigger decides when; the EMA decides what. Of the 41 prompts, 29 are flagged as EMA-appropriate (applicable when an EMA completion triggers the decision point); the remaining 12 are telemetry-only (HR spike or HRV drop) and are excluded from selection until Labfront telemetry triggers are wired — see trigger_signal. The eligible P-code pool is filtered to the 29 EMA-appropriate prompts, narrowed by detected emotional state (Low Mood / Withdrawal, High Arousal / Anxiety, General Stress), and one prompt_id is drawn at random. The eligible pool and selected prompt_id are recorded in jitai_log. When the coin flip (draw &lt; p) says send, evaluate_jitai_triggers calls the Expo Push Notification API with the participant's push_token and the selected prompt_id. The Expo service forwards the notification to Firebase (Android) or APNs (iOS). The app receives the silent push, looks up the message template locally by prompt_id, and displays the EMA survey UI. The participant completes the EMA and the app POSTs to /ema/ with the three Likert scores. A new ema row is written with status=completed and responded_at set. The message text corresponding to prompt_id is never transmitted to or stored by the Django backend — it lives only in the app's local template store (IRB constraint).</w:t>
-      </w:r>
-      <w:r>
-        <w:rPr>
-          <w:sz w:val="20"/>
-        </w:rPr>
+        <w:t>Path 3: EMA pipeline (push-based, participant-initiated via prompt). When evaluate_jitai_triggers determines a participant is eligible (MSSD exceeds their within-person 80th-percentile threshold), it builds a pool of eligible prompts from backend/app/data/REACTprompts.csv (Survey-flagged prompts only; telemetry prompts excluded until Celia's HRV/sleep spec is approved). One prompt_id is drawn at random from the pool. The eligible pool and drawn prompt are both recorded on jitai_log. A silent Expo push carries only prompt_id — no message text is transmitted or stored (IRB). The mobile app looks up message text locally by prompt_id and presents the EMA prompt. The participant's response is POST'd to /ema/ and updates the EMA row.</w:t>
       </w:r>
     </w:p>
     <w:p>
@@ -7279,6 +7264,166 @@
           </w:p>
         </w:tc>
       </w:tr>
+      <w:tr>
+        <w:tc>
+          <w:tcPr>
+            <w:tcW w:type="dxa" w:w="3249"/>
+          </w:tcPr>
+          <w:p>
+            <w:r>
+              <w:t>jitai_log</w:t>
+            </w:r>
+          </w:p>
+        </w:tc>
+        <w:tc>
+          <w:tcPr>
+            <w:tcW w:type="dxa" w:w="3249"/>
+          </w:tcPr>
+          <w:p>
+            <w:r>
+              <w:t>eligible_prompt_ids</w:t>
+            </w:r>
+          </w:p>
+        </w:tc>
+        <w:tc>
+          <w:tcPr>
+            <w:tcW w:type="dxa" w:w="3249"/>
+          </w:tcPr>
+          <w:p>
+            <w:r>
+              <w:t>MRT — JSON array of P-codes eligible at this decision point; records which prompts were available vs. which was drawn</w:t>
+            </w:r>
+          </w:p>
+        </w:tc>
+      </w:tr>
+      <w:tr>
+        <w:tc>
+          <w:tcPr>
+            <w:tcW w:type="dxa" w:w="3249"/>
+          </w:tcPr>
+          <w:p>
+            <w:r>
+              <w:t>jitai_log</w:t>
+            </w:r>
+          </w:p>
+        </w:tc>
+        <w:tc>
+          <w:tcPr>
+            <w:tcW w:type="dxa" w:w="3249"/>
+          </w:tcPr>
+          <w:p>
+            <w:r>
+              <w:t>ema_mood</w:t>
+            </w:r>
+          </w:p>
+        </w:tc>
+        <w:tc>
+          <w:tcPr>
+            <w:tcW w:type="dxa" w:w="3249"/>
+          </w:tcPr>
+          <w:p>
+            <w:r>
+              <w:t>MRT — EMA mood score at decision point (1–7 Likert); denormalized from EMA FK for flat-file analysis without joins</w:t>
+            </w:r>
+          </w:p>
+        </w:tc>
+      </w:tr>
+      <w:tr>
+        <w:tc>
+          <w:tcPr>
+            <w:tcW w:type="dxa" w:w="3249"/>
+          </w:tcPr>
+          <w:p>
+            <w:r>
+              <w:t>jitai_log</w:t>
+            </w:r>
+          </w:p>
+        </w:tc>
+        <w:tc>
+          <w:tcPr>
+            <w:tcW w:type="dxa" w:w="3249"/>
+          </w:tcPr>
+          <w:p>
+            <w:r>
+              <w:t>ema_stress</w:t>
+            </w:r>
+          </w:p>
+        </w:tc>
+        <w:tc>
+          <w:tcPr>
+            <w:tcW w:type="dxa" w:w="3249"/>
+          </w:tcPr>
+          <w:p>
+            <w:r>
+              <w:t>MRT — EMA stress score at decision point (1–7 Likert); denormalized</w:t>
+            </w:r>
+          </w:p>
+        </w:tc>
+      </w:tr>
+      <w:tr>
+        <w:tc>
+          <w:tcPr>
+            <w:tcW w:type="dxa" w:w="3249"/>
+          </w:tcPr>
+          <w:p>
+            <w:r>
+              <w:t>jitai_log</w:t>
+            </w:r>
+          </w:p>
+        </w:tc>
+        <w:tc>
+          <w:tcPr>
+            <w:tcW w:type="dxa" w:w="3249"/>
+          </w:tcPr>
+          <w:p>
+            <w:r>
+              <w:t>ema_energy</w:t>
+            </w:r>
+          </w:p>
+        </w:tc>
+        <w:tc>
+          <w:tcPr>
+            <w:tcW w:type="dxa" w:w="3249"/>
+          </w:tcPr>
+          <w:p>
+            <w:r>
+              <w:t>MRT — EMA energy score at decision point (1–7 Likert); denormalized</w:t>
+            </w:r>
+          </w:p>
+        </w:tc>
+      </w:tr>
+      <w:tr>
+        <w:tc>
+          <w:tcPr>
+            <w:tcW w:type="dxa" w:w="3249"/>
+          </w:tcPr>
+          <w:p>
+            <w:r>
+              <w:t>jitai_log</w:t>
+            </w:r>
+          </w:p>
+        </w:tc>
+        <w:tc>
+          <w:tcPr>
+            <w:tcW w:type="dxa" w:w="3249"/>
+          </w:tcPr>
+          <w:p>
+            <w:r>
+              <w:t>trigger_signal</w:t>
+            </w:r>
+          </w:p>
+        </w:tc>
+        <w:tc>
+          <w:tcPr>
+            <w:tcW w:type="dxa" w:w="3249"/>
+          </w:tcPr>
+          <w:p>
+            <w:r>
+              <w:t>JITAI decision — telemetry signal that contributed (reserved; null until HRV/sleep spec from Celia is wired in)</w:t>
+            </w:r>
+          </w:p>
+        </w:tc>
+      </w:tr>
     </w:tbl>
     <w:p>
       <w:r>
@@ -7295,7 +7440,7 @@
           <w:color w:val="444444"/>
           <w:sz w:val="16"/>
         </w:rPr>
-        <w:t>Last updated: 2026-07-13 · Author: Dustin Nguyen · SMASH Research Lab, UF</w:t>
+        <w:t>Last updated: 2026-07-16 · Author: Dustin Nguyen · SMASH Research Lab, UF</w:t>
       </w:r>
     </w:p>
     <w:sectPr>

--- a/Resources/REACT_Architecture.docx
+++ b/Resources/REACT_Architecture.docx
@@ -1247,6 +1247,47 @@
           </w:p>
         </w:tc>
       </w:tr>
+      <w:tr>
+        <w:tc>
+          <w:tcPr>
+            <w:tcW w:type="dxa" w:w="3249"/>
+          </w:tcPr>
+          <w:p>
+            <w:r>
+              <w:rPr>
+                <w:sz w:val="17"/>
+              </w:rPr>
+              <w:t>POST</w:t>
+            </w:r>
+          </w:p>
+        </w:tc>
+        <w:tc>
+          <w:tcPr>
+            <w:tcW w:type="dxa" w:w="3249"/>
+          </w:tcPr>
+          <w:p>
+            <w:r>
+              <w:rPr>
+                <w:sz w:val="17"/>
+              </w:rPr>
+              <w:t>/telemetry/ingest/</w:t>
+            </w:r>
+          </w:p>
+        </w:tc>
+        <w:tc>
+          <w:tcPr>
+            <w:tcW w:type="dxa" w:w="3249"/>
+          </w:tcPr>
+          <w:p>
+            <w:r>
+              <w:rPr>
+                <w:sz w:val="17"/>
+              </w:rPr>
+              <w:t>Internal — Celery bulk-ingests HeartRateSample, StressSample, EMA, and JITAILog rows from Fitabase/Labfront polling</w:t>
+            </w:r>
+          </w:p>
+        </w:tc>
+      </w:tr>
     </w:tbl>
     <w:p/>
     <w:p>
@@ -4026,6 +4067,358 @@
                 <w:sz w:val="17"/>
               </w:rPr>
               <w:t>list of P-codes eligible for selection at this decision point; NULL when ineligible</w:t>
+            </w:r>
+          </w:p>
+        </w:tc>
+      </w:tr>
+      <w:tr>
+        <w:tc>
+          <w:tcPr>
+            <w:tcW w:type="dxa" w:w="3249"/>
+            <w:shd w:val="clear" w:color="auto" w:fill="EEF2FA"/>
+          </w:tcPr>
+          <w:p>
+            <w:r>
+              <w:rPr>
+                <w:sz w:val="17"/>
+              </w:rPr>
+              <w:t>decision_made_at</w:t>
+            </w:r>
+          </w:p>
+        </w:tc>
+        <w:tc>
+          <w:tcPr>
+            <w:tcW w:type="dxa" w:w="3249"/>
+            <w:shd w:val="clear" w:color="auto" w:fill="EEF2FA"/>
+          </w:tcPr>
+          <w:p>
+            <w:r>
+              <w:rPr>
+                <w:sz w:val="17"/>
+              </w:rPr>
+              <w:t>DATETIME</w:t>
+            </w:r>
+          </w:p>
+        </w:tc>
+        <w:tc>
+          <w:tcPr>
+            <w:tcW w:type="dxa" w:w="3249"/>
+            <w:shd w:val="clear" w:color="auto" w:fill="EEF2FA"/>
+          </w:tcPr>
+          <w:p>
+            <w:r>
+              <w:rPr>
+                <w:sz w:val="17"/>
+              </w:rPr>
+              <w:t>When the decision was made; defaults to now(), indexed for MRT time-series queries</w:t>
+            </w:r>
+          </w:p>
+        </w:tc>
+      </w:tr>
+      <w:tr>
+        <w:tc>
+          <w:tcPr>
+            <w:tcW w:type="dxa" w:w="3249"/>
+            <w:shd w:val="clear" w:color="auto" w:fill="EEF2FA"/>
+          </w:tcPr>
+          <w:p>
+            <w:r>
+              <w:rPr>
+                <w:sz w:val="17"/>
+              </w:rPr>
+              <w:t>push_sent_at</w:t>
+            </w:r>
+          </w:p>
+        </w:tc>
+        <w:tc>
+          <w:tcPr>
+            <w:tcW w:type="dxa" w:w="3249"/>
+            <w:shd w:val="clear" w:color="auto" w:fill="EEF2FA"/>
+          </w:tcPr>
+          <w:p>
+            <w:r>
+              <w:rPr>
+                <w:sz w:val="17"/>
+              </w:rPr>
+              <w:t>DATETIME</w:t>
+            </w:r>
+          </w:p>
+        </w:tc>
+        <w:tc>
+          <w:tcPr>
+            <w:tcW w:type="dxa" w:w="3249"/>
+            <w:shd w:val="clear" w:color="auto" w:fill="EEF2FA"/>
+          </w:tcPr>
+          <w:p>
+            <w:r>
+              <w:rPr>
+                <w:sz w:val="17"/>
+              </w:rPr>
+              <w:t>nullable — set when Expo accepts the push (delivery_status = accepted_by_expo); indexed</w:t>
+            </w:r>
+          </w:p>
+        </w:tc>
+      </w:tr>
+      <w:tr>
+        <w:tc>
+          <w:tcPr>
+            <w:tcW w:type="dxa" w:w="3249"/>
+            <w:shd w:val="clear" w:color="auto" w:fill="EEF2FA"/>
+          </w:tcPr>
+          <w:p>
+            <w:r>
+              <w:rPr>
+                <w:sz w:val="17"/>
+              </w:rPr>
+              <w:t>device_received_at</w:t>
+            </w:r>
+          </w:p>
+        </w:tc>
+        <w:tc>
+          <w:tcPr>
+            <w:tcW w:type="dxa" w:w="3249"/>
+            <w:shd w:val="clear" w:color="auto" w:fill="EEF2FA"/>
+          </w:tcPr>
+          <w:p>
+            <w:r>
+              <w:rPr>
+                <w:sz w:val="17"/>
+              </w:rPr>
+              <w:t>DATETIME</w:t>
+            </w:r>
+          </w:p>
+        </w:tc>
+        <w:tc>
+          <w:tcPr>
+            <w:tcW w:type="dxa" w:w="3249"/>
+            <w:shd w:val="clear" w:color="auto" w:fill="EEF2FA"/>
+          </w:tcPr>
+          <w:p>
+            <w:r>
+              <w:rPr>
+                <w:sz w:val="17"/>
+              </w:rPr>
+              <w:t>nullable — set when the mobile app confirms the push was received on-device; indexed</w:t>
+            </w:r>
+          </w:p>
+        </w:tc>
+      </w:tr>
+      <w:tr>
+        <w:tc>
+          <w:tcPr>
+            <w:tcW w:type="dxa" w:w="3249"/>
+            <w:shd w:val="clear" w:color="auto" w:fill="EEF2FA"/>
+          </w:tcPr>
+          <w:p>
+            <w:r>
+              <w:rPr>
+                <w:sz w:val="17"/>
+              </w:rPr>
+              <w:t>receipt_reported_at</w:t>
+            </w:r>
+          </w:p>
+        </w:tc>
+        <w:tc>
+          <w:tcPr>
+            <w:tcW w:type="dxa" w:w="3249"/>
+            <w:shd w:val="clear" w:color="auto" w:fill="EEF2FA"/>
+          </w:tcPr>
+          <w:p>
+            <w:r>
+              <w:rPr>
+                <w:sz w:val="17"/>
+              </w:rPr>
+              <w:t>DATETIME</w:t>
+            </w:r>
+          </w:p>
+        </w:tc>
+        <w:tc>
+          <w:tcPr>
+            <w:tcW w:type="dxa" w:w="3249"/>
+            <w:shd w:val="clear" w:color="auto" w:fill="EEF2FA"/>
+          </w:tcPr>
+          <w:p>
+            <w:r>
+              <w:rPr>
+                <w:sz w:val="17"/>
+              </w:rPr>
+              <w:t>nullable — server timestamp when the client-reported delivery receipt was recorded; indexed</w:t>
+            </w:r>
+          </w:p>
+        </w:tc>
+      </w:tr>
+      <w:tr>
+        <w:tc>
+          <w:tcPr>
+            <w:tcW w:type="dxa" w:w="3249"/>
+            <w:shd w:val="clear" w:color="auto" w:fill="EEF2FA"/>
+          </w:tcPr>
+          <w:p>
+            <w:r>
+              <w:rPr>
+                <w:sz w:val="17"/>
+              </w:rPr>
+              <w:t>delivery_status</w:t>
+            </w:r>
+          </w:p>
+        </w:tc>
+        <w:tc>
+          <w:tcPr>
+            <w:tcW w:type="dxa" w:w="3249"/>
+            <w:shd w:val="clear" w:color="auto" w:fill="EEF2FA"/>
+          </w:tcPr>
+          <w:p>
+            <w:r>
+              <w:rPr>
+                <w:sz w:val="17"/>
+              </w:rPr>
+              <w:t>VARCHAR(32)</w:t>
+            </w:r>
+          </w:p>
+        </w:tc>
+        <w:tc>
+          <w:tcPr>
+            <w:tcW w:type="dxa" w:w="3249"/>
+            <w:shd w:val="clear" w:color="auto" w:fill="EEF2FA"/>
+          </w:tcPr>
+          <w:p>
+            <w:r>
+              <w:rPr>
+                <w:sz w:val="17"/>
+              </w:rPr>
+              <w:t>pending / not_sent / accepted_by_expo / received_on_device / failed; indexed</w:t>
+            </w:r>
+          </w:p>
+        </w:tc>
+      </w:tr>
+      <w:tr>
+        <w:tc>
+          <w:tcPr>
+            <w:tcW w:type="dxa" w:w="3249"/>
+            <w:shd w:val="clear" w:color="auto" w:fill="EEF2FA"/>
+          </w:tcPr>
+          <w:p>
+            <w:r>
+              <w:rPr>
+                <w:sz w:val="17"/>
+              </w:rPr>
+              <w:t>delivery_error</w:t>
+            </w:r>
+          </w:p>
+        </w:tc>
+        <w:tc>
+          <w:tcPr>
+            <w:tcW w:type="dxa" w:w="3249"/>
+            <w:shd w:val="clear" w:color="auto" w:fill="EEF2FA"/>
+          </w:tcPr>
+          <w:p>
+            <w:r>
+              <w:rPr>
+                <w:sz w:val="17"/>
+              </w:rPr>
+              <w:t>TEXT</w:t>
+            </w:r>
+          </w:p>
+        </w:tc>
+        <w:tc>
+          <w:tcPr>
+            <w:tcW w:type="dxa" w:w="3249"/>
+            <w:shd w:val="clear" w:color="auto" w:fill="EEF2FA"/>
+          </w:tcPr>
+          <w:p>
+            <w:r>
+              <w:rPr>
+                <w:sz w:val="17"/>
+              </w:rPr>
+              <w:t>blank by default — Expo/ticket error detail captured when delivery_status = failed</w:t>
+            </w:r>
+          </w:p>
+        </w:tc>
+      </w:tr>
+      <w:tr>
+        <w:tc>
+          <w:tcPr>
+            <w:tcW w:type="dxa" w:w="3249"/>
+            <w:shd w:val="clear" w:color="auto" w:fill="EEF2FA"/>
+          </w:tcPr>
+          <w:p>
+            <w:r>
+              <w:rPr>
+                <w:sz w:val="17"/>
+              </w:rPr>
+              <w:t>receipt_platform</w:t>
+            </w:r>
+          </w:p>
+        </w:tc>
+        <w:tc>
+          <w:tcPr>
+            <w:tcW w:type="dxa" w:w="3249"/>
+            <w:shd w:val="clear" w:color="auto" w:fill="EEF2FA"/>
+          </w:tcPr>
+          <w:p>
+            <w:r>
+              <w:rPr>
+                <w:sz w:val="17"/>
+              </w:rPr>
+              <w:t>VARCHAR(16)</w:t>
+            </w:r>
+          </w:p>
+        </w:tc>
+        <w:tc>
+          <w:tcPr>
+            <w:tcW w:type="dxa" w:w="3249"/>
+            <w:shd w:val="clear" w:color="auto" w:fill="EEF2FA"/>
+          </w:tcPr>
+          <w:p>
+            <w:r>
+              <w:rPr>
+                <w:sz w:val="17"/>
+              </w:rPr>
+              <w:t>blank by default — client platform (ios / android) reported with the delivery receipt</w:t>
+            </w:r>
+          </w:p>
+        </w:tc>
+      </w:tr>
+      <w:tr>
+        <w:tc>
+          <w:tcPr>
+            <w:tcW w:type="dxa" w:w="3249"/>
+            <w:shd w:val="clear" w:color="auto" w:fill="EEF2FA"/>
+          </w:tcPr>
+          <w:p>
+            <w:r>
+              <w:rPr>
+                <w:sz w:val="17"/>
+              </w:rPr>
+              <w:t>receipt_app_state</w:t>
+            </w:r>
+          </w:p>
+        </w:tc>
+        <w:tc>
+          <w:tcPr>
+            <w:tcW w:type="dxa" w:w="3249"/>
+            <w:shd w:val="clear" w:color="auto" w:fill="EEF2FA"/>
+          </w:tcPr>
+          <w:p>
+            <w:r>
+              <w:rPr>
+                <w:sz w:val="17"/>
+              </w:rPr>
+              <w:t>VARCHAR(32)</w:t>
+            </w:r>
+          </w:p>
+        </w:tc>
+        <w:tc>
+          <w:tcPr>
+            <w:tcW w:type="dxa" w:w="3249"/>
+            <w:shd w:val="clear" w:color="auto" w:fill="EEF2FA"/>
+          </w:tcPr>
+          <w:p>
+            <w:r>
+              <w:rPr>
+                <w:sz w:val="17"/>
+              </w:rPr>
+              <w:t>blank by default — app foreground/background state reported with the delivery receipt</w:t>
             </w:r>
           </w:p>
         </w:tc>
@@ -7420,6 +7813,262 @@
           <w:p>
             <w:r>
               <w:t>JITAI decision — telemetry signal that contributed (reserved; null until HRV/sleep spec from Celia is wired in)</w:t>
+            </w:r>
+          </w:p>
+        </w:tc>
+      </w:tr>
+      <w:tr>
+        <w:tc>
+          <w:tcPr>
+            <w:tcW w:type="dxa" w:w="3249"/>
+          </w:tcPr>
+          <w:p>
+            <w:r>
+              <w:t>jitai_log</w:t>
+            </w:r>
+          </w:p>
+        </w:tc>
+        <w:tc>
+          <w:tcPr>
+            <w:tcW w:type="dxa" w:w="3249"/>
+          </w:tcPr>
+          <w:p>
+            <w:r>
+              <w:t>decision_made_at</w:t>
+            </w:r>
+          </w:p>
+        </w:tc>
+        <w:tc>
+          <w:tcPr>
+            <w:tcW w:type="dxa" w:w="3249"/>
+          </w:tcPr>
+          <w:p>
+            <w:r>
+              <w:t>JITAI delivery audit — decision-point timestamp, indexed for MRT time-series queries</w:t>
+            </w:r>
+          </w:p>
+        </w:tc>
+      </w:tr>
+      <w:tr>
+        <w:tc>
+          <w:tcPr>
+            <w:tcW w:type="dxa" w:w="3249"/>
+          </w:tcPr>
+          <w:p>
+            <w:r>
+              <w:t>jitai_log</w:t>
+            </w:r>
+          </w:p>
+        </w:tc>
+        <w:tc>
+          <w:tcPr>
+            <w:tcW w:type="dxa" w:w="3249"/>
+          </w:tcPr>
+          <w:p>
+            <w:r>
+              <w:t>push_sent_at</w:t>
+            </w:r>
+          </w:p>
+        </w:tc>
+        <w:tc>
+          <w:tcPr>
+            <w:tcW w:type="dxa" w:w="3249"/>
+          </w:tcPr>
+          <w:p>
+            <w:r>
+              <w:t>JITAI delivery audit — when Expo accepted the push for delivery</w:t>
+            </w:r>
+          </w:p>
+        </w:tc>
+      </w:tr>
+      <w:tr>
+        <w:tc>
+          <w:tcPr>
+            <w:tcW w:type="dxa" w:w="3249"/>
+          </w:tcPr>
+          <w:p>
+            <w:r>
+              <w:t>jitai_log</w:t>
+            </w:r>
+          </w:p>
+        </w:tc>
+        <w:tc>
+          <w:tcPr>
+            <w:tcW w:type="dxa" w:w="3249"/>
+          </w:tcPr>
+          <w:p>
+            <w:r>
+              <w:t>device_received_at</w:t>
+            </w:r>
+          </w:p>
+        </w:tc>
+        <w:tc>
+          <w:tcPr>
+            <w:tcW w:type="dxa" w:w="3249"/>
+          </w:tcPr>
+          <w:p>
+            <w:r>
+              <w:t>JITAI delivery audit — when the mobile app confirmed on-device receipt</w:t>
+            </w:r>
+          </w:p>
+        </w:tc>
+      </w:tr>
+      <w:tr>
+        <w:tc>
+          <w:tcPr>
+            <w:tcW w:type="dxa" w:w="3249"/>
+          </w:tcPr>
+          <w:p>
+            <w:r>
+              <w:t>jitai_log</w:t>
+            </w:r>
+          </w:p>
+        </w:tc>
+        <w:tc>
+          <w:tcPr>
+            <w:tcW w:type="dxa" w:w="3249"/>
+          </w:tcPr>
+          <w:p>
+            <w:r>
+              <w:t>receipt_reported_at</w:t>
+            </w:r>
+          </w:p>
+        </w:tc>
+        <w:tc>
+          <w:tcPr>
+            <w:tcW w:type="dxa" w:w="3249"/>
+          </w:tcPr>
+          <w:p>
+            <w:r>
+              <w:t>Data provenance — server timestamp when the client-reported receipt arrived</w:t>
+            </w:r>
+          </w:p>
+        </w:tc>
+      </w:tr>
+      <w:tr>
+        <w:tc>
+          <w:tcPr>
+            <w:tcW w:type="dxa" w:w="3249"/>
+          </w:tcPr>
+          <w:p>
+            <w:r>
+              <w:t>jitai_log</w:t>
+            </w:r>
+          </w:p>
+        </w:tc>
+        <w:tc>
+          <w:tcPr>
+            <w:tcW w:type="dxa" w:w="3249"/>
+          </w:tcPr>
+          <w:p>
+            <w:r>
+              <w:t>delivery_status</w:t>
+            </w:r>
+          </w:p>
+        </w:tc>
+        <w:tc>
+          <w:tcPr>
+            <w:tcW w:type="dxa" w:w="3249"/>
+          </w:tcPr>
+          <w:p>
+            <w:r>
+              <w:t>JITAI delivery audit — pending / not_sent / accepted_by_expo / received_on_device / failed</w:t>
+            </w:r>
+          </w:p>
+        </w:tc>
+      </w:tr>
+      <w:tr>
+        <w:tc>
+          <w:tcPr>
+            <w:tcW w:type="dxa" w:w="3249"/>
+          </w:tcPr>
+          <w:p>
+            <w:r>
+              <w:t>jitai_log</w:t>
+            </w:r>
+          </w:p>
+        </w:tc>
+        <w:tc>
+          <w:tcPr>
+            <w:tcW w:type="dxa" w:w="3249"/>
+          </w:tcPr>
+          <w:p>
+            <w:r>
+              <w:t>delivery_error</w:t>
+            </w:r>
+          </w:p>
+        </w:tc>
+        <w:tc>
+          <w:tcPr>
+            <w:tcW w:type="dxa" w:w="3249"/>
+          </w:tcPr>
+          <w:p>
+            <w:r>
+              <w:t>JITAI delivery audit — Expo/ticket error detail when delivery_status = failed</w:t>
+            </w:r>
+          </w:p>
+        </w:tc>
+      </w:tr>
+      <w:tr>
+        <w:tc>
+          <w:tcPr>
+            <w:tcW w:type="dxa" w:w="3249"/>
+          </w:tcPr>
+          <w:p>
+            <w:r>
+              <w:t>jitai_log</w:t>
+            </w:r>
+          </w:p>
+        </w:tc>
+        <w:tc>
+          <w:tcPr>
+            <w:tcW w:type="dxa" w:w="3249"/>
+          </w:tcPr>
+          <w:p>
+            <w:r>
+              <w:t>receipt_platform</w:t>
+            </w:r>
+          </w:p>
+        </w:tc>
+        <w:tc>
+          <w:tcPr>
+            <w:tcW w:type="dxa" w:w="3249"/>
+          </w:tcPr>
+          <w:p>
+            <w:r>
+              <w:t>Data provenance — client platform (ios / android) reported with the delivery receipt</w:t>
+            </w:r>
+          </w:p>
+        </w:tc>
+      </w:tr>
+      <w:tr>
+        <w:tc>
+          <w:tcPr>
+            <w:tcW w:type="dxa" w:w="3249"/>
+          </w:tcPr>
+          <w:p>
+            <w:r>
+              <w:t>jitai_log</w:t>
+            </w:r>
+          </w:p>
+        </w:tc>
+        <w:tc>
+          <w:tcPr>
+            <w:tcW w:type="dxa" w:w="3249"/>
+          </w:tcPr>
+          <w:p>
+            <w:r>
+              <w:t>receipt_app_state</w:t>
+            </w:r>
+          </w:p>
+        </w:tc>
+        <w:tc>
+          <w:tcPr>
+            <w:tcW w:type="dxa" w:w="3249"/>
+          </w:tcPr>
+          <w:p>
+            <w:r>
+              <w:t>Data provenance — app foreground/background state reported with the delivery receipt</w:t>
             </w:r>
           </w:p>
         </w:tc>

--- a/Resources/REACT_Architecture.docx
+++ b/Resources/REACT_Architecture.docx
@@ -391,10 +391,7 @@
           </w:tcPr>
           <w:p>
             <w:r>
-              <w:rPr>
-                <w:sz w:val="17"/>
-              </w:rPr>
-              <w:t>Participant responds to EMA prompt in-app. App POSTs EMA response to /ema/. Push token is refreshed on each app launch via User.push_token.</w:t>
+              <w:t>Participant responds to EMA prompt in-app. App calls GET /ema/next/ for the rotation-aware item list, then POSTs answers to /ema/responses/. App also calls POST /jitai/receipt/ to report when a JITAI push was received on-device. Push token is refreshed on each app launch via User.push_token.</w:t>
             </w:r>
           </w:p>
         </w:tc>
@@ -996,42 +993,30 @@
         <w:tc>
           <w:tcPr>
             <w:tcW w:type="dxa" w:w="3249"/>
-            <w:shd w:val="clear" w:color="auto" w:fill="EEF2FA"/>
-          </w:tcPr>
-          <w:p>
-            <w:r>
-              <w:rPr>
-                <w:sz w:val="17"/>
-              </w:rPr>
-              <w:t>POST</w:t>
-            </w:r>
-          </w:p>
-        </w:tc>
-        <w:tc>
-          <w:tcPr>
-            <w:tcW w:type="dxa" w:w="3249"/>
-            <w:shd w:val="clear" w:color="auto" w:fill="EEF2FA"/>
-          </w:tcPr>
-          <w:p>
-            <w:r>
-              <w:rPr>
-                <w:sz w:val="17"/>
-              </w:rPr>
-              <w:t>/jitai/</w:t>
-            </w:r>
-          </w:p>
-        </w:tc>
-        <w:tc>
-          <w:tcPr>
-            <w:tcW w:type="dxa" w:w="3249"/>
-            <w:shd w:val="clear" w:color="auto" w:fill="EEF2FA"/>
-          </w:tcPr>
-          <w:p>
-            <w:r>
-              <w:rPr>
-                <w:sz w:val="17"/>
-              </w:rPr>
-              <w:t>Internal — Celery logs a triggered intervention</w:t>
+          </w:tcPr>
+          <w:p>
+            <w:r>
+              <w:t>GET</w:t>
+            </w:r>
+          </w:p>
+        </w:tc>
+        <w:tc>
+          <w:tcPr>
+            <w:tcW w:type="dxa" w:w="3249"/>
+          </w:tcPr>
+          <w:p>
+            <w:r>
+              <w:t>/ema/next/</w:t>
+            </w:r>
+          </w:p>
+        </w:tc>
+        <w:tc>
+          <w:tcPr>
+            <w:tcW w:type="dxa" w:w="3249"/>
+          </w:tcPr>
+          <w:p>
+            <w:r>
+              <w:t>Fetch the next EMA prompt for the authenticated participant (rotation-aware; mobile app)</w:t>
             </w:r>
           </w:p>
         </w:tc>
@@ -1043,36 +1028,27 @@
           </w:tcPr>
           <w:p>
             <w:r>
-              <w:rPr>
-                <w:sz w:val="17"/>
-              </w:rPr>
-              <w:t>GET</w:t>
-            </w:r>
-          </w:p>
-        </w:tc>
-        <w:tc>
-          <w:tcPr>
-            <w:tcW w:type="dxa" w:w="3249"/>
-          </w:tcPr>
-          <w:p>
-            <w:r>
-              <w:rPr>
-                <w:sz w:val="17"/>
-              </w:rPr>
-              <w:t>/jitai/{user_id}/</w:t>
-            </w:r>
-          </w:p>
-        </w:tc>
-        <w:tc>
-          <w:tcPr>
-            <w:tcW w:type="dxa" w:w="3249"/>
-          </w:tcPr>
-          <w:p>
-            <w:r>
-              <w:rPr>
-                <w:sz w:val="17"/>
-              </w:rPr>
-              <w:t>Fetch JITAI history (dashboard / admin)</w:t>
+              <w:t>POST</w:t>
+            </w:r>
+          </w:p>
+        </w:tc>
+        <w:tc>
+          <w:tcPr>
+            <w:tcW w:type="dxa" w:w="3249"/>
+          </w:tcPr>
+          <w:p>
+            <w:r>
+              <w:t>/ema/responses/</w:t>
+            </w:r>
+          </w:p>
+        </w:tc>
+        <w:tc>
+          <w:tcPr>
+            <w:tcW w:type="dxa" w:w="3249"/>
+          </w:tcPr>
+          <w:p>
+            <w:r>
+              <w:t>Submit answers to the item(s) served by /ema/next/ (mobile app)</w:t>
             </w:r>
           </w:p>
         </w:tc>
@@ -1088,7 +1064,7 @@
               <w:rPr>
                 <w:sz w:val="17"/>
               </w:rPr>
-              <w:t>GET</w:t>
+              <w:t>POST</w:t>
             </w:r>
           </w:p>
         </w:tc>
@@ -1102,7 +1078,7 @@
               <w:rPr>
                 <w:sz w:val="17"/>
               </w:rPr>
-              <w:t>/telemetry/hr/{user_id}/</w:t>
+              <w:t>/jitai/</w:t>
             </w:r>
           </w:p>
         </w:tc>
@@ -1116,7 +1092,7 @@
               <w:rPr>
                 <w:sz w:val="17"/>
               </w:rPr>
-              <w:t>Fetch recent HR samples (dashboard)</w:t>
+              <w:t>Internal — Celery logs a triggered intervention</w:t>
             </w:r>
           </w:p>
         </w:tc>
@@ -1144,7 +1120,7 @@
               <w:rPr>
                 <w:sz w:val="17"/>
               </w:rPr>
-              <w:t>/telemetry/stress/{user_id}/</w:t>
+              <w:t>/jitai/{user_id}/</w:t>
             </w:r>
           </w:p>
         </w:tc>
@@ -1157,7 +1133,7 @@
               <w:rPr>
                 <w:sz w:val="17"/>
               </w:rPr>
-              <w:t>Fetch recent stress samples (dashboard)</w:t>
+              <w:t>Fetch JITAI history (dashboard / admin)</w:t>
             </w:r>
           </w:p>
         </w:tc>
@@ -1166,13 +1142,9 @@
         <w:tc>
           <w:tcPr>
             <w:tcW w:type="dxa" w:w="3249"/>
-            <w:shd w:val="clear" w:color="auto" w:fill="EEF2FA"/>
-          </w:tcPr>
-          <w:p>
-            <w:r>
-              <w:rPr>
-                <w:sz w:val="17"/>
-              </w:rPr>
+          </w:tcPr>
+          <w:p>
+            <w:r>
               <w:t>POST</w:t>
             </w:r>
           </w:p>
@@ -1180,28 +1152,20 @@
         <w:tc>
           <w:tcPr>
             <w:tcW w:type="dxa" w:w="3249"/>
-            <w:shd w:val="clear" w:color="auto" w:fill="EEF2FA"/>
-          </w:tcPr>
-          <w:p>
-            <w:r>
-              <w:rPr>
-                <w:sz w:val="17"/>
-              </w:rPr>
-              <w:t>/telemetry/phone/</w:t>
-            </w:r>
-          </w:p>
-        </w:tc>
-        <w:tc>
-          <w:tcPr>
-            <w:tcW w:type="dxa" w:w="3249"/>
-            <w:shd w:val="clear" w:color="auto" w:fill="EEF2FA"/>
-          </w:tcPr>
-          <w:p>
-            <w:r>
-              <w:rPr>
-                <w:sz w:val="17"/>
-              </w:rPr>
-              <w:t>Ingest compose surface event from mobile app</w:t>
+          </w:tcPr>
+          <w:p>
+            <w:r>
+              <w:t>/jitai/receipt/</w:t>
+            </w:r>
+          </w:p>
+        </w:tc>
+        <w:tc>
+          <w:tcPr>
+            <w:tcW w:type="dxa" w:w="3249"/>
+          </w:tcPr>
+          <w:p>
+            <w:r>
+              <w:t>Mobile reports device-received timestamp for a JITAI push (delivery latency measurement)</w:t>
             </w:r>
           </w:p>
         </w:tc>
@@ -1210,39 +1174,42 @@
         <w:tc>
           <w:tcPr>
             <w:tcW w:type="dxa" w:w="3249"/>
+            <w:shd w:val="clear" w:color="auto" w:fill="EEF2FA"/>
           </w:tcPr>
           <w:p>
             <w:r>
               <w:rPr>
                 <w:sz w:val="17"/>
               </w:rPr>
-              <w:t>POST</w:t>
-            </w:r>
-          </w:p>
-        </w:tc>
-        <w:tc>
-          <w:tcPr>
-            <w:tcW w:type="dxa" w:w="3249"/>
+              <w:t>GET</w:t>
+            </w:r>
+          </w:p>
+        </w:tc>
+        <w:tc>
+          <w:tcPr>
+            <w:tcW w:type="dxa" w:w="3249"/>
+            <w:shd w:val="clear" w:color="auto" w:fill="EEF2FA"/>
           </w:tcPr>
           <w:p>
             <w:r>
               <w:rPr>
                 <w:sz w:val="17"/>
               </w:rPr>
-              <w:t>/telemetry/engagement/</w:t>
-            </w:r>
-          </w:p>
-        </w:tc>
-        <w:tc>
-          <w:tcPr>
-            <w:tcW w:type="dxa" w:w="3249"/>
+              <w:t>/telemetry/hr/{user_id}/</w:t>
+            </w:r>
+          </w:p>
+        </w:tc>
+        <w:tc>
+          <w:tcPr>
+            <w:tcW w:type="dxa" w:w="3249"/>
+            <w:shd w:val="clear" w:color="auto" w:fill="EEF2FA"/>
           </w:tcPr>
           <w:p>
             <w:r>
               <w:rPr>
                 <w:sz w:val="17"/>
               </w:rPr>
-              <w:t>Ingest EMA / notification engagement event from mobile app</w:t>
+              <w:t>Fetch recent HR samples (dashboard)</w:t>
             </w:r>
           </w:p>
         </w:tc>
@@ -1257,6 +1224,48 @@
               <w:rPr>
                 <w:sz w:val="17"/>
               </w:rPr>
+              <w:t>GET</w:t>
+            </w:r>
+          </w:p>
+        </w:tc>
+        <w:tc>
+          <w:tcPr>
+            <w:tcW w:type="dxa" w:w="3249"/>
+          </w:tcPr>
+          <w:p>
+            <w:r>
+              <w:rPr>
+                <w:sz w:val="17"/>
+              </w:rPr>
+              <w:t>/telemetry/stress/{user_id}/</w:t>
+            </w:r>
+          </w:p>
+        </w:tc>
+        <w:tc>
+          <w:tcPr>
+            <w:tcW w:type="dxa" w:w="3249"/>
+          </w:tcPr>
+          <w:p>
+            <w:r>
+              <w:rPr>
+                <w:sz w:val="17"/>
+              </w:rPr>
+              <w:t>Fetch recent stress samples (dashboard)</w:t>
+            </w:r>
+          </w:p>
+        </w:tc>
+      </w:tr>
+      <w:tr>
+        <w:tc>
+          <w:tcPr>
+            <w:tcW w:type="dxa" w:w="3249"/>
+            <w:shd w:val="clear" w:color="auto" w:fill="EEF2FA"/>
+          </w:tcPr>
+          <w:p>
+            <w:r>
+              <w:rPr>
+                <w:sz w:val="17"/>
+              </w:rPr>
               <w:t>POST</w:t>
             </w:r>
           </w:p>
@@ -1264,12 +1273,96 @@
         <w:tc>
           <w:tcPr>
             <w:tcW w:type="dxa" w:w="3249"/>
+            <w:shd w:val="clear" w:color="auto" w:fill="EEF2FA"/>
           </w:tcPr>
           <w:p>
             <w:r>
               <w:rPr>
                 <w:sz w:val="17"/>
               </w:rPr>
+              <w:t>/telemetry/phone/</w:t>
+            </w:r>
+          </w:p>
+        </w:tc>
+        <w:tc>
+          <w:tcPr>
+            <w:tcW w:type="dxa" w:w="3249"/>
+            <w:shd w:val="clear" w:color="auto" w:fill="EEF2FA"/>
+          </w:tcPr>
+          <w:p>
+            <w:r>
+              <w:rPr>
+                <w:sz w:val="17"/>
+              </w:rPr>
+              <w:t>Ingest compose surface event from mobile app</w:t>
+            </w:r>
+          </w:p>
+        </w:tc>
+      </w:tr>
+      <w:tr>
+        <w:tc>
+          <w:tcPr>
+            <w:tcW w:type="dxa" w:w="3249"/>
+          </w:tcPr>
+          <w:p>
+            <w:r>
+              <w:rPr>
+                <w:sz w:val="17"/>
+              </w:rPr>
+              <w:t>POST</w:t>
+            </w:r>
+          </w:p>
+        </w:tc>
+        <w:tc>
+          <w:tcPr>
+            <w:tcW w:type="dxa" w:w="3249"/>
+          </w:tcPr>
+          <w:p>
+            <w:r>
+              <w:rPr>
+                <w:sz w:val="17"/>
+              </w:rPr>
+              <w:t>/telemetry/engagement/</w:t>
+            </w:r>
+          </w:p>
+        </w:tc>
+        <w:tc>
+          <w:tcPr>
+            <w:tcW w:type="dxa" w:w="3249"/>
+          </w:tcPr>
+          <w:p>
+            <w:r>
+              <w:rPr>
+                <w:sz w:val="17"/>
+              </w:rPr>
+              <w:t>Ingest EMA / notification engagement event from mobile app</w:t>
+            </w:r>
+          </w:p>
+        </w:tc>
+      </w:tr>
+      <w:tr>
+        <w:tc>
+          <w:tcPr>
+            <w:tcW w:type="dxa" w:w="3249"/>
+          </w:tcPr>
+          <w:p>
+            <w:r>
+              <w:rPr>
+                <w:sz w:val="17"/>
+              </w:rPr>
+              <w:t>POST</w:t>
+            </w:r>
+          </w:p>
+        </w:tc>
+        <w:tc>
+          <w:tcPr>
+            <w:tcW w:type="dxa" w:w="3249"/>
+          </w:tcPr>
+          <w:p>
+            <w:r>
+              <w:rPr>
+                <w:sz w:val="17"/>
+              </w:rPr>
               <w:t>/telemetry/ingest/</w:t>
             </w:r>
           </w:p>
@@ -1284,6 +1377,70 @@
                 <w:sz w:val="17"/>
               </w:rPr>
               <w:t>Internal — Celery bulk-ingests HeartRateSample, StressSample, EMA, and JITAILog rows from Fitabase/Labfront polling</w:t>
+            </w:r>
+          </w:p>
+        </w:tc>
+      </w:tr>
+      <w:tr>
+        <w:tc>
+          <w:tcPr>
+            <w:tcW w:type="dxa" w:w="3249"/>
+          </w:tcPr>
+          <w:p>
+            <w:r>
+              <w:t>GET</w:t>
+            </w:r>
+          </w:p>
+        </w:tc>
+        <w:tc>
+          <w:tcPr>
+            <w:tcW w:type="dxa" w:w="3249"/>
+          </w:tcPr>
+          <w:p>
+            <w:r>
+              <w:t>/dashboard/participants/</w:t>
+            </w:r>
+          </w:p>
+        </w:tc>
+        <w:tc>
+          <w:tcPr>
+            <w:tcW w:type="dxa" w:w="3249"/>
+          </w:tcPr>
+          <w:p>
+            <w:r>
+              <w:t>Participant sync/push/receipt status feed (dashboard; staff or X-Dashboard-API-Key auth)</w:t>
+            </w:r>
+          </w:p>
+        </w:tc>
+      </w:tr>
+      <w:tr>
+        <w:tc>
+          <w:tcPr>
+            <w:tcW w:type="dxa" w:w="3249"/>
+          </w:tcPr>
+          <w:p>
+            <w:r>
+              <w:t>GET</w:t>
+            </w:r>
+          </w:p>
+        </w:tc>
+        <w:tc>
+          <w:tcPr>
+            <w:tcW w:type="dxa" w:w="3249"/>
+          </w:tcPr>
+          <w:p>
+            <w:r>
+              <w:t>/dashboard/latency-events/</w:t>
+            </w:r>
+          </w:p>
+        </w:tc>
+        <w:tc>
+          <w:tcPr>
+            <w:tcW w:type="dxa" w:w="3249"/>
+          </w:tcPr>
+          <w:p>
+            <w:r>
+              <w:t>JITAI delivery latency + engagement event feed (dashboard; staff or X-Dashboard-API-Key auth)</w:t>
             </w:r>
           </w:p>
         </w:tc>
@@ -2730,11 +2887,7 @@
     </w:p>
     <w:p>
       <w:r>
-        <w:rPr>
-          <w:i/>
-          <w:sz w:val="19"/>
-        </w:rPr>
-        <w:t>Ecological Momentary Assessment responses. Three 1–7 Likert items: mood, stress, energy.</w:t>
+        <w:t>Ecological Momentary Assessment responses. Three legacy 1–7 Likert fields (mood, stress, energy) plus the rotation-item bank answered via item_responses (see ema_item_response below). ema_type/source_jitai_log_id/outcome_window_* support the post-decision-point outcome window served by GET /ema/next/.</w:t>
       </w:r>
     </w:p>
     <w:tbl>
@@ -3066,6 +3219,181 @@
         <w:tc>
           <w:tcPr>
             <w:tcW w:type="dxa" w:w="3249"/>
+            <w:shd w:val="clear" w:color="auto" w:fill="EEF2FA"/>
+          </w:tcPr>
+          <w:p>
+            <w:r>
+              <w:t>ema_type</w:t>
+            </w:r>
+          </w:p>
+        </w:tc>
+        <w:tc>
+          <w:tcPr>
+            <w:tcW w:type="dxa" w:w="3249"/>
+            <w:shd w:val="clear" w:color="auto" w:fill="EEF2FA"/>
+          </w:tcPr>
+          <w:p>
+            <w:r>
+              <w:t>VARCHAR(32)</w:t>
+            </w:r>
+          </w:p>
+        </w:tc>
+        <w:tc>
+          <w:tcPr>
+            <w:tcW w:type="dxa" w:w="3249"/>
+            <w:shd w:val="clear" w:color="auto" w:fill="EEF2FA"/>
+          </w:tcPr>
+          <w:p>
+            <w:r>
+              <w:t>scheduled_check_in / post_prompt / extra_check_in; default: scheduled_check_in</w:t>
+            </w:r>
+          </w:p>
+        </w:tc>
+      </w:tr>
+      <w:tr>
+        <w:tc>
+          <w:tcPr>
+            <w:tcW w:type="dxa" w:w="3249"/>
+            <w:shd w:val="clear" w:color="auto" w:fill="EEF2FA"/>
+          </w:tcPr>
+          <w:p>
+            <w:r>
+              <w:t>source_jitai_log_id</w:t>
+            </w:r>
+          </w:p>
+        </w:tc>
+        <w:tc>
+          <w:tcPr>
+            <w:tcW w:type="dxa" w:w="3249"/>
+            <w:shd w:val="clear" w:color="auto" w:fill="EEF2FA"/>
+          </w:tcPr>
+          <w:p>
+            <w:r>
+              <w:t>INT</w:t>
+            </w:r>
+          </w:p>
+        </w:tc>
+        <w:tc>
+          <w:tcPr>
+            <w:tcW w:type="dxa" w:w="3249"/>
+            <w:shd w:val="clear" w:color="auto" w:fill="EEF2FA"/>
+          </w:tcPr>
+          <w:p>
+            <w:r>
+              <w:t>FK → jitai_log; nullable — the JITAILog that opened this post-prompt/extra check-in</w:t>
+            </w:r>
+          </w:p>
+        </w:tc>
+      </w:tr>
+      <w:tr>
+        <w:tc>
+          <w:tcPr>
+            <w:tcW w:type="dxa" w:w="3249"/>
+            <w:shd w:val="clear" w:color="auto" w:fill="EEF2FA"/>
+          </w:tcPr>
+          <w:p>
+            <w:r>
+              <w:t>outcome_window_start</w:t>
+            </w:r>
+          </w:p>
+        </w:tc>
+        <w:tc>
+          <w:tcPr>
+            <w:tcW w:type="dxa" w:w="3249"/>
+            <w:shd w:val="clear" w:color="auto" w:fill="EEF2FA"/>
+          </w:tcPr>
+          <w:p>
+            <w:r>
+              <w:t>DATETIME</w:t>
+            </w:r>
+          </w:p>
+        </w:tc>
+        <w:tc>
+          <w:tcPr>
+            <w:tcW w:type="dxa" w:w="3249"/>
+            <w:shd w:val="clear" w:color="auto" w:fill="EEF2FA"/>
+          </w:tcPr>
+          <w:p>
+            <w:r>
+              <w:t>nullable — start of the 2-hour post-decision-point outcome window</w:t>
+            </w:r>
+          </w:p>
+        </w:tc>
+      </w:tr>
+      <w:tr>
+        <w:tc>
+          <w:tcPr>
+            <w:tcW w:type="dxa" w:w="3249"/>
+            <w:shd w:val="clear" w:color="auto" w:fill="EEF2FA"/>
+          </w:tcPr>
+          <w:p>
+            <w:r>
+              <w:t>outcome_window_end</w:t>
+            </w:r>
+          </w:p>
+        </w:tc>
+        <w:tc>
+          <w:tcPr>
+            <w:tcW w:type="dxa" w:w="3249"/>
+            <w:shd w:val="clear" w:color="auto" w:fill="EEF2FA"/>
+          </w:tcPr>
+          <w:p>
+            <w:r>
+              <w:t>DATETIME</w:t>
+            </w:r>
+          </w:p>
+        </w:tc>
+        <w:tc>
+          <w:tcPr>
+            <w:tcW w:type="dxa" w:w="3249"/>
+            <w:shd w:val="clear" w:color="auto" w:fill="EEF2FA"/>
+          </w:tcPr>
+          <w:p>
+            <w:r>
+              <w:t>nullable — end of the 2-hour post-decision-point outcome window</w:t>
+            </w:r>
+          </w:p>
+        </w:tc>
+      </w:tr>
+      <w:tr>
+        <w:tc>
+          <w:tcPr>
+            <w:tcW w:type="dxa" w:w="3249"/>
+            <w:shd w:val="clear" w:color="auto" w:fill="EEF2FA"/>
+          </w:tcPr>
+          <w:p>
+            <w:r>
+              <w:t>expires_at</w:t>
+            </w:r>
+          </w:p>
+        </w:tc>
+        <w:tc>
+          <w:tcPr>
+            <w:tcW w:type="dxa" w:w="3249"/>
+            <w:shd w:val="clear" w:color="auto" w:fill="EEF2FA"/>
+          </w:tcPr>
+          <w:p>
+            <w:r>
+              <w:t>DATETIME</w:t>
+            </w:r>
+          </w:p>
+        </w:tc>
+        <w:tc>
+          <w:tcPr>
+            <w:tcW w:type="dxa" w:w="3249"/>
+            <w:shd w:val="clear" w:color="auto" w:fill="EEF2FA"/>
+          </w:tcPr>
+          <w:p>
+            <w:r>
+              <w:t>nullable — currently mirrors outcome_window_end</w:t>
+            </w:r>
+          </w:p>
+        </w:tc>
+      </w:tr>
+      <w:tr>
+        <w:tc>
+          <w:tcPr>
+            <w:tcW w:type="dxa" w:w="3249"/>
           </w:tcPr>
           <w:p>
             <w:r>
@@ -3190,6 +3518,160 @@
       </w:tr>
     </w:tbl>
     <w:p/>
+    <w:p>
+      <w:pPr>
+        <w:pStyle w:val="Heading2"/>
+      </w:pPr>
+      <w:r>
+        <w:t>ema_item_response</w:t>
+      </w:r>
+    </w:p>
+    <w:p>
+      <w:pPr/>
+      <w:r>
+        <w:t>One row per rotation item answered within a single EMA check-in (B1–B8). Introduced with the item-bank rotation endpoints (GET /ema/next/, POST /ema/responses/).</w:t>
+      </w:r>
+    </w:p>
+    <w:tbl>
+      <w:tblPr>
+        <w:tblStyle w:val="TableGrid"/>
+        <w:tblW w:type="auto" w:w="0"/>
+        <w:tblLook w:firstColumn="1" w:firstRow="1" w:lastColumn="0" w:lastRow="0" w:noHBand="0" w:noVBand="1" w:val="04A0"/>
+      </w:tblPr>
+      <w:tblGrid>
+        <w:gridCol w:w="3249"/>
+        <w:gridCol w:w="3249"/>
+        <w:gridCol w:w="3249"/>
+      </w:tblGrid>
+      <w:tr>
+        <w:tc>
+          <w:tcPr>
+            <w:tcW w:type="dxa" w:w="3249"/>
+          </w:tcPr>
+          <w:p>
+            <w:r>
+              <w:t>Column</w:t>
+            </w:r>
+          </w:p>
+        </w:tc>
+        <w:tc>
+          <w:tcPr>
+            <w:tcW w:type="dxa" w:w="3249"/>
+          </w:tcPr>
+          <w:p>
+            <w:r>
+              <w:t>Type</w:t>
+            </w:r>
+          </w:p>
+        </w:tc>
+        <w:tc>
+          <w:tcPr>
+            <w:tcW w:type="dxa" w:w="3249"/>
+          </w:tcPr>
+          <w:p>
+            <w:r>
+              <w:t>Notes / Constraint</w:t>
+            </w:r>
+          </w:p>
+        </w:tc>
+      </w:tr>
+      <w:tr>
+        <w:tc>
+          <w:tcPr>
+            <w:tcW w:type="dxa" w:w="3249"/>
+          </w:tcPr>
+          <w:p>
+            <w:r>
+              <w:t>id</w:t>
+            </w:r>
+          </w:p>
+        </w:tc>
+        <w:tc>
+          <w:tcPr>
+            <w:tcW w:type="dxa" w:w="3249"/>
+          </w:tcPr>
+          <w:p>
+            <w:r>
+              <w:t>INT</w:t>
+            </w:r>
+          </w:p>
+        </w:tc>
+        <w:tc>
+          <w:tcPr>
+            <w:tcW w:type="dxa" w:w="3249"/>
+          </w:tcPr>
+          <w:p>
+            <w:r>
+              <w:t>PRIMARY KEY</w:t>
+            </w:r>
+          </w:p>
+        </w:tc>
+      </w:tr>
+      <w:tr>
+        <w:tc>
+          <w:tcPr>
+            <w:tcW w:type="dxa" w:w="3249"/>
+          </w:tcPr>
+          <w:p>
+            <w:r>
+              <w:t>ema_id</w:t>
+            </w:r>
+          </w:p>
+        </w:tc>
+        <w:tc>
+          <w:tcPr>
+            <w:tcW w:type="dxa" w:w="3249"/>
+          </w:tcPr>
+          <w:p>
+            <w:r>
+              <w:t>INT</w:t>
+            </w:r>
+          </w:p>
+        </w:tc>
+        <w:tc>
+          <w:tcPr>
+            <w:tcW w:type="dxa" w:w="3249"/>
+          </w:tcPr>
+          <w:p>
+            <w:r>
+              <w:t>FK → ema</w:t>
+            </w:r>
+          </w:p>
+        </w:tc>
+      </w:tr>
+      <w:tr>
+        <w:tc>
+          <w:tcPr>
+            <w:tcW w:type="dxa" w:w="3249"/>
+          </w:tcPr>
+          <w:p>
+            <w:r>
+              <w:t>item_id</w:t>
+            </w:r>
+          </w:p>
+        </w:tc>
+        <w:tc>
+          <w:tcPr>
+            <w:tcW w:type="dxa" w:w="3249"/>
+          </w:tcPr>
+          <w:p>
+            <w:r>
+              <w:t>VARCHAR(8)</w:t>
+            </w:r>
+          </w:p>
+        </w:tc>
+        <w:tc>
+          <w:tcPr>
+            <w:tcW w:type="dxa" w:w="3249"/>
+          </w:tcPr>
+          <w:p>
+            <w:r>
+              <w:t>B1–B8; unique together with ema_id (one response per item per check-in)</w:t>
+            </w:r>
+          </w:p>
+        </w:tc>
+      </w:tr>
+    </w:tbl>
     <w:p>
       <w:pPr>
         <w:pStyle w:val="Heading2"/>
@@ -8073,6 +8555,262 @@
           </w:p>
         </w:tc>
       </w:tr>
+      <w:tr>
+        <w:tc>
+          <w:tcPr>
+            <w:tcW w:type="dxa" w:w="3249"/>
+          </w:tcPr>
+          <w:p>
+            <w:r>
+              <w:t>ema</w:t>
+            </w:r>
+          </w:p>
+        </w:tc>
+        <w:tc>
+          <w:tcPr>
+            <w:tcW w:type="dxa" w:w="3249"/>
+          </w:tcPr>
+          <w:p>
+            <w:r>
+              <w:t>ema_type</w:t>
+            </w:r>
+          </w:p>
+        </w:tc>
+        <w:tc>
+          <w:tcPr>
+            <w:tcW w:type="dxa" w:w="3249"/>
+          </w:tcPr>
+          <w:p>
+            <w:r>
+              <w:t>JITAI delivery audit — distinguishes scheduled check-ins from post-decision-point / extra check-ins</w:t>
+            </w:r>
+          </w:p>
+        </w:tc>
+      </w:tr>
+      <w:tr>
+        <w:tc>
+          <w:tcPr>
+            <w:tcW w:type="dxa" w:w="3249"/>
+          </w:tcPr>
+          <w:p>
+            <w:r>
+              <w:t>ema</w:t>
+            </w:r>
+          </w:p>
+        </w:tc>
+        <w:tc>
+          <w:tcPr>
+            <w:tcW w:type="dxa" w:w="3249"/>
+          </w:tcPr>
+          <w:p>
+            <w:r>
+              <w:t>source_jitai_log_id</w:t>
+            </w:r>
+          </w:p>
+        </w:tc>
+        <w:tc>
+          <w:tcPr>
+            <w:tcW w:type="dxa" w:w="3249"/>
+          </w:tcPr>
+          <w:p>
+            <w:r>
+              <w:t>MRT — FK → jitai_log; links a post-prompt check-in to the decision point that opened its outcome window</w:t>
+            </w:r>
+          </w:p>
+        </w:tc>
+      </w:tr>
+      <w:tr>
+        <w:tc>
+          <w:tcPr>
+            <w:tcW w:type="dxa" w:w="3249"/>
+          </w:tcPr>
+          <w:p>
+            <w:r>
+              <w:t>ema</w:t>
+            </w:r>
+          </w:p>
+        </w:tc>
+        <w:tc>
+          <w:tcPr>
+            <w:tcW w:type="dxa" w:w="3249"/>
+          </w:tcPr>
+          <w:p>
+            <w:r>
+              <w:t>outcome_window_start, outcome_window_end</w:t>
+            </w:r>
+          </w:p>
+        </w:tc>
+        <w:tc>
+          <w:tcPr>
+            <w:tcW w:type="dxa" w:w="3249"/>
+          </w:tcPr>
+          <w:p>
+            <w:r>
+              <w:t>MRT — bounds of the 2-hour post-decision-point outcome window</w:t>
+            </w:r>
+          </w:p>
+        </w:tc>
+      </w:tr>
+      <w:tr>
+        <w:tc>
+          <w:tcPr>
+            <w:tcW w:type="dxa" w:w="3249"/>
+          </w:tcPr>
+          <w:p>
+            <w:r>
+              <w:t>ema</w:t>
+            </w:r>
+          </w:p>
+        </w:tc>
+        <w:tc>
+          <w:tcPr>
+            <w:tcW w:type="dxa" w:w="3249"/>
+          </w:tcPr>
+          <w:p>
+            <w:r>
+              <w:t>expires_at</w:t>
+            </w:r>
+          </w:p>
+        </w:tc>
+        <w:tc>
+          <w:tcPr>
+            <w:tcW w:type="dxa" w:w="3249"/>
+          </w:tcPr>
+          <w:p>
+            <w:r>
+              <w:t>JITAI delivery audit — when this prompt stops being offered</w:t>
+            </w:r>
+          </w:p>
+        </w:tc>
+      </w:tr>
+      <w:tr>
+        <w:tc>
+          <w:tcPr>
+            <w:tcW w:type="dxa" w:w="3249"/>
+          </w:tcPr>
+          <w:p>
+            <w:r>
+              <w:t>ema_item_response</w:t>
+            </w:r>
+          </w:p>
+        </w:tc>
+        <w:tc>
+          <w:tcPr>
+            <w:tcW w:type="dxa" w:w="3249"/>
+          </w:tcPr>
+          <w:p>
+            <w:r>
+              <w:t>id</w:t>
+            </w:r>
+          </w:p>
+        </w:tc>
+        <w:tc>
+          <w:tcPr>
+            <w:tcW w:type="dxa" w:w="3249"/>
+          </w:tcPr>
+          <w:p>
+            <w:r>
+              <w:t>Infrastructure — primary key</w:t>
+            </w:r>
+          </w:p>
+        </w:tc>
+      </w:tr>
+      <w:tr>
+        <w:tc>
+          <w:tcPr>
+            <w:tcW w:type="dxa" w:w="3249"/>
+          </w:tcPr>
+          <w:p>
+            <w:r>
+              <w:t>ema_item_response</w:t>
+            </w:r>
+          </w:p>
+        </w:tc>
+        <w:tc>
+          <w:tcPr>
+            <w:tcW w:type="dxa" w:w="3249"/>
+          </w:tcPr>
+          <w:p>
+            <w:r>
+              <w:t>ema_id</w:t>
+            </w:r>
+          </w:p>
+        </w:tc>
+        <w:tc>
+          <w:tcPr>
+            <w:tcW w:type="dxa" w:w="3249"/>
+          </w:tcPr>
+          <w:p>
+            <w:r>
+              <w:t>Infrastructure — FK → ema</w:t>
+            </w:r>
+          </w:p>
+        </w:tc>
+      </w:tr>
+      <w:tr>
+        <w:tc>
+          <w:tcPr>
+            <w:tcW w:type="dxa" w:w="3249"/>
+          </w:tcPr>
+          <w:p>
+            <w:r>
+              <w:t>ema_item_response</w:t>
+            </w:r>
+          </w:p>
+        </w:tc>
+        <w:tc>
+          <w:tcPr>
+            <w:tcW w:type="dxa" w:w="3249"/>
+          </w:tcPr>
+          <w:p>
+            <w:r>
+              <w:t>item_id</w:t>
+            </w:r>
+          </w:p>
+        </w:tc>
+        <w:tc>
+          <w:tcPr>
+            <w:tcW w:type="dxa" w:w="3249"/>
+          </w:tcPr>
+          <w:p>
+            <w:r>
+              <w:t>EMA item bank — which momentary item (B1–B8) this answer is for</w:t>
+            </w:r>
+          </w:p>
+        </w:tc>
+      </w:tr>
+      <w:tr>
+        <w:tc>
+          <w:tcPr>
+            <w:tcW w:type="dxa" w:w="3249"/>
+          </w:tcPr>
+          <w:p>
+            <w:r>
+              <w:t>ema_item_response</w:t>
+            </w:r>
+          </w:p>
+        </w:tc>
+        <w:tc>
+          <w:tcPr>
+            <w:tcW w:type="dxa" w:w="3249"/>
+          </w:tcPr>
+          <w:p>
+            <w:r>
+              <w:t>value</w:t>
+            </w:r>
+          </w:p>
+        </w:tc>
+        <w:tc>
+          <w:tcPr>
+            <w:tcW w:type="dxa" w:w="3249"/>
+          </w:tcPr>
+          <w:p>
+            <w:r>
+              <w:t>EMA item bank — 1–7 Likert response to that item</w:t>
+            </w:r>
+          </w:p>
+        </w:tc>
+      </w:tr>
     </w:tbl>
     <w:p>
       <w:r>
@@ -8084,12 +8822,7 @@
         <w:jc w:val="center"/>
       </w:pPr>
       <w:r>
-        <w:rPr>
-          <w:i/>
-          <w:color w:val="444444"/>
-          <w:sz w:val="16"/>
-        </w:rPr>
-        <w:t>Last updated: 2026-07-16 · Author: Dustin Nguyen · SMASH Research Lab, UF</w:t>
+        <w:t>Last updated: 2026-08-13 · Author: Dustin Nguyen · SMASH Research Lab, UF</w:t>
       </w:r>
     </w:p>
     <w:sectPr>

--- a/Resources/REACT_Architecture.docx
+++ b/Resources/REACT_Architecture.docx
@@ -3529,7 +3529,7 @@
     <w:p>
       <w:pPr/>
       <w:r>
-        <w:t>One row per rotation item answered within a single EMA check-in (B1–B8). Introduced with the item-bank rotation endpoints (GET /ema/next/, POST /ema/responses/).</w:t>
+        <w:t>One row per sub-question answered within a single EMA check-in. Each B-item (B1–B8) is a bundle of several sub-questions with mixed response types, defined in backend/app/ema_catalog.py — this table stores one answer per sub-question, typed into the matching value_* column so Likert scores stay queryable as plain numerics for analysis exports.</w:t>
       </w:r>
     </w:p>
     <w:tbl>
@@ -3666,7 +3666,353 @@
           </w:tcPr>
           <w:p>
             <w:r>
-              <w:t>B1–B8; unique together with ema_id (one response per item per check-in)</w:t>
+              <w:t>B1–B8; which bundle this sub-answer belongs to</w:t>
+            </w:r>
+          </w:p>
+        </w:tc>
+      </w:tr>
+      <w:tr>
+        <w:tc>
+          <w:tcPr>
+            <w:tcW w:type="dxa" w:w="3249"/>
+          </w:tcPr>
+          <w:p>
+            <w:r>
+              <w:t>sub_item_id</w:t>
+            </w:r>
+          </w:p>
+        </w:tc>
+        <w:tc>
+          <w:tcPr>
+            <w:tcW w:type="dxa" w:w="3249"/>
+          </w:tcPr>
+          <w:p>
+            <w:r>
+              <w:t>VARCHAR(32)</w:t>
+            </w:r>
+          </w:p>
+        </w:tc>
+        <w:tc>
+          <w:tcPr>
+            <w:tcW w:type="dxa" w:w="3249"/>
+          </w:tcPr>
+          <w:p>
+            <w:r>
+              <w:t>which sub-question (e.g. B1_valence); unique together with ema_id</w:t>
+            </w:r>
+          </w:p>
+        </w:tc>
+      </w:tr>
+      <w:tr>
+        <w:tc>
+          <w:tcPr>
+            <w:tcW w:type="dxa" w:w="3249"/>
+          </w:tcPr>
+          <w:p>
+            <w:r>
+              <w:t>response_type</w:t>
+            </w:r>
+          </w:p>
+        </w:tc>
+        <w:tc>
+          <w:tcPr>
+            <w:tcW w:type="dxa" w:w="3249"/>
+          </w:tcPr>
+          <w:p>
+            <w:r>
+              <w:t>VARCHAR(16)</w:t>
+            </w:r>
+          </w:p>
+        </w:tc>
+        <w:tc>
+          <w:tcPr>
+            <w:tcW w:type="dxa" w:w="3249"/>
+          </w:tcPr>
+          <w:p>
+            <w:r>
+              <w:t>likert / single_choice / multi_choice / number / yes_no</w:t>
+            </w:r>
+          </w:p>
+        </w:tc>
+      </w:tr>
+      <w:tr>
+        <w:tc>
+          <w:tcPr>
+            <w:tcW w:type="dxa" w:w="3249"/>
+          </w:tcPr>
+          <w:p>
+            <w:r>
+              <w:t>value_numeric</w:t>
+            </w:r>
+          </w:p>
+        </w:tc>
+        <w:tc>
+          <w:tcPr>
+            <w:tcW w:type="dxa" w:w="3249"/>
+          </w:tcPr>
+          <w:p>
+            <w:r>
+              <w:t>INT</w:t>
+            </w:r>
+          </w:p>
+        </w:tc>
+        <w:tc>
+          <w:tcPr>
+            <w:tcW w:type="dxa" w:w="3249"/>
+          </w:tcPr>
+          <w:p>
+            <w:r>
+              <w:t>nullable — likert and number answers</w:t>
+            </w:r>
+          </w:p>
+        </w:tc>
+      </w:tr>
+      <w:tr>
+        <w:tc>
+          <w:tcPr>
+            <w:tcW w:type="dxa" w:w="3249"/>
+          </w:tcPr>
+          <w:p>
+            <w:r>
+              <w:t>value_choice</w:t>
+            </w:r>
+          </w:p>
+        </w:tc>
+        <w:tc>
+          <w:tcPr>
+            <w:tcW w:type="dxa" w:w="3249"/>
+          </w:tcPr>
+          <w:p>
+            <w:r>
+              <w:t>VARCHAR(64)</w:t>
+            </w:r>
+          </w:p>
+        </w:tc>
+        <w:tc>
+          <w:tcPr>
+            <w:tcW w:type="dxa" w:w="3249"/>
+          </w:tcPr>
+          <w:p>
+            <w:r>
+              <w:t>nullable — single_choice and yes_no answers</w:t>
+            </w:r>
+          </w:p>
+        </w:tc>
+      </w:tr>
+      <w:tr>
+        <w:tc>
+          <w:tcPr>
+            <w:tcW w:type="dxa" w:w="3249"/>
+          </w:tcPr>
+          <w:p>
+            <w:r>
+              <w:t>value_choices</w:t>
+            </w:r>
+          </w:p>
+        </w:tc>
+        <w:tc>
+          <w:tcPr>
+            <w:tcW w:type="dxa" w:w="3249"/>
+          </w:tcPr>
+          <w:p>
+            <w:r>
+              <w:t>JSONB</w:t>
+            </w:r>
+          </w:p>
+        </w:tc>
+        <w:tc>
+          <w:tcPr>
+            <w:tcW w:type="dxa" w:w="3249"/>
+          </w:tcPr>
+          <w:p>
+            <w:r>
+              <w:t>nullable — multi_choice answers (list of strings)</w:t>
+            </w:r>
+          </w:p>
+        </w:tc>
+      </w:tr>
+    </w:tbl>
+    <w:p>
+      <w:pPr>
+        <w:pStyle w:val="Heading2"/>
+      </w:pPr>
+      <w:r>
+        <w:t>event_day</w:t>
+      </w:r>
+    </w:p>
+    <w:p>
+      <w:pPr/>
+      <w:r>
+        <w:t>Admin-editable calendar of UF sporting event dates, gating B3 (Game context) in the EMA rotation. Empty by default — B3 never appears until a row is added for that date.</w:t>
+      </w:r>
+    </w:p>
+    <w:tbl>
+      <w:tblPr>
+        <w:tblStyle w:val="TableGrid"/>
+        <w:tblW w:type="auto" w:w="0"/>
+        <w:tblLook w:firstColumn="1" w:firstRow="1" w:lastColumn="0" w:lastRow="0" w:noHBand="0" w:noVBand="1" w:val="04A0"/>
+      </w:tblPr>
+      <w:tblGrid>
+        <w:gridCol w:w="3249"/>
+        <w:gridCol w:w="3249"/>
+        <w:gridCol w:w="3249"/>
+      </w:tblGrid>
+      <w:tr>
+        <w:tc>
+          <w:tcPr>
+            <w:tcW w:type="dxa" w:w="3249"/>
+          </w:tcPr>
+          <w:p>
+            <w:r>
+              <w:t>Column</w:t>
+            </w:r>
+          </w:p>
+        </w:tc>
+        <w:tc>
+          <w:tcPr>
+            <w:tcW w:type="dxa" w:w="3249"/>
+          </w:tcPr>
+          <w:p>
+            <w:r>
+              <w:t>Type</w:t>
+            </w:r>
+          </w:p>
+        </w:tc>
+        <w:tc>
+          <w:tcPr>
+            <w:tcW w:type="dxa" w:w="3249"/>
+          </w:tcPr>
+          <w:p>
+            <w:r>
+              <w:t>Notes / Constraint</w:t>
+            </w:r>
+          </w:p>
+        </w:tc>
+      </w:tr>
+      <w:tr>
+        <w:tc>
+          <w:tcPr>
+            <w:tcW w:type="dxa" w:w="3249"/>
+          </w:tcPr>
+          <w:p>
+            <w:r>
+              <w:t>id</w:t>
+            </w:r>
+          </w:p>
+        </w:tc>
+        <w:tc>
+          <w:tcPr>
+            <w:tcW w:type="dxa" w:w="3249"/>
+          </w:tcPr>
+          <w:p>
+            <w:r>
+              <w:t>INT</w:t>
+            </w:r>
+          </w:p>
+        </w:tc>
+        <w:tc>
+          <w:tcPr>
+            <w:tcW w:type="dxa" w:w="3249"/>
+          </w:tcPr>
+          <w:p>
+            <w:r>
+              <w:t>PRIMARY KEY</w:t>
+            </w:r>
+          </w:p>
+        </w:tc>
+      </w:tr>
+      <w:tr>
+        <w:tc>
+          <w:tcPr>
+            <w:tcW w:type="dxa" w:w="3249"/>
+          </w:tcPr>
+          <w:p>
+            <w:r>
+              <w:t>date</w:t>
+            </w:r>
+          </w:p>
+        </w:tc>
+        <w:tc>
+          <w:tcPr>
+            <w:tcW w:type="dxa" w:w="3249"/>
+          </w:tcPr>
+          <w:p>
+            <w:r>
+              <w:t>DATE</w:t>
+            </w:r>
+          </w:p>
+        </w:tc>
+        <w:tc>
+          <w:tcPr>
+            <w:tcW w:type="dxa" w:w="3249"/>
+          </w:tcPr>
+          <w:p>
+            <w:r>
+              <w:t>UNIQUE</w:t>
+            </w:r>
+          </w:p>
+        </w:tc>
+      </w:tr>
+      <w:tr>
+        <w:tc>
+          <w:tcPr>
+            <w:tcW w:type="dxa" w:w="3249"/>
+          </w:tcPr>
+          <w:p>
+            <w:r>
+              <w:t>sport</w:t>
+            </w:r>
+          </w:p>
+        </w:tc>
+        <w:tc>
+          <w:tcPr>
+            <w:tcW w:type="dxa" w:w="3249"/>
+          </w:tcPr>
+          <w:p>
+            <w:r>
+              <w:t>VARCHAR(64)</w:t>
+            </w:r>
+          </w:p>
+        </w:tc>
+        <w:tc>
+          <w:tcPr>
+            <w:tcW w:type="dxa" w:w="3249"/>
+          </w:tcPr>
+          <w:p>
+            <w:r>
+              <w:t>blank by default — e.g. football, basketball</w:t>
+            </w:r>
+          </w:p>
+        </w:tc>
+      </w:tr>
+      <w:tr>
+        <w:tc>
+          <w:tcPr>
+            <w:tcW w:type="dxa" w:w="3249"/>
+          </w:tcPr>
+          <w:p>
+            <w:r>
+              <w:t>description</w:t>
+            </w:r>
+          </w:p>
+        </w:tc>
+        <w:tc>
+          <w:tcPr>
+            <w:tcW w:type="dxa" w:w="3249"/>
+          </w:tcPr>
+          <w:p>
+            <w:r>
+              <w:t>VARCHAR(128)</w:t>
+            </w:r>
+          </w:p>
+        </w:tc>
+        <w:tc>
+          <w:tcPr>
+            <w:tcW w:type="dxa" w:w="3249"/>
+          </w:tcPr>
+          <w:p>
+            <w:r>
+              <w:t>blank by default</w:t>
             </w:r>
           </w:p>
         </w:tc>
@@ -8774,7 +9120,7 @@
           </w:tcPr>
           <w:p>
             <w:r>
-              <w:t>EMA item bank — which momentary item (B1–B8) this answer is for</w:t>
+              <w:t>EMA item bank — which B-item bundle (B1–B8) this sub-answer belongs to</w:t>
             </w:r>
           </w:p>
         </w:tc>
@@ -8796,17 +9142,177 @@
           </w:tcPr>
           <w:p>
             <w:r>
-              <w:t>value</w:t>
-            </w:r>
-          </w:p>
-        </w:tc>
-        <w:tc>
-          <w:tcPr>
-            <w:tcW w:type="dxa" w:w="3249"/>
-          </w:tcPr>
-          <w:p>
-            <w:r>
-              <w:t>EMA item bank — 1–7 Likert response to that item</w:t>
+              <w:t>sub_item_id</w:t>
+            </w:r>
+          </w:p>
+        </w:tc>
+        <w:tc>
+          <w:tcPr>
+            <w:tcW w:type="dxa" w:w="3249"/>
+          </w:tcPr>
+          <w:p>
+            <w:r>
+              <w:t>EMA item bank — which specific sub-question was answered</w:t>
+            </w:r>
+          </w:p>
+        </w:tc>
+      </w:tr>
+      <w:tr>
+        <w:tc>
+          <w:tcPr>
+            <w:tcW w:type="dxa" w:w="3249"/>
+          </w:tcPr>
+          <w:p>
+            <w:r>
+              <w:t>ema_item_response</w:t>
+            </w:r>
+          </w:p>
+        </w:tc>
+        <w:tc>
+          <w:tcPr>
+            <w:tcW w:type="dxa" w:w="3249"/>
+          </w:tcPr>
+          <w:p>
+            <w:r>
+              <w:t>response_type</w:t>
+            </w:r>
+          </w:p>
+        </w:tc>
+        <w:tc>
+          <w:tcPr>
+            <w:tcW w:type="dxa" w:w="3249"/>
+          </w:tcPr>
+          <w:p>
+            <w:r>
+              <w:t>EMA item bank — answer shape (likert/single_choice/multi_choice/number/yes_no), denormalized for analysis exports</w:t>
+            </w:r>
+          </w:p>
+        </w:tc>
+      </w:tr>
+      <w:tr>
+        <w:tc>
+          <w:tcPr>
+            <w:tcW w:type="dxa" w:w="3249"/>
+          </w:tcPr>
+          <w:p>
+            <w:r>
+              <w:t>ema_item_response</w:t>
+            </w:r>
+          </w:p>
+        </w:tc>
+        <w:tc>
+          <w:tcPr>
+            <w:tcW w:type="dxa" w:w="3249"/>
+          </w:tcPr>
+          <w:p>
+            <w:r>
+              <w:t>value_numeric, value_choice, value_choices</w:t>
+            </w:r>
+          </w:p>
+        </w:tc>
+        <w:tc>
+          <w:tcPr>
+            <w:tcW w:type="dxa" w:w="3249"/>
+          </w:tcPr>
+          <w:p>
+            <w:r>
+              <w:t>EMA item bank — the answer itself, typed per response_type</w:t>
+            </w:r>
+          </w:p>
+        </w:tc>
+      </w:tr>
+      <w:tr>
+        <w:tc>
+          <w:tcPr>
+            <w:tcW w:type="dxa" w:w="3249"/>
+          </w:tcPr>
+          <w:p>
+            <w:r>
+              <w:t>event_day</w:t>
+            </w:r>
+          </w:p>
+        </w:tc>
+        <w:tc>
+          <w:tcPr>
+            <w:tcW w:type="dxa" w:w="3249"/>
+          </w:tcPr>
+          <w:p>
+            <w:r>
+              <w:t>id</w:t>
+            </w:r>
+          </w:p>
+        </w:tc>
+        <w:tc>
+          <w:tcPr>
+            <w:tcW w:type="dxa" w:w="3249"/>
+          </w:tcPr>
+          <w:p>
+            <w:r>
+              <w:t>Infrastructure — primary key</w:t>
+            </w:r>
+          </w:p>
+        </w:tc>
+      </w:tr>
+      <w:tr>
+        <w:tc>
+          <w:tcPr>
+            <w:tcW w:type="dxa" w:w="3249"/>
+          </w:tcPr>
+          <w:p>
+            <w:r>
+              <w:t>event_day</w:t>
+            </w:r>
+          </w:p>
+        </w:tc>
+        <w:tc>
+          <w:tcPr>
+            <w:tcW w:type="dxa" w:w="3249"/>
+          </w:tcPr>
+          <w:p>
+            <w:r>
+              <w:t>date</w:t>
+            </w:r>
+          </w:p>
+        </w:tc>
+        <w:tc>
+          <w:tcPr>
+            <w:tcW w:type="dxa" w:w="3249"/>
+          </w:tcPr>
+          <w:p>
+            <w:r>
+              <w:t>EMA item bank — gates B3 (Game context) rotation</w:t>
+            </w:r>
+          </w:p>
+        </w:tc>
+      </w:tr>
+      <w:tr>
+        <w:tc>
+          <w:tcPr>
+            <w:tcW w:type="dxa" w:w="3249"/>
+          </w:tcPr>
+          <w:p>
+            <w:r>
+              <w:t>event_day</w:t>
+            </w:r>
+          </w:p>
+        </w:tc>
+        <w:tc>
+          <w:tcPr>
+            <w:tcW w:type="dxa" w:w="3249"/>
+          </w:tcPr>
+          <w:p>
+            <w:r>
+              <w:t>sport, description</w:t>
+            </w:r>
+          </w:p>
+        </w:tc>
+        <w:tc>
+          <w:tcPr>
+            <w:tcW w:type="dxa" w:w="3249"/>
+          </w:tcPr>
+          <w:p>
+            <w:r>
+              <w:t>EMA item bank — descriptive only</w:t>
             </w:r>
           </w:p>
         </w:tc>
@@ -8822,7 +9328,7 @@
         <w:jc w:val="center"/>
       </w:pPr>
       <w:r>
-        <w:t>Last updated: 2026-08-13 · Author: Dustin Nguyen · SMASH Research Lab, UF</w:t>
+        <w:t>Last updated: 2026-08-18 · Author: Dustin Nguyen · SMASH Research Lab, UF</w:t>
       </w:r>
     </w:p>
     <w:sectPr>

--- a/Resources/REACT_Architecture.docx
+++ b/Resources/REACT_Architecture.docx
@@ -318,12 +318,10 @@
         <w:tc>
           <w:tcPr>
             <w:tcW w:type="dxa" w:w="3249"/>
-          </w:tcPr>
-          <w:p>
-            <w:r>
-              <w:rPr>
-                <w:sz w:val="17"/>
-              </w:rPr>
+            <w:shd w:val="clear" w:color="auto" w:fill="EEF2FA"/>
+          </w:tcPr>
+          <w:p>
+            <w:r>
               <w:t>5</w:t>
             </w:r>
           </w:p>
@@ -331,26 +329,22 @@
         <w:tc>
           <w:tcPr>
             <w:tcW w:type="dxa" w:w="3249"/>
-          </w:tcPr>
-          <w:p>
-            <w:r>
-              <w:rPr>
-                <w:sz w:val="17"/>
-              </w:rPr>
-              <w:t>Expo Push → Firebase / APNs</w:t>
-            </w:r>
-          </w:p>
-        </w:tc>
-        <w:tc>
-          <w:tcPr>
-            <w:tcW w:type="dxa" w:w="3249"/>
-          </w:tcPr>
-          <w:p>
-            <w:r>
-              <w:rPr>
-                <w:sz w:val="17"/>
-              </w:rPr>
-              <w:t>Delivers silent push to participant's device. Only prompt_id (a template reference) is transmitted — message body is never stored in the database (IRB constraint).</w:t>
+            <w:shd w:val="clear" w:color="auto" w:fill="EEF2FA"/>
+          </w:tcPr>
+          <w:p>
+            <w:r>
+              <w:t>send_checkin_reminders (Celery)</w:t>
+            </w:r>
+          </w:p>
+        </w:tc>
+        <w:tc>
+          <w:tcPr>
+            <w:tcW w:type="dxa" w:w="3249"/>
+            <w:shd w:val="clear" w:color="auto" w:fill="EEF2FA"/>
+          </w:tcPr>
+          <w:p>
+            <w:r>
+              <w:t>Runs on the same short interval as evaluate_jitai_triggers. For each enrolled participant not currently in a JITAI outcome window and under the daily check-in cap, sends a neutral 'time to check in' push (visible title/body — not subject to the silent-push constraint, since it carries no intervention content) if the last reminder was outside the cooldown window and it's within the configured waking-hours window. Logs a CheckinReminder row only on confirmed send, so 'prompted, no response' is distinguishable from 'never prompted.' Cooldown/window values are placeholders pending Dr. Chang confirmation (see TODO).</w:t>
             </w:r>
           </w:p>
         </w:tc>
@@ -359,39 +353,36 @@
         <w:tc>
           <w:tcPr>
             <w:tcW w:type="dxa" w:w="3249"/>
-            <w:shd w:val="clear" w:color="auto" w:fill="EEF2FA"/>
+          </w:tcPr>
+          <w:p>
+            <w:r>
+              <w:t>6</w:t>
+            </w:r>
+          </w:p>
+        </w:tc>
+        <w:tc>
+          <w:tcPr>
+            <w:tcW w:type="dxa" w:w="3249"/>
           </w:tcPr>
           <w:p>
             <w:r>
               <w:rPr>
                 <w:sz w:val="17"/>
               </w:rPr>
-              <w:t>6</w:t>
-            </w:r>
-          </w:p>
-        </w:tc>
-        <w:tc>
-          <w:tcPr>
-            <w:tcW w:type="dxa" w:w="3249"/>
-            <w:shd w:val="clear" w:color="auto" w:fill="EEF2FA"/>
+              <w:t>Expo Push → Firebase / APNs</w:t>
+            </w:r>
+          </w:p>
+        </w:tc>
+        <w:tc>
+          <w:tcPr>
+            <w:tcW w:type="dxa" w:w="3249"/>
           </w:tcPr>
           <w:p>
             <w:r>
               <w:rPr>
                 <w:sz w:val="17"/>
               </w:rPr>
-              <w:t>Mobile App (React Native)</w:t>
-            </w:r>
-          </w:p>
-        </w:tc>
-        <w:tc>
-          <w:tcPr>
-            <w:tcW w:type="dxa" w:w="3249"/>
-            <w:shd w:val="clear" w:color="auto" w:fill="EEF2FA"/>
-          </w:tcPr>
-          <w:p>
-            <w:r>
-              <w:t>Participant responds to EMA prompt in-app. App calls GET /ema/next/ for the rotation-aware item list, then POSTs answers to /ema/responses/. App also calls POST /jitai/receipt/ to report when a JITAI push was received on-device. Push token is refreshed on each app launch via User.push_token.</w:t>
+              <w:t>Delivers silent push to participant's device. Only prompt_id (a template reference) is transmitted — message body is never stored in the database (IRB constraint).</w:t>
             </w:r>
           </w:p>
         </w:tc>
@@ -400,13 +391,48 @@
         <w:tc>
           <w:tcPr>
             <w:tcW w:type="dxa" w:w="3249"/>
+            <w:shd w:val="clear" w:color="auto" w:fill="EEF2FA"/>
+          </w:tcPr>
+          <w:p>
+            <w:r>
+              <w:t>7</w:t>
+            </w:r>
+          </w:p>
+        </w:tc>
+        <w:tc>
+          <w:tcPr>
+            <w:tcW w:type="dxa" w:w="3249"/>
+            <w:shd w:val="clear" w:color="auto" w:fill="EEF2FA"/>
           </w:tcPr>
           <w:p>
             <w:r>
               <w:rPr>
                 <w:sz w:val="17"/>
               </w:rPr>
-              <w:t>7</w:t>
+              <w:t>Mobile App (React Native)</w:t>
+            </w:r>
+          </w:p>
+        </w:tc>
+        <w:tc>
+          <w:tcPr>
+            <w:tcW w:type="dxa" w:w="3249"/>
+            <w:shd w:val="clear" w:color="auto" w:fill="EEF2FA"/>
+          </w:tcPr>
+          <w:p>
+            <w:r>
+              <w:t>Participant responds to EMA prompt in-app. App calls GET /ema/next/ for the rotation-aware item list, then POSTs answers to /ema/responses/. App also calls POST /jitai/receipt/ to report when a JITAI push was received on-device. Push token is refreshed on each app launch via User.push_token.</w:t>
+            </w:r>
+          </w:p>
+        </w:tc>
+      </w:tr>
+      <w:tr>
+        <w:tc>
+          <w:tcPr>
+            <w:tcW w:type="dxa" w:w="3249"/>
+          </w:tcPr>
+          <w:p>
+            <w:r>
+              <w:t>8</w:t>
             </w:r>
           </w:p>
         </w:tc>
@@ -908,50 +934,6 @@
         <w:tc>
           <w:tcPr>
             <w:tcW w:type="dxa" w:w="3249"/>
-            <w:shd w:val="clear" w:color="auto" w:fill="EEF2FA"/>
-          </w:tcPr>
-          <w:p>
-            <w:r>
-              <w:rPr>
-                <w:sz w:val="17"/>
-              </w:rPr>
-              <w:t>POST</w:t>
-            </w:r>
-          </w:p>
-        </w:tc>
-        <w:tc>
-          <w:tcPr>
-            <w:tcW w:type="dxa" w:w="3249"/>
-            <w:shd w:val="clear" w:color="auto" w:fill="EEF2FA"/>
-          </w:tcPr>
-          <w:p>
-            <w:r>
-              <w:rPr>
-                <w:sz w:val="17"/>
-              </w:rPr>
-              <w:t>/ema/</w:t>
-            </w:r>
-          </w:p>
-        </w:tc>
-        <w:tc>
-          <w:tcPr>
-            <w:tcW w:type="dxa" w:w="3249"/>
-            <w:shd w:val="clear" w:color="auto" w:fill="EEF2FA"/>
-          </w:tcPr>
-          <w:p>
-            <w:r>
-              <w:rPr>
-                <w:sz w:val="17"/>
-              </w:rPr>
-              <w:t>Submit EMA response from mobile app</w:t>
-            </w:r>
-          </w:p>
-        </w:tc>
-      </w:tr>
-      <w:tr>
-        <w:tc>
-          <w:tcPr>
-            <w:tcW w:type="dxa" w:w="3249"/>
           </w:tcPr>
           <w:p>
             <w:r>
@@ -5720,6 +5702,160 @@
       </w:tr>
     </w:tbl>
     <w:p/>
+    <w:p>
+      <w:pPr>
+        <w:pStyle w:val="Heading2"/>
+      </w:pPr>
+      <w:r>
+        <w:t>checkin_reminder</w:t>
+      </w:r>
+    </w:p>
+    <w:p>
+      <w:pPr/>
+      <w:r>
+        <w:t>One row per 'time to check in' push actually sent. Exists to distinguish a participant who was prompted and didn't respond from one who was never prompted at all — closes part of the missing-check-in visibility gap. Only written on confirmed send; a failed push leaves no row, so the next tick retries naturally.</w:t>
+      </w:r>
+    </w:p>
+    <w:tbl>
+      <w:tblPr>
+        <w:tblStyle w:val="TableGrid"/>
+        <w:tblW w:type="auto" w:w="0"/>
+        <w:tblLook w:firstColumn="1" w:firstRow="1" w:lastColumn="0" w:lastRow="0" w:noHBand="0" w:noVBand="1" w:val="04A0"/>
+      </w:tblPr>
+      <w:tblGrid>
+        <w:gridCol w:w="3249"/>
+        <w:gridCol w:w="3249"/>
+        <w:gridCol w:w="3249"/>
+      </w:tblGrid>
+      <w:tr>
+        <w:tc>
+          <w:tcPr>
+            <w:tcW w:type="dxa" w:w="3249"/>
+          </w:tcPr>
+          <w:p>
+            <w:r>
+              <w:t>Column</w:t>
+            </w:r>
+          </w:p>
+        </w:tc>
+        <w:tc>
+          <w:tcPr>
+            <w:tcW w:type="dxa" w:w="3249"/>
+          </w:tcPr>
+          <w:p>
+            <w:r>
+              <w:t>Type</w:t>
+            </w:r>
+          </w:p>
+        </w:tc>
+        <w:tc>
+          <w:tcPr>
+            <w:tcW w:type="dxa" w:w="3249"/>
+          </w:tcPr>
+          <w:p>
+            <w:r>
+              <w:t>Notes / Constraint</w:t>
+            </w:r>
+          </w:p>
+        </w:tc>
+      </w:tr>
+      <w:tr>
+        <w:tc>
+          <w:tcPr>
+            <w:tcW w:type="dxa" w:w="3249"/>
+          </w:tcPr>
+          <w:p>
+            <w:r>
+              <w:t>id</w:t>
+            </w:r>
+          </w:p>
+        </w:tc>
+        <w:tc>
+          <w:tcPr>
+            <w:tcW w:type="dxa" w:w="3249"/>
+          </w:tcPr>
+          <w:p>
+            <w:r>
+              <w:t>INT</w:t>
+            </w:r>
+          </w:p>
+        </w:tc>
+        <w:tc>
+          <w:tcPr>
+            <w:tcW w:type="dxa" w:w="3249"/>
+          </w:tcPr>
+          <w:p>
+            <w:r>
+              <w:t>PRIMARY KEY</w:t>
+            </w:r>
+          </w:p>
+        </w:tc>
+      </w:tr>
+      <w:tr>
+        <w:tc>
+          <w:tcPr>
+            <w:tcW w:type="dxa" w:w="3249"/>
+          </w:tcPr>
+          <w:p>
+            <w:r>
+              <w:t>user_id</w:t>
+            </w:r>
+          </w:p>
+        </w:tc>
+        <w:tc>
+          <w:tcPr>
+            <w:tcW w:type="dxa" w:w="3249"/>
+          </w:tcPr>
+          <w:p>
+            <w:r>
+              <w:t>INT</w:t>
+            </w:r>
+          </w:p>
+        </w:tc>
+        <w:tc>
+          <w:tcPr>
+            <w:tcW w:type="dxa" w:w="3249"/>
+          </w:tcPr>
+          <w:p>
+            <w:r>
+              <w:t>FK → user</w:t>
+            </w:r>
+          </w:p>
+        </w:tc>
+      </w:tr>
+      <w:tr>
+        <w:tc>
+          <w:tcPr>
+            <w:tcW w:type="dxa" w:w="3249"/>
+          </w:tcPr>
+          <w:p>
+            <w:r>
+              <w:t>sent_at</w:t>
+            </w:r>
+          </w:p>
+        </w:tc>
+        <w:tc>
+          <w:tcPr>
+            <w:tcW w:type="dxa" w:w="3249"/>
+          </w:tcPr>
+          <w:p>
+            <w:r>
+              <w:t>DATETIME</w:t>
+            </w:r>
+          </w:p>
+        </w:tc>
+        <w:tc>
+          <w:tcPr>
+            <w:tcW w:type="dxa" w:w="3249"/>
+          </w:tcPr>
+          <w:p>
+            <w:r>
+              <w:t>auto set on create</w:t>
+            </w:r>
+          </w:p>
+        </w:tc>
+      </w:tr>
+    </w:tbl>
     <w:p>
       <w:pPr>
         <w:pStyle w:val="Heading2"/>
@@ -9317,6 +9453,134 @@
           </w:p>
         </w:tc>
       </w:tr>
+      <w:tr>
+        <w:tc>
+          <w:tcPr>
+            <w:tcW w:type="dxa" w:w="3249"/>
+          </w:tcPr>
+          <w:p>
+            <w:r>
+              <w:t>checkin_reminder</w:t>
+            </w:r>
+          </w:p>
+        </w:tc>
+        <w:tc>
+          <w:tcPr>
+            <w:tcW w:type="dxa" w:w="3249"/>
+          </w:tcPr>
+          <w:p>
+            <w:r>
+              <w:t>id</w:t>
+            </w:r>
+          </w:p>
+        </w:tc>
+        <w:tc>
+          <w:tcPr>
+            <w:tcW w:type="dxa" w:w="3249"/>
+          </w:tcPr>
+          <w:p>
+            <w:r>
+              <w:t>Infrastructure — primary key</w:t>
+            </w:r>
+          </w:p>
+        </w:tc>
+      </w:tr>
+      <w:tr>
+        <w:tc>
+          <w:tcPr>
+            <w:tcW w:type="dxa" w:w="3249"/>
+          </w:tcPr>
+          <w:p>
+            <w:r>
+              <w:t>checkin_reminder</w:t>
+            </w:r>
+          </w:p>
+        </w:tc>
+        <w:tc>
+          <w:tcPr>
+            <w:tcW w:type="dxa" w:w="3249"/>
+          </w:tcPr>
+          <w:p>
+            <w:r>
+              <w:t>user_id</w:t>
+            </w:r>
+          </w:p>
+        </w:tc>
+        <w:tc>
+          <w:tcPr>
+            <w:tcW w:type="dxa" w:w="3249"/>
+          </w:tcPr>
+          <w:p>
+            <w:r>
+              <w:t>Infrastructure — FK → user</w:t>
+            </w:r>
+          </w:p>
+        </w:tc>
+      </w:tr>
+      <w:tr>
+        <w:tc>
+          <w:tcPr>
+            <w:tcW w:type="dxa" w:w="3249"/>
+          </w:tcPr>
+          <w:p>
+            <w:r>
+              <w:t>checkin_reminder</w:t>
+            </w:r>
+          </w:p>
+        </w:tc>
+        <w:tc>
+          <w:tcPr>
+            <w:tcW w:type="dxa" w:w="3249"/>
+          </w:tcPr>
+          <w:p>
+            <w:r>
+              <w:t>sent_at</w:t>
+            </w:r>
+          </w:p>
+        </w:tc>
+        <w:tc>
+          <w:tcPr>
+            <w:tcW w:type="dxa" w:w="3249"/>
+          </w:tcPr>
+          <w:p>
+            <w:r>
+              <w:t>JITAI delivery audit — when a scheduling reminder was sent</w:t>
+            </w:r>
+          </w:p>
+        </w:tc>
+      </w:tr>
+      <w:tr>
+        <w:tc>
+          <w:tcPr>
+            <w:tcW w:type="dxa" w:w="3249"/>
+          </w:tcPr>
+          <w:p>
+            <w:r>
+              <w:t>checkin_reminder</w:t>
+            </w:r>
+          </w:p>
+        </w:tc>
+        <w:tc>
+          <w:tcPr>
+            <w:tcW w:type="dxa" w:w="3249"/>
+          </w:tcPr>
+          <w:p>
+            <w:r>
+              <w:t>daily_count_at_send</w:t>
+            </w:r>
+          </w:p>
+        </w:tc>
+        <w:tc>
+          <w:tcPr>
+            <w:tcW w:type="dxa" w:w="3249"/>
+          </w:tcPr>
+          <w:p>
+            <w:r>
+              <w:t>JITAI delivery audit — which of the day's check-in slots this reminder targeted</w:t>
+            </w:r>
+          </w:p>
+        </w:tc>
+      </w:tr>
     </w:tbl>
     <w:p>
       <w:r>
@@ -9328,7 +9592,7 @@
         <w:jc w:val="center"/>
       </w:pPr>
       <w:r>
-        <w:t>Last updated: 2026-08-18 · Author: Dustin Nguyen · SMASH Research Lab, UF</w:t>
+        <w:t>Last updated: 2026-08-24 · Author: Dustin Nguyen · SMASH Research Lab, UF</w:t>
       </w:r>
     </w:p>
     <w:sectPr>

--- a/Resources/REACT_Architecture.docx
+++ b/Resources/REACT_Architecture.docx
@@ -344,7 +344,7 @@
           </w:tcPr>
           <w:p>
             <w:r>
-              <w:t>Runs on the same short interval as evaluate_jitai_triggers. For each enrolled participant not currently in a JITAI outcome window and under the daily check-in cap, sends a neutral 'time to check in' push (visible title/body — not subject to the silent-push constraint, since it carries no intervention content) if the last reminder was outside the cooldown window and it's within the configured waking-hours window. Logs a CheckinReminder row only on confirmed send, so 'prompted, no response' is distinguishable from 'never prompted.' Cooldown/window values are placeholders pending Dr. Chang confirmation (see TODO).</w:t>
+              <w:t>Runs on the same short interval as evaluate_jitai_triggers. The notification window (9am-9pm Eastern, NOTIFICATION_WINDOW_START_HOUR/END_HOUR) is divided into SCHEDULED_CHECK_IN_DAILY_CAP (6) fixed 2-hour slots. For each enrolled participant, each slot gets at most one neutral 'time to check in' push (visible title/body, no intervention content), sent 30 minutes after the slot opens if that slot's check-in hasn't already been completed — and never repeated once the slot's window closes (Dr. Chang, 2026-08-21: a missed check-in is data, not something to nudge repeatedly). Skipped entirely while a JITAI outcome window is active. Logs a CheckinReminder row (with which slot it was for) only on confirmed send, so analysis can distinguish a check-in completed after a nudge from a spontaneous one.</w:t>
             </w:r>
           </w:p>
         </w:tc>
